--- a/print/table-cards.docx
+++ b/print/table-cards.docx
@@ -69,14 +69,14 @@
         </w:tblBorders>
       </w:tblPr>
       <w:tblGrid>
-        <w:gridCol w:w="3439"/>
-        <w:gridCol w:w="3439"/>
-        <w:gridCol w:w="3439"/>
+        <w:gridCol w:w="3213"/>
+        <w:gridCol w:w="3213"/>
+        <w:gridCol w:w="3213"/>
       </w:tblGrid>
       <w:tr>
         <w:tc>
           <w:tcPr>
-            <w:tcW w:type="dxa" w:w="3439"/>
+            <w:tcW w:type="dxa" w:w="3213"/>
           </w:tcPr>
           <w:p>
             <w:pPr>
@@ -97,7 +97,7 @@
         </w:tc>
         <w:tc>
           <w:tcPr>
-            <w:tcW w:type="dxa" w:w="3439"/>
+            <w:tcW w:type="dxa" w:w="3213"/>
           </w:tcPr>
           <w:p>
             <w:pPr>
@@ -118,7 +118,7 @@
         </w:tc>
         <w:tc>
           <w:tcPr>
-            <w:tcW w:type="dxa" w:w="3439"/>
+            <w:tcW w:type="dxa" w:w="3213"/>
           </w:tcPr>
           <w:p>
             <w:pPr>
@@ -141,7 +141,7 @@
       <w:tr>
         <w:tc>
           <w:tcPr>
-            <w:tcW w:type="dxa" w:w="3439"/>
+            <w:tcW w:type="dxa" w:w="3213"/>
           </w:tcPr>
           <w:p>
             <w:pPr>
@@ -162,7 +162,7 @@
         </w:tc>
         <w:tc>
           <w:tcPr>
-            <w:tcW w:type="dxa" w:w="3439"/>
+            <w:tcW w:type="dxa" w:w="3213"/>
           </w:tcPr>
           <w:p>
             <w:pPr>
@@ -183,7 +183,7 @@
         </w:tc>
         <w:tc>
           <w:tcPr>
-            <w:tcW w:type="dxa" w:w="3439"/>
+            <w:tcW w:type="dxa" w:w="3213"/>
           </w:tcPr>
           <w:p>
             <w:pPr>
@@ -206,7 +206,7 @@
       <w:tr>
         <w:tc>
           <w:tcPr>
-            <w:tcW w:type="dxa" w:w="3439"/>
+            <w:tcW w:type="dxa" w:w="3213"/>
           </w:tcPr>
           <w:p>
             <w:pPr>
@@ -227,7 +227,7 @@
         </w:tc>
         <w:tc>
           <w:tcPr>
-            <w:tcW w:type="dxa" w:w="3439"/>
+            <w:tcW w:type="dxa" w:w="3213"/>
           </w:tcPr>
           <w:p>
             <w:pPr>
@@ -248,7 +248,7 @@
         </w:tc>
         <w:tc>
           <w:tcPr>
-            <w:tcW w:type="dxa" w:w="3439"/>
+            <w:tcW w:type="dxa" w:w="3213"/>
           </w:tcPr>
           <w:p>
             <w:pPr>
@@ -271,7 +271,7 @@
       <w:tr>
         <w:tc>
           <w:tcPr>
-            <w:tcW w:type="dxa" w:w="3439"/>
+            <w:tcW w:type="dxa" w:w="3213"/>
           </w:tcPr>
           <w:p>
             <w:pPr>
@@ -292,7 +292,7 @@
         </w:tc>
         <w:tc>
           <w:tcPr>
-            <w:tcW w:type="dxa" w:w="3439"/>
+            <w:tcW w:type="dxa" w:w="3213"/>
           </w:tcPr>
           <w:p>
             <w:pPr>
@@ -313,7 +313,7 @@
         </w:tc>
         <w:tc>
           <w:tcPr>
-            <w:tcW w:type="dxa" w:w="3439"/>
+            <w:tcW w:type="dxa" w:w="3213"/>
           </w:tcPr>
           <w:p>
             <w:pPr>
@@ -336,7 +336,7 @@
       <w:tr>
         <w:tc>
           <w:tcPr>
-            <w:tcW w:type="dxa" w:w="3439"/>
+            <w:tcW w:type="dxa" w:w="3213"/>
           </w:tcPr>
           <w:p>
             <w:pPr>
@@ -357,7 +357,7 @@
         </w:tc>
         <w:tc>
           <w:tcPr>
-            <w:tcW w:type="dxa" w:w="3439"/>
+            <w:tcW w:type="dxa" w:w="3213"/>
           </w:tcPr>
           <w:p>
             <w:pPr>
@@ -378,7 +378,7 @@
         </w:tc>
         <w:tc>
           <w:tcPr>
-            <w:tcW w:type="dxa" w:w="3439"/>
+            <w:tcW w:type="dxa" w:w="3213"/>
           </w:tcPr>
           <w:p>
             <w:pPr>
@@ -401,7 +401,7 @@
       <w:tr>
         <w:tc>
           <w:tcPr>
-            <w:tcW w:type="dxa" w:w="3439"/>
+            <w:tcW w:type="dxa" w:w="3213"/>
           </w:tcPr>
           <w:p>
             <w:pPr>
@@ -422,7 +422,7 @@
         </w:tc>
         <w:tc>
           <w:tcPr>
-            <w:tcW w:type="dxa" w:w="3439"/>
+            <w:tcW w:type="dxa" w:w="3213"/>
           </w:tcPr>
           <w:p>
             <w:pPr>
@@ -443,7 +443,7 @@
         </w:tc>
         <w:tc>
           <w:tcPr>
-            <w:tcW w:type="dxa" w:w="3439"/>
+            <w:tcW w:type="dxa" w:w="3213"/>
           </w:tcPr>
           <w:p>
             <w:pPr>
@@ -466,7 +466,7 @@
       <w:tr>
         <w:tc>
           <w:tcPr>
-            <w:tcW w:type="dxa" w:w="3439"/>
+            <w:tcW w:type="dxa" w:w="3213"/>
           </w:tcPr>
           <w:p>
             <w:pPr>
@@ -487,7 +487,7 @@
         </w:tc>
         <w:tc>
           <w:tcPr>
-            <w:tcW w:type="dxa" w:w="3439"/>
+            <w:tcW w:type="dxa" w:w="3213"/>
           </w:tcPr>
           <w:p>
             <w:pPr>
@@ -508,7 +508,7 @@
         </w:tc>
         <w:tc>
           <w:tcPr>
-            <w:tcW w:type="dxa" w:w="3439"/>
+            <w:tcW w:type="dxa" w:w="3213"/>
           </w:tcPr>
           <w:p>
             <w:pPr>
@@ -550,7 +550,7 @@
                     <pic:cNvPicPr/>
                   </pic:nvPicPr>
                   <pic:blipFill>
-                    <a:blip r:embed="rId11"/>
+                    <a:blip r:embed="rId10"/>
                     <a:stretch>
                       <a:fillRect/>
                     </a:stretch>
@@ -655,13 +655,13 @@
         </w:tblBorders>
       </w:tblPr>
       <w:tblGrid>
-        <w:gridCol w:w="5159"/>
-        <w:gridCol w:w="5159"/>
+        <w:gridCol w:w="4819"/>
+        <w:gridCol w:w="4819"/>
       </w:tblGrid>
       <w:tr>
         <w:tc>
           <w:tcPr>
-            <w:tcW w:type="dxa" w:w="5159"/>
+            <w:tcW w:type="dxa" w:w="4819"/>
           </w:tcPr>
           <w:p>
             <w:pPr>
@@ -682,7 +682,7 @@
         </w:tc>
         <w:tc>
           <w:tcPr>
-            <w:tcW w:type="dxa" w:w="5159"/>
+            <w:tcW w:type="dxa" w:w="4819"/>
           </w:tcPr>
           <w:p>
             <w:pPr>
@@ -705,7 +705,7 @@
       <w:tr>
         <w:tc>
           <w:tcPr>
-            <w:tcW w:type="dxa" w:w="5159"/>
+            <w:tcW w:type="dxa" w:w="4819"/>
           </w:tcPr>
           <w:p>
             <w:pPr>
@@ -726,7 +726,7 @@
         </w:tc>
         <w:tc>
           <w:tcPr>
-            <w:tcW w:type="dxa" w:w="5159"/>
+            <w:tcW w:type="dxa" w:w="4819"/>
           </w:tcPr>
           <w:p>
             <w:pPr>
@@ -749,7 +749,7 @@
       <w:tr>
         <w:tc>
           <w:tcPr>
-            <w:tcW w:type="dxa" w:w="5159"/>
+            <w:tcW w:type="dxa" w:w="4819"/>
           </w:tcPr>
           <w:p>
             <w:pPr>
@@ -770,7 +770,7 @@
         </w:tc>
         <w:tc>
           <w:tcPr>
-            <w:tcW w:type="dxa" w:w="5159"/>
+            <w:tcW w:type="dxa" w:w="4819"/>
           </w:tcPr>
           <w:p>
             <w:pPr>
@@ -793,7 +793,7 @@
       <w:tr>
         <w:tc>
           <w:tcPr>
-            <w:tcW w:type="dxa" w:w="5159"/>
+            <w:tcW w:type="dxa" w:w="4819"/>
           </w:tcPr>
           <w:p>
             <w:pPr>
@@ -814,7 +814,7 @@
         </w:tc>
         <w:tc>
           <w:tcPr>
-            <w:tcW w:type="dxa" w:w="5159"/>
+            <w:tcW w:type="dxa" w:w="4819"/>
           </w:tcPr>
           <w:p>
             <w:pPr>
@@ -856,7 +856,7 @@
                     <pic:cNvPicPr/>
                   </pic:nvPicPr>
                   <pic:blipFill>
-                    <a:blip r:embed="rId11"/>
+                    <a:blip r:embed="rId10"/>
                     <a:stretch>
                       <a:fillRect/>
                     </a:stretch>
@@ -961,13 +961,13 @@
         </w:tblBorders>
       </w:tblPr>
       <w:tblGrid>
-        <w:gridCol w:w="5159"/>
-        <w:gridCol w:w="5159"/>
+        <w:gridCol w:w="4819"/>
+        <w:gridCol w:w="4819"/>
       </w:tblGrid>
       <w:tr>
         <w:tc>
           <w:tcPr>
-            <w:tcW w:type="dxa" w:w="5159"/>
+            <w:tcW w:type="dxa" w:w="4819"/>
           </w:tcPr>
           <w:p>
             <w:pPr>
@@ -988,7 +988,7 @@
         </w:tc>
         <w:tc>
           <w:tcPr>
-            <w:tcW w:type="dxa" w:w="5159"/>
+            <w:tcW w:type="dxa" w:w="4819"/>
           </w:tcPr>
           <w:p>
             <w:pPr>
@@ -1011,7 +1011,7 @@
       <w:tr>
         <w:tc>
           <w:tcPr>
-            <w:tcW w:type="dxa" w:w="5159"/>
+            <w:tcW w:type="dxa" w:w="4819"/>
           </w:tcPr>
           <w:p>
             <w:pPr>
@@ -1032,7 +1032,7 @@
         </w:tc>
         <w:tc>
           <w:tcPr>
-            <w:tcW w:type="dxa" w:w="5159"/>
+            <w:tcW w:type="dxa" w:w="4819"/>
           </w:tcPr>
           <w:p>
             <w:pPr>
@@ -1055,7 +1055,7 @@
       <w:tr>
         <w:tc>
           <w:tcPr>
-            <w:tcW w:type="dxa" w:w="5159"/>
+            <w:tcW w:type="dxa" w:w="4819"/>
           </w:tcPr>
           <w:p>
             <w:pPr>
@@ -1076,7 +1076,7 @@
         </w:tc>
         <w:tc>
           <w:tcPr>
-            <w:tcW w:type="dxa" w:w="5159"/>
+            <w:tcW w:type="dxa" w:w="4819"/>
           </w:tcPr>
           <w:p>
             <w:pPr>
@@ -1099,7 +1099,7 @@
       <w:tr>
         <w:tc>
           <w:tcPr>
-            <w:tcW w:type="dxa" w:w="5159"/>
+            <w:tcW w:type="dxa" w:w="4819"/>
           </w:tcPr>
           <w:p>
             <w:pPr>
@@ -1120,7 +1120,7 @@
         </w:tc>
         <w:tc>
           <w:tcPr>
-            <w:tcW w:type="dxa" w:w="5159"/>
+            <w:tcW w:type="dxa" w:w="4819"/>
           </w:tcPr>
           <w:p>
             <w:pPr>
@@ -1162,7 +1162,7 @@
                     <pic:cNvPicPr/>
                   </pic:nvPicPr>
                   <pic:blipFill>
-                    <a:blip r:embed="rId11"/>
+                    <a:blip r:embed="rId10"/>
                     <a:stretch>
                       <a:fillRect/>
                     </a:stretch>
@@ -1267,13 +1267,13 @@
         </w:tblBorders>
       </w:tblPr>
       <w:tblGrid>
-        <w:gridCol w:w="5159"/>
-        <w:gridCol w:w="5159"/>
+        <w:gridCol w:w="4819"/>
+        <w:gridCol w:w="4819"/>
       </w:tblGrid>
       <w:tr>
         <w:tc>
           <w:tcPr>
-            <w:tcW w:type="dxa" w:w="5159"/>
+            <w:tcW w:type="dxa" w:w="4819"/>
           </w:tcPr>
           <w:p>
             <w:pPr>
@@ -1294,7 +1294,7 @@
         </w:tc>
         <w:tc>
           <w:tcPr>
-            <w:tcW w:type="dxa" w:w="5159"/>
+            <w:tcW w:type="dxa" w:w="4819"/>
           </w:tcPr>
           <w:p>
             <w:pPr>
@@ -1317,7 +1317,7 @@
       <w:tr>
         <w:tc>
           <w:tcPr>
-            <w:tcW w:type="dxa" w:w="5159"/>
+            <w:tcW w:type="dxa" w:w="4819"/>
           </w:tcPr>
           <w:p>
             <w:pPr>
@@ -1338,7 +1338,7 @@
         </w:tc>
         <w:tc>
           <w:tcPr>
-            <w:tcW w:type="dxa" w:w="5159"/>
+            <w:tcW w:type="dxa" w:w="4819"/>
           </w:tcPr>
           <w:p>
             <w:pPr>
@@ -1361,7 +1361,7 @@
       <w:tr>
         <w:tc>
           <w:tcPr>
-            <w:tcW w:type="dxa" w:w="5159"/>
+            <w:tcW w:type="dxa" w:w="4819"/>
           </w:tcPr>
           <w:p>
             <w:pPr>
@@ -1382,7 +1382,7 @@
         </w:tc>
         <w:tc>
           <w:tcPr>
-            <w:tcW w:type="dxa" w:w="5159"/>
+            <w:tcW w:type="dxa" w:w="4819"/>
           </w:tcPr>
           <w:p>
             <w:pPr>
@@ -1405,7 +1405,7 @@
       <w:tr>
         <w:tc>
           <w:tcPr>
-            <w:tcW w:type="dxa" w:w="5159"/>
+            <w:tcW w:type="dxa" w:w="4819"/>
           </w:tcPr>
           <w:p>
             <w:pPr>
@@ -1426,7 +1426,7 @@
         </w:tc>
         <w:tc>
           <w:tcPr>
-            <w:tcW w:type="dxa" w:w="5159"/>
+            <w:tcW w:type="dxa" w:w="4819"/>
           </w:tcPr>
           <w:p/>
         </w:tc>
@@ -1453,7 +1453,7 @@
                     <pic:cNvPicPr/>
                   </pic:nvPicPr>
                   <pic:blipFill>
-                    <a:blip r:embed="rId11"/>
+                    <a:blip r:embed="rId10"/>
                     <a:stretch>
                       <a:fillRect/>
                     </a:stretch>
@@ -1558,13 +1558,13 @@
         </w:tblBorders>
       </w:tblPr>
       <w:tblGrid>
-        <w:gridCol w:w="5159"/>
-        <w:gridCol w:w="5159"/>
+        <w:gridCol w:w="4819"/>
+        <w:gridCol w:w="4819"/>
       </w:tblGrid>
       <w:tr>
         <w:tc>
           <w:tcPr>
-            <w:tcW w:type="dxa" w:w="5159"/>
+            <w:tcW w:type="dxa" w:w="4819"/>
           </w:tcPr>
           <w:p>
             <w:pPr>
@@ -1585,7 +1585,7 @@
         </w:tc>
         <w:tc>
           <w:tcPr>
-            <w:tcW w:type="dxa" w:w="5159"/>
+            <w:tcW w:type="dxa" w:w="4819"/>
           </w:tcPr>
           <w:p>
             <w:pPr>
@@ -1608,7 +1608,7 @@
       <w:tr>
         <w:tc>
           <w:tcPr>
-            <w:tcW w:type="dxa" w:w="5159"/>
+            <w:tcW w:type="dxa" w:w="4819"/>
           </w:tcPr>
           <w:p>
             <w:pPr>
@@ -1629,7 +1629,7 @@
         </w:tc>
         <w:tc>
           <w:tcPr>
-            <w:tcW w:type="dxa" w:w="5159"/>
+            <w:tcW w:type="dxa" w:w="4819"/>
           </w:tcPr>
           <w:p>
             <w:pPr>
@@ -1652,7 +1652,7 @@
       <w:tr>
         <w:tc>
           <w:tcPr>
-            <w:tcW w:type="dxa" w:w="5159"/>
+            <w:tcW w:type="dxa" w:w="4819"/>
           </w:tcPr>
           <w:p>
             <w:pPr>
@@ -1673,7 +1673,7 @@
         </w:tc>
         <w:tc>
           <w:tcPr>
-            <w:tcW w:type="dxa" w:w="5159"/>
+            <w:tcW w:type="dxa" w:w="4819"/>
           </w:tcPr>
           <w:p>
             <w:pPr>
@@ -1696,7 +1696,7 @@
       <w:tr>
         <w:tc>
           <w:tcPr>
-            <w:tcW w:type="dxa" w:w="5159"/>
+            <w:tcW w:type="dxa" w:w="4819"/>
           </w:tcPr>
           <w:p>
             <w:pPr>
@@ -1717,7 +1717,7 @@
         </w:tc>
         <w:tc>
           <w:tcPr>
-            <w:tcW w:type="dxa" w:w="5159"/>
+            <w:tcW w:type="dxa" w:w="4819"/>
           </w:tcPr>
           <w:p>
             <w:pPr>
@@ -1740,7 +1740,7 @@
       <w:tr>
         <w:tc>
           <w:tcPr>
-            <w:tcW w:type="dxa" w:w="5159"/>
+            <w:tcW w:type="dxa" w:w="4819"/>
           </w:tcPr>
           <w:p>
             <w:pPr>
@@ -1761,7 +1761,7 @@
         </w:tc>
         <w:tc>
           <w:tcPr>
-            <w:tcW w:type="dxa" w:w="5159"/>
+            <w:tcW w:type="dxa" w:w="4819"/>
           </w:tcPr>
           <w:p>
             <w:pPr>
@@ -1784,7 +1784,7 @@
       <w:tr>
         <w:tc>
           <w:tcPr>
-            <w:tcW w:type="dxa" w:w="5159"/>
+            <w:tcW w:type="dxa" w:w="4819"/>
           </w:tcPr>
           <w:p>
             <w:pPr>
@@ -1805,7 +1805,7 @@
         </w:tc>
         <w:tc>
           <w:tcPr>
-            <w:tcW w:type="dxa" w:w="5159"/>
+            <w:tcW w:type="dxa" w:w="4819"/>
           </w:tcPr>
           <w:p>
             <w:pPr>
@@ -1847,7 +1847,7 @@
                     <pic:cNvPicPr/>
                   </pic:nvPicPr>
                   <pic:blipFill>
-                    <a:blip r:embed="rId11"/>
+                    <a:blip r:embed="rId10"/>
                     <a:stretch>
                       <a:fillRect/>
                     </a:stretch>
@@ -1952,13 +1952,13 @@
         </w:tblBorders>
       </w:tblPr>
       <w:tblGrid>
-        <w:gridCol w:w="5159"/>
-        <w:gridCol w:w="5159"/>
+        <w:gridCol w:w="4819"/>
+        <w:gridCol w:w="4819"/>
       </w:tblGrid>
       <w:tr>
         <w:tc>
           <w:tcPr>
-            <w:tcW w:type="dxa" w:w="5159"/>
+            <w:tcW w:type="dxa" w:w="4819"/>
           </w:tcPr>
           <w:p>
             <w:pPr>
@@ -1979,7 +1979,7 @@
         </w:tc>
         <w:tc>
           <w:tcPr>
-            <w:tcW w:type="dxa" w:w="5159"/>
+            <w:tcW w:type="dxa" w:w="4819"/>
           </w:tcPr>
           <w:p>
             <w:pPr>
@@ -2002,7 +2002,7 @@
       <w:tr>
         <w:tc>
           <w:tcPr>
-            <w:tcW w:type="dxa" w:w="5159"/>
+            <w:tcW w:type="dxa" w:w="4819"/>
           </w:tcPr>
           <w:p>
             <w:pPr>
@@ -2023,7 +2023,7 @@
         </w:tc>
         <w:tc>
           <w:tcPr>
-            <w:tcW w:type="dxa" w:w="5159"/>
+            <w:tcW w:type="dxa" w:w="4819"/>
           </w:tcPr>
           <w:p>
             <w:pPr>
@@ -2046,7 +2046,7 @@
       <w:tr>
         <w:tc>
           <w:tcPr>
-            <w:tcW w:type="dxa" w:w="5159"/>
+            <w:tcW w:type="dxa" w:w="4819"/>
           </w:tcPr>
           <w:p>
             <w:pPr>
@@ -2067,7 +2067,7 @@
         </w:tc>
         <w:tc>
           <w:tcPr>
-            <w:tcW w:type="dxa" w:w="5159"/>
+            <w:tcW w:type="dxa" w:w="4819"/>
           </w:tcPr>
           <w:p>
             <w:pPr>
@@ -2090,7 +2090,7 @@
       <w:tr>
         <w:tc>
           <w:tcPr>
-            <w:tcW w:type="dxa" w:w="5159"/>
+            <w:tcW w:type="dxa" w:w="4819"/>
           </w:tcPr>
           <w:p>
             <w:pPr>
@@ -2111,7 +2111,7 @@
         </w:tc>
         <w:tc>
           <w:tcPr>
-            <w:tcW w:type="dxa" w:w="5159"/>
+            <w:tcW w:type="dxa" w:w="4819"/>
           </w:tcPr>
           <w:p>
             <w:pPr>
@@ -2153,7 +2153,7 @@
                     <pic:cNvPicPr/>
                   </pic:nvPicPr>
                   <pic:blipFill>
-                    <a:blip r:embed="rId11"/>
+                    <a:blip r:embed="rId10"/>
                     <a:stretch>
                       <a:fillRect/>
                     </a:stretch>
@@ -2258,13 +2258,13 @@
         </w:tblBorders>
       </w:tblPr>
       <w:tblGrid>
-        <w:gridCol w:w="5159"/>
-        <w:gridCol w:w="5159"/>
+        <w:gridCol w:w="4819"/>
+        <w:gridCol w:w="4819"/>
       </w:tblGrid>
       <w:tr>
         <w:tc>
           <w:tcPr>
-            <w:tcW w:type="dxa" w:w="5159"/>
+            <w:tcW w:type="dxa" w:w="4819"/>
           </w:tcPr>
           <w:p>
             <w:pPr>
@@ -2285,7 +2285,7 @@
         </w:tc>
         <w:tc>
           <w:tcPr>
-            <w:tcW w:type="dxa" w:w="5159"/>
+            <w:tcW w:type="dxa" w:w="4819"/>
           </w:tcPr>
           <w:p>
             <w:pPr>
@@ -2308,7 +2308,7 @@
       <w:tr>
         <w:tc>
           <w:tcPr>
-            <w:tcW w:type="dxa" w:w="5159"/>
+            <w:tcW w:type="dxa" w:w="4819"/>
           </w:tcPr>
           <w:p>
             <w:pPr>
@@ -2329,7 +2329,7 @@
         </w:tc>
         <w:tc>
           <w:tcPr>
-            <w:tcW w:type="dxa" w:w="5159"/>
+            <w:tcW w:type="dxa" w:w="4819"/>
           </w:tcPr>
           <w:p>
             <w:pPr>
@@ -2352,7 +2352,7 @@
       <w:tr>
         <w:tc>
           <w:tcPr>
-            <w:tcW w:type="dxa" w:w="5159"/>
+            <w:tcW w:type="dxa" w:w="4819"/>
           </w:tcPr>
           <w:p>
             <w:pPr>
@@ -2373,7 +2373,7 @@
         </w:tc>
         <w:tc>
           <w:tcPr>
-            <w:tcW w:type="dxa" w:w="5159"/>
+            <w:tcW w:type="dxa" w:w="4819"/>
           </w:tcPr>
           <w:p>
             <w:pPr>
@@ -2396,7 +2396,7 @@
       <w:tr>
         <w:tc>
           <w:tcPr>
-            <w:tcW w:type="dxa" w:w="5159"/>
+            <w:tcW w:type="dxa" w:w="4819"/>
           </w:tcPr>
           <w:p>
             <w:pPr>
@@ -2417,7 +2417,7 @@
         </w:tc>
         <w:tc>
           <w:tcPr>
-            <w:tcW w:type="dxa" w:w="5159"/>
+            <w:tcW w:type="dxa" w:w="4819"/>
           </w:tcPr>
           <w:p/>
         </w:tc>
@@ -2444,7 +2444,7 @@
                     <pic:cNvPicPr/>
                   </pic:nvPicPr>
                   <pic:blipFill>
-                    <a:blip r:embed="rId11"/>
+                    <a:blip r:embed="rId10"/>
                     <a:stretch>
                       <a:fillRect/>
                     </a:stretch>
@@ -2549,12 +2549,12 @@
         </w:tblBorders>
       </w:tblPr>
       <w:tblGrid>
-        <w:gridCol w:w="10318"/>
+        <w:gridCol w:w="9638"/>
       </w:tblGrid>
       <w:tr>
         <w:tc>
           <w:tcPr>
-            <w:tcW w:type="dxa" w:w="10318"/>
+            <w:tcW w:type="dxa" w:w="9638"/>
           </w:tcPr>
           <w:p>
             <w:pPr>
@@ -2577,7 +2577,7 @@
       <w:tr>
         <w:tc>
           <w:tcPr>
-            <w:tcW w:type="dxa" w:w="10318"/>
+            <w:tcW w:type="dxa" w:w="9638"/>
           </w:tcPr>
           <w:p>
             <w:pPr>
@@ -2600,7 +2600,7 @@
       <w:tr>
         <w:tc>
           <w:tcPr>
-            <w:tcW w:type="dxa" w:w="10318"/>
+            <w:tcW w:type="dxa" w:w="9638"/>
           </w:tcPr>
           <w:p>
             <w:pPr>
@@ -2623,7 +2623,7 @@
       <w:tr>
         <w:tc>
           <w:tcPr>
-            <w:tcW w:type="dxa" w:w="10318"/>
+            <w:tcW w:type="dxa" w:w="9638"/>
           </w:tcPr>
           <w:p>
             <w:pPr>
@@ -2646,7 +2646,7 @@
       <w:tr>
         <w:tc>
           <w:tcPr>
-            <w:tcW w:type="dxa" w:w="10318"/>
+            <w:tcW w:type="dxa" w:w="9638"/>
           </w:tcPr>
           <w:p>
             <w:pPr>
@@ -2669,7 +2669,7 @@
       <w:tr>
         <w:tc>
           <w:tcPr>
-            <w:tcW w:type="dxa" w:w="10318"/>
+            <w:tcW w:type="dxa" w:w="9638"/>
           </w:tcPr>
           <w:p>
             <w:pPr>
@@ -2711,7 +2711,7 @@
                     <pic:cNvPicPr/>
                   </pic:nvPicPr>
                   <pic:blipFill>
-                    <a:blip r:embed="rId11"/>
+                    <a:blip r:embed="rId10"/>
                     <a:stretch>
                       <a:fillRect/>
                     </a:stretch>
@@ -2816,13 +2816,13 @@
         </w:tblBorders>
       </w:tblPr>
       <w:tblGrid>
-        <w:gridCol w:w="5159"/>
-        <w:gridCol w:w="5159"/>
+        <w:gridCol w:w="4819"/>
+        <w:gridCol w:w="4819"/>
       </w:tblGrid>
       <w:tr>
         <w:tc>
           <w:tcPr>
-            <w:tcW w:type="dxa" w:w="5159"/>
+            <w:tcW w:type="dxa" w:w="4819"/>
           </w:tcPr>
           <w:p>
             <w:pPr>
@@ -2843,7 +2843,7 @@
         </w:tc>
         <w:tc>
           <w:tcPr>
-            <w:tcW w:type="dxa" w:w="5159"/>
+            <w:tcW w:type="dxa" w:w="4819"/>
           </w:tcPr>
           <w:p>
             <w:pPr>
@@ -2866,7 +2866,7 @@
       <w:tr>
         <w:tc>
           <w:tcPr>
-            <w:tcW w:type="dxa" w:w="5159"/>
+            <w:tcW w:type="dxa" w:w="4819"/>
           </w:tcPr>
           <w:p>
             <w:pPr>
@@ -2887,7 +2887,7 @@
         </w:tc>
         <w:tc>
           <w:tcPr>
-            <w:tcW w:type="dxa" w:w="5159"/>
+            <w:tcW w:type="dxa" w:w="4819"/>
           </w:tcPr>
           <w:p>
             <w:pPr>
@@ -2910,7 +2910,7 @@
       <w:tr>
         <w:tc>
           <w:tcPr>
-            <w:tcW w:type="dxa" w:w="5159"/>
+            <w:tcW w:type="dxa" w:w="4819"/>
           </w:tcPr>
           <w:p>
             <w:pPr>
@@ -2931,7 +2931,7 @@
         </w:tc>
         <w:tc>
           <w:tcPr>
-            <w:tcW w:type="dxa" w:w="5159"/>
+            <w:tcW w:type="dxa" w:w="4819"/>
           </w:tcPr>
           <w:p>
             <w:pPr>
@@ -2954,7 +2954,7 @@
       <w:tr>
         <w:tc>
           <w:tcPr>
-            <w:tcW w:type="dxa" w:w="5159"/>
+            <w:tcW w:type="dxa" w:w="4819"/>
           </w:tcPr>
           <w:p>
             <w:pPr>
@@ -2975,7 +2975,7 @@
         </w:tc>
         <w:tc>
           <w:tcPr>
-            <w:tcW w:type="dxa" w:w="5159"/>
+            <w:tcW w:type="dxa" w:w="4819"/>
           </w:tcPr>
           <w:p>
             <w:pPr>
@@ -3017,7 +3017,7 @@
                     <pic:cNvPicPr/>
                   </pic:nvPicPr>
                   <pic:blipFill>
-                    <a:blip r:embed="rId11"/>
+                    <a:blip r:embed="rId10"/>
                     <a:stretch>
                       <a:fillRect/>
                     </a:stretch>
@@ -3122,13 +3122,13 @@
         </w:tblBorders>
       </w:tblPr>
       <w:tblGrid>
-        <w:gridCol w:w="5159"/>
-        <w:gridCol w:w="5159"/>
+        <w:gridCol w:w="4819"/>
+        <w:gridCol w:w="4819"/>
       </w:tblGrid>
       <w:tr>
         <w:tc>
           <w:tcPr>
-            <w:tcW w:type="dxa" w:w="5159"/>
+            <w:tcW w:type="dxa" w:w="4819"/>
           </w:tcPr>
           <w:p>
             <w:pPr>
@@ -3149,7 +3149,7 @@
         </w:tc>
         <w:tc>
           <w:tcPr>
-            <w:tcW w:type="dxa" w:w="5159"/>
+            <w:tcW w:type="dxa" w:w="4819"/>
           </w:tcPr>
           <w:p>
             <w:pPr>
@@ -3172,7 +3172,7 @@
       <w:tr>
         <w:tc>
           <w:tcPr>
-            <w:tcW w:type="dxa" w:w="5159"/>
+            <w:tcW w:type="dxa" w:w="4819"/>
           </w:tcPr>
           <w:p>
             <w:pPr>
@@ -3193,7 +3193,7 @@
         </w:tc>
         <w:tc>
           <w:tcPr>
-            <w:tcW w:type="dxa" w:w="5159"/>
+            <w:tcW w:type="dxa" w:w="4819"/>
           </w:tcPr>
           <w:p>
             <w:pPr>
@@ -3216,7 +3216,7 @@
       <w:tr>
         <w:tc>
           <w:tcPr>
-            <w:tcW w:type="dxa" w:w="5159"/>
+            <w:tcW w:type="dxa" w:w="4819"/>
           </w:tcPr>
           <w:p>
             <w:pPr>
@@ -3237,7 +3237,7 @@
         </w:tc>
         <w:tc>
           <w:tcPr>
-            <w:tcW w:type="dxa" w:w="5159"/>
+            <w:tcW w:type="dxa" w:w="4819"/>
           </w:tcPr>
           <w:p>
             <w:pPr>
@@ -3260,7 +3260,7 @@
       <w:tr>
         <w:tc>
           <w:tcPr>
-            <w:tcW w:type="dxa" w:w="5159"/>
+            <w:tcW w:type="dxa" w:w="4819"/>
           </w:tcPr>
           <w:p>
             <w:pPr>
@@ -3281,7 +3281,7 @@
         </w:tc>
         <w:tc>
           <w:tcPr>
-            <w:tcW w:type="dxa" w:w="5159"/>
+            <w:tcW w:type="dxa" w:w="4819"/>
           </w:tcPr>
           <w:p/>
         </w:tc>
@@ -3308,7 +3308,7 @@
                     <pic:cNvPicPr/>
                   </pic:nvPicPr>
                   <pic:blipFill>
-                    <a:blip r:embed="rId11"/>
+                    <a:blip r:embed="rId10"/>
                     <a:stretch>
                       <a:fillRect/>
                     </a:stretch>
@@ -3345,9 +3345,8 @@
     </w:p>
     <w:sectPr>
       <w:headerReference w:type="default" r:id="rId9"/>
-      <w:footerReference w:type="default" r:id="rId10"/>
       <w:pgSz w:w="11906" w:h="8391" w:orient="landscape"/>
-      <w:pgMar w:top="794" w:right="794" w:bottom="794" w:left="794" w:header="510" w:footer="510" w:gutter="0"/>
+      <w:pgMar w:top="1134" w:right="1134" w:bottom="1134" w:left="1134" w:header="510" w:footer="510" w:gutter="0"/>
       <w:cols w:space="720"/>
       <w:docGrid w:linePitch="360"/>
       <w:vAlign w:val="center"/>
@@ -3356,26 +3355,33 @@
 </w:document>
 </file>
 
-<file path=word/footer1.xml><?xml version="1.0" encoding="utf-8"?>
-<w:ftr xmlns:m="http://schemas.openxmlformats.org/officeDocument/2006/math" xmlns:mc="http://schemas.openxmlformats.org/markup-compatibility/2006" xmlns:mo="http://schemas.microsoft.com/office/mac/office/2008/main" xmlns:mv="urn:schemas-microsoft-com:mac:vml" xmlns:o="urn:schemas-microsoft-com:office:office" xmlns:r="http://schemas.openxmlformats.org/officeDocument/2006/relationships" xmlns:v="urn:schemas-microsoft-com:vml" xmlns:w10="urn:schemas-microsoft-com:office:word" xmlns:w14="http://schemas.microsoft.com/office/word/2010/wordml" xmlns:w="http://schemas.openxmlformats.org/wordprocessingml/2006/main" xmlns:wne="http://schemas.microsoft.com/office/word/2006/wordml" xmlns:wp14="http://schemas.microsoft.com/office/word/2010/wordprocessingDrawing" xmlns:wp="http://schemas.openxmlformats.org/drawingml/2006/wordprocessingDrawing" xmlns:wpc="http://schemas.microsoft.com/office/word/2010/wordprocessingCanvas" xmlns:wpg="http://schemas.microsoft.com/office/word/2010/wordprocessingGroup" xmlns:wpi="http://schemas.microsoft.com/office/word/2010/wordprocessingInk" xmlns:wps="http://schemas.microsoft.com/office/word/2010/wordprocessingShape" mc:Ignorable="w14 wp14">
+<file path=word/header1.xml><?xml version="1.0" encoding="utf-8"?>
+<w:hdr xmlns:m="http://schemas.openxmlformats.org/officeDocument/2006/math" xmlns:mc="http://schemas.openxmlformats.org/markup-compatibility/2006" xmlns:mo="http://schemas.microsoft.com/office/mac/office/2008/main" xmlns:mv="urn:schemas-microsoft-com:mac:vml" xmlns:o="urn:schemas-microsoft-com:office:office" xmlns:r="http://schemas.openxmlformats.org/officeDocument/2006/relationships" xmlns:v="urn:schemas-microsoft-com:vml" xmlns:w10="urn:schemas-microsoft-com:office:word" xmlns:w14="http://schemas.microsoft.com/office/word/2010/wordml" xmlns:w="http://schemas.openxmlformats.org/wordprocessingml/2006/main" xmlns:wne="http://schemas.microsoft.com/office/word/2006/wordml" xmlns:wp14="http://schemas.microsoft.com/office/word/2010/wordprocessingDrawing" xmlns:wp="http://schemas.openxmlformats.org/drawingml/2006/wordprocessingDrawing" xmlns:wpc="http://schemas.microsoft.com/office/word/2010/wordprocessingCanvas" xmlns:wpg="http://schemas.microsoft.com/office/word/2010/wordprocessingGroup" xmlns:wpi="http://schemas.microsoft.com/office/word/2010/wordprocessingInk" xmlns:wps="http://schemas.microsoft.com/office/word/2010/wordprocessingShape" mc:Ignorable="w14 wp14">
   <w:p>
     <w:pPr>
-      <w:pStyle w:val="Footer"/>
-      <w:tabs>
-        <w:tab w:pos="10318" w:val="right"/>
-      </w:tabs>
-      <w:spacing w:before="0" w:after="0"/>
+      <w:pStyle w:val="Header"/>
+      <w:spacing w:before="0" w:after="0" w:line="20" w:lineRule="exact"/>
       <w:jc w:val="left"/>
     </w:pPr>
     <w:r>
+      <w:rPr>
+        <w:sz w:val="2"/>
+      </w:rPr>
       <w:drawing>
-        <wp:inline xmlns:a="http://schemas.openxmlformats.org/drawingml/2006/main" xmlns:pic="http://schemas.openxmlformats.org/drawingml/2006/picture">
-          <wp:extent cx="420624" cy="420624"/>
-          <wp:docPr id="1" name="Picture 1"/>
-          <wp:cNvGraphicFramePr>
-            <a:graphicFrameLocks noChangeAspect="1"/>
-          </wp:cNvGraphicFramePr>
-          <a:graphic>
+        <wp:anchor distT="0" distB="0" distL="0" distR="0" simplePos="0" relativeHeight="0" behindDoc="1" locked="0" layoutInCell="1" allowOverlap="1">
+          <wp:simplePos x="0" y="0"/>
+          <wp:positionH relativeFrom="page">
+            <wp:posOffset>0</wp:posOffset>
+          </wp:positionH>
+          <wp:positionV relativeFrom="page">
+            <wp:posOffset>0</wp:posOffset>
+          </wp:positionV>
+          <wp:extent cx="7560310" cy="5328285"/>
+          <wp:effectExtent l="0" t="0" r="0" b="0"/>
+          <wp:wrapNone/>
+          <wp:docPr id="11" name="Trim 11"/>
+          <wp:cNvGraphicFramePr/>
+          <a:graphic xmlns:a="http://schemas.openxmlformats.org/drawingml/2006/main" xmlns:pic="http://schemas.openxmlformats.org/drawingml/2006/picture">
             <a:graphicData uri="http://schemas.openxmlformats.org/drawingml/2006/picture">
               <pic:pic>
                 <pic:nvPicPr>
@@ -3391,137 +3397,14 @@
                 <pic:spPr>
                   <a:xfrm>
                     <a:off x="0" y="0"/>
-                    <a:ext cx="420624" cy="420624"/>
+                    <a:ext cx="7560310" cy="5328285"/>
                   </a:xfrm>
                   <a:prstGeom prst="rect"/>
                 </pic:spPr>
               </pic:pic>
             </a:graphicData>
           </a:graphic>
-        </wp:inline>
-      </w:drawing>
-    </w:r>
-    <w:r>
-      <w:tab/>
-    </w:r>
-    <w:r>
-      <w:drawing>
-        <wp:inline xmlns:a="http://schemas.openxmlformats.org/drawingml/2006/main" xmlns:pic="http://schemas.openxmlformats.org/drawingml/2006/picture">
-          <wp:extent cx="420624" cy="420624"/>
-          <wp:docPr id="2" name="Picture 2"/>
-          <wp:cNvGraphicFramePr>
-            <a:graphicFrameLocks noChangeAspect="1"/>
-          </wp:cNvGraphicFramePr>
-          <a:graphic>
-            <a:graphicData uri="http://schemas.openxmlformats.org/drawingml/2006/picture">
-              <pic:pic>
-                <pic:nvPicPr>
-                  <pic:cNvPr id="0" name="image.png"/>
-                  <pic:cNvPicPr/>
-                </pic:nvPicPr>
-                <pic:blipFill>
-                  <a:blip r:embed="rId2"/>
-                  <a:stretch>
-                    <a:fillRect/>
-                  </a:stretch>
-                </pic:blipFill>
-                <pic:spPr>
-                  <a:xfrm>
-                    <a:off x="0" y="0"/>
-                    <a:ext cx="420624" cy="420624"/>
-                  </a:xfrm>
-                  <a:prstGeom prst="rect"/>
-                </pic:spPr>
-              </pic:pic>
-            </a:graphicData>
-          </a:graphic>
-        </wp:inline>
-      </w:drawing>
-    </w:r>
-  </w:p>
-</w:ftr>
-</file>
-
-<file path=word/header1.xml><?xml version="1.0" encoding="utf-8"?>
-<w:hdr xmlns:m="http://schemas.openxmlformats.org/officeDocument/2006/math" xmlns:mc="http://schemas.openxmlformats.org/markup-compatibility/2006" xmlns:mo="http://schemas.microsoft.com/office/mac/office/2008/main" xmlns:mv="urn:schemas-microsoft-com:mac:vml" xmlns:o="urn:schemas-microsoft-com:office:office" xmlns:r="http://schemas.openxmlformats.org/officeDocument/2006/relationships" xmlns:v="urn:schemas-microsoft-com:vml" xmlns:w10="urn:schemas-microsoft-com:office:word" xmlns:w14="http://schemas.microsoft.com/office/word/2010/wordml" xmlns:w="http://schemas.openxmlformats.org/wordprocessingml/2006/main" xmlns:wne="http://schemas.microsoft.com/office/word/2006/wordml" xmlns:wp14="http://schemas.microsoft.com/office/word/2010/wordprocessingDrawing" xmlns:wp="http://schemas.openxmlformats.org/drawingml/2006/wordprocessingDrawing" xmlns:wpc="http://schemas.microsoft.com/office/word/2010/wordprocessingCanvas" xmlns:wpg="http://schemas.microsoft.com/office/word/2010/wordprocessingGroup" xmlns:wpi="http://schemas.microsoft.com/office/word/2010/wordprocessingInk" xmlns:wps="http://schemas.microsoft.com/office/word/2010/wordprocessingShape" mc:Ignorable="w14 wp14">
-  <w:p>
-    <w:pPr>
-      <w:pStyle w:val="Header"/>
-      <w:tabs>
-        <w:tab w:pos="10318" w:val="right"/>
-      </w:tabs>
-      <w:spacing w:before="0" w:after="0"/>
-      <w:jc w:val="left"/>
-    </w:pPr>
-    <w:r>
-      <w:drawing>
-        <wp:inline xmlns:a="http://schemas.openxmlformats.org/drawingml/2006/main" xmlns:pic="http://schemas.openxmlformats.org/drawingml/2006/picture">
-          <wp:extent cx="420624" cy="420624"/>
-          <wp:docPr id="1" name="Picture 1"/>
-          <wp:cNvGraphicFramePr>
-            <a:graphicFrameLocks noChangeAspect="1"/>
-          </wp:cNvGraphicFramePr>
-          <a:graphic>
-            <a:graphicData uri="http://schemas.openxmlformats.org/drawingml/2006/picture">
-              <pic:pic>
-                <pic:nvPicPr>
-                  <pic:cNvPr id="0" name="image.png"/>
-                  <pic:cNvPicPr/>
-                </pic:nvPicPr>
-                <pic:blipFill>
-                  <a:blip r:embed="rId1"/>
-                  <a:stretch>
-                    <a:fillRect/>
-                  </a:stretch>
-                </pic:blipFill>
-                <pic:spPr>
-                  <a:xfrm>
-                    <a:off x="0" y="0"/>
-                    <a:ext cx="420624" cy="420624"/>
-                  </a:xfrm>
-                  <a:prstGeom prst="rect"/>
-                </pic:spPr>
-              </pic:pic>
-            </a:graphicData>
-          </a:graphic>
-        </wp:inline>
-      </w:drawing>
-    </w:r>
-    <w:r>
-      <w:tab/>
-    </w:r>
-    <w:r>
-      <w:drawing>
-        <wp:inline xmlns:a="http://schemas.openxmlformats.org/drawingml/2006/main" xmlns:pic="http://schemas.openxmlformats.org/drawingml/2006/picture">
-          <wp:extent cx="420624" cy="420624"/>
-          <wp:docPr id="2" name="Picture 2"/>
-          <wp:cNvGraphicFramePr>
-            <a:graphicFrameLocks noChangeAspect="1"/>
-          </wp:cNvGraphicFramePr>
-          <a:graphic>
-            <a:graphicData uri="http://schemas.openxmlformats.org/drawingml/2006/picture">
-              <pic:pic>
-                <pic:nvPicPr>
-                  <pic:cNvPr id="0" name="image.png"/>
-                  <pic:cNvPicPr/>
-                </pic:nvPicPr>
-                <pic:blipFill>
-                  <a:blip r:embed="rId2"/>
-                  <a:stretch>
-                    <a:fillRect/>
-                  </a:stretch>
-                </pic:blipFill>
-                <pic:spPr>
-                  <a:xfrm>
-                    <a:off x="0" y="0"/>
-                    <a:ext cx="420624" cy="420624"/>
-                  </a:xfrm>
-                  <a:prstGeom prst="rect"/>
-                </pic:spPr>
-              </pic:pic>
-            </a:graphicData>
-          </a:graphic>
-        </wp:inline>
+        </wp:anchor>
       </w:drawing>
     </w:r>
   </w:p>

--- a/print/table-cards.docx
+++ b/print/table-cards.docx
@@ -31,7 +31,7 @@
           <w:b/>
           <w:i w:val="0"/>
           <w:color w:val="222D2A"/>
-          <w:sz w:val="60"/>
+          <w:sz w:val="56"/>
         </w:rPr>
         <w:t>Top Table</w:t>
       </w:r>
@@ -69,18 +69,18 @@
         </w:tblBorders>
       </w:tblPr>
       <w:tblGrid>
-        <w:gridCol w:w="3213"/>
-        <w:gridCol w:w="3213"/>
-        <w:gridCol w:w="3213"/>
+        <w:gridCol w:w="3137"/>
+        <w:gridCol w:w="3137"/>
+        <w:gridCol w:w="3137"/>
       </w:tblGrid>
       <w:tr>
         <w:tc>
           <w:tcPr>
-            <w:tcW w:type="dxa" w:w="3213"/>
+            <w:tcW w:type="dxa" w:w="3137"/>
           </w:tcPr>
           <w:p>
             <w:pPr>
-              <w:spacing w:before="20" w:after="20"/>
+              <w:spacing w:before="0" w:after="0"/>
               <w:jc w:val="center"/>
             </w:pPr>
             <w:r>
@@ -89,7 +89,7 @@
                 <w:b w:val="0"/>
                 <w:i w:val="0"/>
                 <w:color w:val="222D2A"/>
-                <w:sz w:val="25"/>
+                <w:sz w:val="23"/>
               </w:rPr>
               <w:t>Carole Blackshaw</w:t>
             </w:r>
@@ -97,11 +97,11 @@
         </w:tc>
         <w:tc>
           <w:tcPr>
-            <w:tcW w:type="dxa" w:w="3213"/>
+            <w:tcW w:type="dxa" w:w="3137"/>
           </w:tcPr>
           <w:p>
             <w:pPr>
-              <w:spacing w:before="20" w:after="20"/>
+              <w:spacing w:before="0" w:after="0"/>
               <w:jc w:val="center"/>
             </w:pPr>
             <w:r>
@@ -110,7 +110,7 @@
                 <w:b w:val="0"/>
                 <w:i w:val="0"/>
                 <w:color w:val="222D2A"/>
-                <w:sz w:val="25"/>
+                <w:sz w:val="23"/>
               </w:rPr>
               <w:t>Helen Harte</w:t>
             </w:r>
@@ -118,11 +118,11 @@
         </w:tc>
         <w:tc>
           <w:tcPr>
-            <w:tcW w:type="dxa" w:w="3213"/>
+            <w:tcW w:type="dxa" w:w="3137"/>
           </w:tcPr>
           <w:p>
             <w:pPr>
-              <w:spacing w:before="20" w:after="20"/>
+              <w:spacing w:before="0" w:after="0"/>
               <w:jc w:val="center"/>
             </w:pPr>
             <w:r>
@@ -131,7 +131,7 @@
                 <w:b w:val="0"/>
                 <w:i w:val="0"/>
                 <w:color w:val="222D2A"/>
-                <w:sz w:val="25"/>
+                <w:sz w:val="23"/>
               </w:rPr>
               <w:t>James Gould</w:t>
             </w:r>
@@ -141,11 +141,11 @@
       <w:tr>
         <w:tc>
           <w:tcPr>
-            <w:tcW w:type="dxa" w:w="3213"/>
+            <w:tcW w:type="dxa" w:w="3137"/>
           </w:tcPr>
           <w:p>
             <w:pPr>
-              <w:spacing w:before="20" w:after="20"/>
+              <w:spacing w:before="0" w:after="0"/>
               <w:jc w:val="center"/>
             </w:pPr>
             <w:r>
@@ -154,7 +154,7 @@
                 <w:b w:val="0"/>
                 <w:i w:val="0"/>
                 <w:color w:val="222D2A"/>
-                <w:sz w:val="25"/>
+                <w:sz w:val="23"/>
               </w:rPr>
               <w:t>Robert Blackshaw</w:t>
             </w:r>
@@ -162,11 +162,11 @@
         </w:tc>
         <w:tc>
           <w:tcPr>
-            <w:tcW w:type="dxa" w:w="3213"/>
+            <w:tcW w:type="dxa" w:w="3137"/>
           </w:tcPr>
           <w:p>
             <w:pPr>
-              <w:spacing w:before="20" w:after="20"/>
+              <w:spacing w:before="0" w:after="0"/>
               <w:jc w:val="center"/>
             </w:pPr>
             <w:r>
@@ -175,7 +175,7 @@
                 <w:b w:val="0"/>
                 <w:i w:val="0"/>
                 <w:color w:val="222D2A"/>
-                <w:sz w:val="25"/>
+                <w:sz w:val="23"/>
               </w:rPr>
               <w:t>Noel Harte</w:t>
             </w:r>
@@ -183,11 +183,11 @@
         </w:tc>
         <w:tc>
           <w:tcPr>
-            <w:tcW w:type="dxa" w:w="3213"/>
+            <w:tcW w:type="dxa" w:w="3137"/>
           </w:tcPr>
           <w:p>
             <w:pPr>
-              <w:spacing w:before="20" w:after="20"/>
+              <w:spacing w:before="0" w:after="0"/>
               <w:jc w:val="center"/>
             </w:pPr>
             <w:r>
@@ -196,7 +196,7 @@
                 <w:b w:val="0"/>
                 <w:i w:val="0"/>
                 <w:color w:val="222D2A"/>
-                <w:sz w:val="25"/>
+                <w:sz w:val="23"/>
               </w:rPr>
               <w:t>Zoe Gould</w:t>
             </w:r>
@@ -206,11 +206,11 @@
       <w:tr>
         <w:tc>
           <w:tcPr>
-            <w:tcW w:type="dxa" w:w="3213"/>
+            <w:tcW w:type="dxa" w:w="3137"/>
           </w:tcPr>
           <w:p>
             <w:pPr>
-              <w:spacing w:before="20" w:after="20"/>
+              <w:spacing w:before="0" w:after="0"/>
               <w:jc w:val="center"/>
             </w:pPr>
             <w:r>
@@ -219,7 +219,7 @@
                 <w:b w:val="0"/>
                 <w:i w:val="0"/>
                 <w:color w:val="222D2A"/>
-                <w:sz w:val="25"/>
+                <w:sz w:val="23"/>
               </w:rPr>
               <w:t>Jase Harte</w:t>
             </w:r>
@@ -227,11 +227,11 @@
         </w:tc>
         <w:tc>
           <w:tcPr>
-            <w:tcW w:type="dxa" w:w="3213"/>
+            <w:tcW w:type="dxa" w:w="3137"/>
           </w:tcPr>
           <w:p>
             <w:pPr>
-              <w:spacing w:before="20" w:after="20"/>
+              <w:spacing w:before="0" w:after="0"/>
               <w:jc w:val="center"/>
             </w:pPr>
             <w:r>
@@ -240,7 +240,7 @@
                 <w:b w:val="0"/>
                 <w:i w:val="0"/>
                 <w:color w:val="222D2A"/>
-                <w:sz w:val="25"/>
+                <w:sz w:val="23"/>
               </w:rPr>
               <w:t>Beth Blackshaw</w:t>
             </w:r>
@@ -248,11 +248,11 @@
         </w:tc>
         <w:tc>
           <w:tcPr>
-            <w:tcW w:type="dxa" w:w="3213"/>
+            <w:tcW w:type="dxa" w:w="3137"/>
           </w:tcPr>
           <w:p>
             <w:pPr>
-              <w:spacing w:before="20" w:after="20"/>
+              <w:spacing w:before="0" w:after="0"/>
               <w:jc w:val="center"/>
             </w:pPr>
             <w:r>
@@ -261,7 +261,7 @@
                 <w:b w:val="0"/>
                 <w:i w:val="0"/>
                 <w:color w:val="222D2A"/>
-                <w:sz w:val="25"/>
+                <w:sz w:val="23"/>
               </w:rPr>
               <w:t>Prim</w:t>
             </w:r>
@@ -271,11 +271,11 @@
       <w:tr>
         <w:tc>
           <w:tcPr>
-            <w:tcW w:type="dxa" w:w="3213"/>
+            <w:tcW w:type="dxa" w:w="3137"/>
           </w:tcPr>
           <w:p>
             <w:pPr>
-              <w:spacing w:before="20" w:after="20"/>
+              <w:spacing w:before="0" w:after="0"/>
               <w:jc w:val="center"/>
             </w:pPr>
             <w:r>
@@ -284,7 +284,7 @@
                 <w:b w:val="0"/>
                 <w:i w:val="0"/>
                 <w:color w:val="222D2A"/>
-                <w:sz w:val="25"/>
+                <w:sz w:val="23"/>
               </w:rPr>
               <w:t>Becki Harte</w:t>
             </w:r>
@@ -292,11 +292,11 @@
         </w:tc>
         <w:tc>
           <w:tcPr>
-            <w:tcW w:type="dxa" w:w="3213"/>
+            <w:tcW w:type="dxa" w:w="3137"/>
           </w:tcPr>
           <w:p>
             <w:pPr>
-              <w:spacing w:before="20" w:after="20"/>
+              <w:spacing w:before="0" w:after="0"/>
               <w:jc w:val="center"/>
             </w:pPr>
             <w:r>
@@ -305,7 +305,7 @@
                 <w:b w:val="0"/>
                 <w:i w:val="0"/>
                 <w:color w:val="222D2A"/>
-                <w:sz w:val="25"/>
+                <w:sz w:val="23"/>
               </w:rPr>
               <w:t>Taz Glover</w:t>
             </w:r>
@@ -313,11 +313,11 @@
         </w:tc>
         <w:tc>
           <w:tcPr>
-            <w:tcW w:type="dxa" w:w="3213"/>
+            <w:tcW w:type="dxa" w:w="3137"/>
           </w:tcPr>
           <w:p>
             <w:pPr>
-              <w:spacing w:before="20" w:after="20"/>
+              <w:spacing w:before="0" w:after="0"/>
               <w:jc w:val="center"/>
             </w:pPr>
             <w:r>
@@ -326,7 +326,7 @@
                 <w:b w:val="0"/>
                 <w:i w:val="0"/>
                 <w:color w:val="222D2A"/>
-                <w:sz w:val="25"/>
+                <w:sz w:val="23"/>
               </w:rPr>
               <w:t>Felicity</w:t>
             </w:r>
@@ -336,11 +336,11 @@
       <w:tr>
         <w:tc>
           <w:tcPr>
-            <w:tcW w:type="dxa" w:w="3213"/>
+            <w:tcW w:type="dxa" w:w="3137"/>
           </w:tcPr>
           <w:p>
             <w:pPr>
-              <w:spacing w:before="20" w:after="20"/>
+              <w:spacing w:before="0" w:after="0"/>
               <w:jc w:val="center"/>
             </w:pPr>
             <w:r>
@@ -349,7 +349,7 @@
                 <w:b w:val="0"/>
                 <w:i w:val="0"/>
                 <w:color w:val="222D2A"/>
-                <w:sz w:val="25"/>
+                <w:sz w:val="23"/>
               </w:rPr>
               <w:t>Robin</w:t>
             </w:r>
@@ -357,11 +357,11 @@
         </w:tc>
         <w:tc>
           <w:tcPr>
-            <w:tcW w:type="dxa" w:w="3213"/>
+            <w:tcW w:type="dxa" w:w="3137"/>
           </w:tcPr>
           <w:p>
             <w:pPr>
-              <w:spacing w:before="20" w:after="20"/>
+              <w:spacing w:before="0" w:after="0"/>
               <w:jc w:val="center"/>
             </w:pPr>
             <w:r>
@@ -370,7 +370,7 @@
                 <w:b w:val="0"/>
                 <w:i w:val="0"/>
                 <w:color w:val="222D2A"/>
-                <w:sz w:val="25"/>
+                <w:sz w:val="23"/>
               </w:rPr>
               <w:t>Jojo Tzu</w:t>
             </w:r>
@@ -378,11 +378,11 @@
         </w:tc>
         <w:tc>
           <w:tcPr>
-            <w:tcW w:type="dxa" w:w="3213"/>
+            <w:tcW w:type="dxa" w:w="3137"/>
           </w:tcPr>
           <w:p>
             <w:pPr>
-              <w:spacing w:before="20" w:after="20"/>
+              <w:spacing w:before="0" w:after="0"/>
               <w:jc w:val="center"/>
             </w:pPr>
             <w:r>
@@ -391,7 +391,7 @@
                 <w:b w:val="0"/>
                 <w:i w:val="0"/>
                 <w:color w:val="222D2A"/>
-                <w:sz w:val="25"/>
+                <w:sz w:val="23"/>
               </w:rPr>
               <w:t>Anna Carruthers</w:t>
             </w:r>
@@ -401,11 +401,11 @@
       <w:tr>
         <w:tc>
           <w:tcPr>
-            <w:tcW w:type="dxa" w:w="3213"/>
+            <w:tcW w:type="dxa" w:w="3137"/>
           </w:tcPr>
           <w:p>
             <w:pPr>
-              <w:spacing w:before="20" w:after="20"/>
+              <w:spacing w:before="0" w:after="0"/>
               <w:jc w:val="center"/>
             </w:pPr>
             <w:r>
@@ -414,7 +414,7 @@
                 <w:b w:val="0"/>
                 <w:i w:val="0"/>
                 <w:color w:val="222D2A"/>
-                <w:sz w:val="25"/>
+                <w:sz w:val="23"/>
               </w:rPr>
               <w:t>Archie</w:t>
             </w:r>
@@ -422,11 +422,11 @@
         </w:tc>
         <w:tc>
           <w:tcPr>
-            <w:tcW w:type="dxa" w:w="3213"/>
+            <w:tcW w:type="dxa" w:w="3137"/>
           </w:tcPr>
           <w:p>
             <w:pPr>
-              <w:spacing w:before="20" w:after="20"/>
+              <w:spacing w:before="0" w:after="0"/>
               <w:jc w:val="center"/>
             </w:pPr>
             <w:r>
@@ -435,7 +435,7 @@
                 <w:b w:val="0"/>
                 <w:i w:val="0"/>
                 <w:color w:val="222D2A"/>
-                <w:sz w:val="25"/>
+                <w:sz w:val="23"/>
               </w:rPr>
               <w:t>Tony Tzu</w:t>
             </w:r>
@@ -443,11 +443,11 @@
         </w:tc>
         <w:tc>
           <w:tcPr>
-            <w:tcW w:type="dxa" w:w="3213"/>
+            <w:tcW w:type="dxa" w:w="3137"/>
           </w:tcPr>
           <w:p>
             <w:pPr>
-              <w:spacing w:before="20" w:after="20"/>
+              <w:spacing w:before="0" w:after="0"/>
               <w:jc w:val="center"/>
             </w:pPr>
             <w:r>
@@ -456,7 +456,7 @@
                 <w:b w:val="0"/>
                 <w:i w:val="0"/>
                 <w:color w:val="222D2A"/>
-                <w:sz w:val="25"/>
+                <w:sz w:val="23"/>
               </w:rPr>
               <w:t>Craig Ferguson</w:t>
             </w:r>
@@ -466,11 +466,11 @@
       <w:tr>
         <w:tc>
           <w:tcPr>
-            <w:tcW w:type="dxa" w:w="3213"/>
+            <w:tcW w:type="dxa" w:w="3137"/>
           </w:tcPr>
           <w:p>
             <w:pPr>
-              <w:spacing w:before="20" w:after="20"/>
+              <w:spacing w:before="0" w:after="0"/>
               <w:jc w:val="center"/>
             </w:pPr>
             <w:r>
@@ -479,7 +479,7 @@
                 <w:b w:val="0"/>
                 <w:i w:val="0"/>
                 <w:color w:val="222D2A"/>
-                <w:sz w:val="25"/>
+                <w:sz w:val="23"/>
               </w:rPr>
               <w:t>Allan Harte</w:t>
             </w:r>
@@ -487,11 +487,11 @@
         </w:tc>
         <w:tc>
           <w:tcPr>
-            <w:tcW w:type="dxa" w:w="3213"/>
+            <w:tcW w:type="dxa" w:w="3137"/>
           </w:tcPr>
           <w:p>
             <w:pPr>
-              <w:spacing w:before="20" w:after="20"/>
+              <w:spacing w:before="0" w:after="0"/>
               <w:jc w:val="center"/>
             </w:pPr>
             <w:r>
@@ -500,7 +500,7 @@
                 <w:b w:val="0"/>
                 <w:i w:val="0"/>
                 <w:color w:val="222D2A"/>
-                <w:sz w:val="25"/>
+                <w:sz w:val="23"/>
               </w:rPr>
               <w:t>Max</w:t>
             </w:r>
@@ -508,11 +508,11 @@
         </w:tc>
         <w:tc>
           <w:tcPr>
-            <w:tcW w:type="dxa" w:w="3213"/>
+            <w:tcW w:type="dxa" w:w="3137"/>
           </w:tcPr>
           <w:p>
             <w:pPr>
-              <w:spacing w:before="20" w:after="20"/>
+              <w:spacing w:before="0" w:after="0"/>
               <w:jc w:val="center"/>
             </w:pPr>
             <w:r>
@@ -521,7 +521,7 @@
                 <w:b w:val="0"/>
                 <w:i w:val="0"/>
                 <w:color w:val="222D2A"/>
-                <w:sz w:val="25"/>
+                <w:sz w:val="23"/>
               </w:rPr>
               <w:t>Thomas Carruthers</w:t>
             </w:r>
@@ -537,7 +537,7 @@
       <w:r>
         <w:drawing>
           <wp:inline xmlns:a="http://schemas.openxmlformats.org/drawingml/2006/main" xmlns:pic="http://schemas.openxmlformats.org/drawingml/2006/picture">
-            <wp:extent cx="822960" cy="822960"/>
+            <wp:extent cx="749808" cy="749808"/>
             <wp:docPr id="1" name="Picture 1"/>
             <wp:cNvGraphicFramePr>
               <a:graphicFrameLocks noChangeAspect="1"/>
@@ -558,7 +558,7 @@
                   <pic:spPr>
                     <a:xfrm>
                       <a:off x="0" y="0"/>
-                      <a:ext cx="822960" cy="822960"/>
+                      <a:ext cx="749808" cy="749808"/>
                     </a:xfrm>
                     <a:prstGeom prst="rect"/>
                   </pic:spPr>
@@ -617,7 +617,7 @@
           <w:b/>
           <w:i w:val="0"/>
           <w:color w:val="222D2A"/>
-          <w:sz w:val="60"/>
+          <w:sz w:val="56"/>
         </w:rPr>
         <w:t>Acer</w:t>
       </w:r>
@@ -655,13 +655,13 @@
         </w:tblBorders>
       </w:tblPr>
       <w:tblGrid>
-        <w:gridCol w:w="4819"/>
-        <w:gridCol w:w="4819"/>
+        <w:gridCol w:w="4706"/>
+        <w:gridCol w:w="4706"/>
       </w:tblGrid>
       <w:tr>
         <w:tc>
           <w:tcPr>
-            <w:tcW w:type="dxa" w:w="4819"/>
+            <w:tcW w:type="dxa" w:w="4706"/>
           </w:tcPr>
           <w:p>
             <w:pPr>
@@ -682,7 +682,7 @@
         </w:tc>
         <w:tc>
           <w:tcPr>
-            <w:tcW w:type="dxa" w:w="4819"/>
+            <w:tcW w:type="dxa" w:w="4706"/>
           </w:tcPr>
           <w:p>
             <w:pPr>
@@ -705,7 +705,7 @@
       <w:tr>
         <w:tc>
           <w:tcPr>
-            <w:tcW w:type="dxa" w:w="4819"/>
+            <w:tcW w:type="dxa" w:w="4706"/>
           </w:tcPr>
           <w:p>
             <w:pPr>
@@ -726,7 +726,7 @@
         </w:tc>
         <w:tc>
           <w:tcPr>
-            <w:tcW w:type="dxa" w:w="4819"/>
+            <w:tcW w:type="dxa" w:w="4706"/>
           </w:tcPr>
           <w:p>
             <w:pPr>
@@ -749,7 +749,7 @@
       <w:tr>
         <w:tc>
           <w:tcPr>
-            <w:tcW w:type="dxa" w:w="4819"/>
+            <w:tcW w:type="dxa" w:w="4706"/>
           </w:tcPr>
           <w:p>
             <w:pPr>
@@ -770,7 +770,7 @@
         </w:tc>
         <w:tc>
           <w:tcPr>
-            <w:tcW w:type="dxa" w:w="4819"/>
+            <w:tcW w:type="dxa" w:w="4706"/>
           </w:tcPr>
           <w:p>
             <w:pPr>
@@ -793,7 +793,7 @@
       <w:tr>
         <w:tc>
           <w:tcPr>
-            <w:tcW w:type="dxa" w:w="4819"/>
+            <w:tcW w:type="dxa" w:w="4706"/>
           </w:tcPr>
           <w:p>
             <w:pPr>
@@ -814,7 +814,7 @@
         </w:tc>
         <w:tc>
           <w:tcPr>
-            <w:tcW w:type="dxa" w:w="4819"/>
+            <w:tcW w:type="dxa" w:w="4706"/>
           </w:tcPr>
           <w:p>
             <w:pPr>
@@ -843,7 +843,7 @@
       <w:r>
         <w:drawing>
           <wp:inline xmlns:a="http://schemas.openxmlformats.org/drawingml/2006/main" xmlns:pic="http://schemas.openxmlformats.org/drawingml/2006/picture">
-            <wp:extent cx="822960" cy="822960"/>
+            <wp:extent cx="749808" cy="749808"/>
             <wp:docPr id="2" name="Picture 2"/>
             <wp:cNvGraphicFramePr>
               <a:graphicFrameLocks noChangeAspect="1"/>
@@ -864,7 +864,7 @@
                   <pic:spPr>
                     <a:xfrm>
                       <a:off x="0" y="0"/>
-                      <a:ext cx="822960" cy="822960"/>
+                      <a:ext cx="749808" cy="749808"/>
                     </a:xfrm>
                     <a:prstGeom prst="rect"/>
                   </pic:spPr>
@@ -923,7 +923,7 @@
           <w:b/>
           <w:i w:val="0"/>
           <w:color w:val="222D2A"/>
-          <w:sz w:val="60"/>
+          <w:sz w:val="56"/>
         </w:rPr>
         <w:t>Ash</w:t>
       </w:r>
@@ -961,13 +961,13 @@
         </w:tblBorders>
       </w:tblPr>
       <w:tblGrid>
-        <w:gridCol w:w="4819"/>
-        <w:gridCol w:w="4819"/>
+        <w:gridCol w:w="4706"/>
+        <w:gridCol w:w="4706"/>
       </w:tblGrid>
       <w:tr>
         <w:tc>
           <w:tcPr>
-            <w:tcW w:type="dxa" w:w="4819"/>
+            <w:tcW w:type="dxa" w:w="4706"/>
           </w:tcPr>
           <w:p>
             <w:pPr>
@@ -988,7 +988,7 @@
         </w:tc>
         <w:tc>
           <w:tcPr>
-            <w:tcW w:type="dxa" w:w="4819"/>
+            <w:tcW w:type="dxa" w:w="4706"/>
           </w:tcPr>
           <w:p>
             <w:pPr>
@@ -1011,7 +1011,7 @@
       <w:tr>
         <w:tc>
           <w:tcPr>
-            <w:tcW w:type="dxa" w:w="4819"/>
+            <w:tcW w:type="dxa" w:w="4706"/>
           </w:tcPr>
           <w:p>
             <w:pPr>
@@ -1032,7 +1032,7 @@
         </w:tc>
         <w:tc>
           <w:tcPr>
-            <w:tcW w:type="dxa" w:w="4819"/>
+            <w:tcW w:type="dxa" w:w="4706"/>
           </w:tcPr>
           <w:p>
             <w:pPr>
@@ -1055,7 +1055,7 @@
       <w:tr>
         <w:tc>
           <w:tcPr>
-            <w:tcW w:type="dxa" w:w="4819"/>
+            <w:tcW w:type="dxa" w:w="4706"/>
           </w:tcPr>
           <w:p>
             <w:pPr>
@@ -1076,7 +1076,7 @@
         </w:tc>
         <w:tc>
           <w:tcPr>
-            <w:tcW w:type="dxa" w:w="4819"/>
+            <w:tcW w:type="dxa" w:w="4706"/>
           </w:tcPr>
           <w:p>
             <w:pPr>
@@ -1099,7 +1099,7 @@
       <w:tr>
         <w:tc>
           <w:tcPr>
-            <w:tcW w:type="dxa" w:w="4819"/>
+            <w:tcW w:type="dxa" w:w="4706"/>
           </w:tcPr>
           <w:p>
             <w:pPr>
@@ -1120,7 +1120,7 @@
         </w:tc>
         <w:tc>
           <w:tcPr>
-            <w:tcW w:type="dxa" w:w="4819"/>
+            <w:tcW w:type="dxa" w:w="4706"/>
           </w:tcPr>
           <w:p>
             <w:pPr>
@@ -1149,7 +1149,7 @@
       <w:r>
         <w:drawing>
           <wp:inline xmlns:a="http://schemas.openxmlformats.org/drawingml/2006/main" xmlns:pic="http://schemas.openxmlformats.org/drawingml/2006/picture">
-            <wp:extent cx="822960" cy="822960"/>
+            <wp:extent cx="749808" cy="749808"/>
             <wp:docPr id="3" name="Picture 3"/>
             <wp:cNvGraphicFramePr>
               <a:graphicFrameLocks noChangeAspect="1"/>
@@ -1170,7 +1170,7 @@
                   <pic:spPr>
                     <a:xfrm>
                       <a:off x="0" y="0"/>
-                      <a:ext cx="822960" cy="822960"/>
+                      <a:ext cx="749808" cy="749808"/>
                     </a:xfrm>
                     <a:prstGeom prst="rect"/>
                   </pic:spPr>
@@ -1229,7 +1229,7 @@
           <w:b/>
           <w:i w:val="0"/>
           <w:color w:val="222D2A"/>
-          <w:sz w:val="60"/>
+          <w:sz w:val="56"/>
         </w:rPr>
         <w:t>Elm</w:t>
       </w:r>
@@ -1267,13 +1267,13 @@
         </w:tblBorders>
       </w:tblPr>
       <w:tblGrid>
-        <w:gridCol w:w="4819"/>
-        <w:gridCol w:w="4819"/>
+        <w:gridCol w:w="4706"/>
+        <w:gridCol w:w="4706"/>
       </w:tblGrid>
       <w:tr>
         <w:tc>
           <w:tcPr>
-            <w:tcW w:type="dxa" w:w="4819"/>
+            <w:tcW w:type="dxa" w:w="4706"/>
           </w:tcPr>
           <w:p>
             <w:pPr>
@@ -1294,7 +1294,7 @@
         </w:tc>
         <w:tc>
           <w:tcPr>
-            <w:tcW w:type="dxa" w:w="4819"/>
+            <w:tcW w:type="dxa" w:w="4706"/>
           </w:tcPr>
           <w:p>
             <w:pPr>
@@ -1317,7 +1317,7 @@
       <w:tr>
         <w:tc>
           <w:tcPr>
-            <w:tcW w:type="dxa" w:w="4819"/>
+            <w:tcW w:type="dxa" w:w="4706"/>
           </w:tcPr>
           <w:p>
             <w:pPr>
@@ -1338,7 +1338,7 @@
         </w:tc>
         <w:tc>
           <w:tcPr>
-            <w:tcW w:type="dxa" w:w="4819"/>
+            <w:tcW w:type="dxa" w:w="4706"/>
           </w:tcPr>
           <w:p>
             <w:pPr>
@@ -1361,7 +1361,7 @@
       <w:tr>
         <w:tc>
           <w:tcPr>
-            <w:tcW w:type="dxa" w:w="4819"/>
+            <w:tcW w:type="dxa" w:w="4706"/>
           </w:tcPr>
           <w:p>
             <w:pPr>
@@ -1382,7 +1382,7 @@
         </w:tc>
         <w:tc>
           <w:tcPr>
-            <w:tcW w:type="dxa" w:w="4819"/>
+            <w:tcW w:type="dxa" w:w="4706"/>
           </w:tcPr>
           <w:p>
             <w:pPr>
@@ -1405,7 +1405,7 @@
       <w:tr>
         <w:tc>
           <w:tcPr>
-            <w:tcW w:type="dxa" w:w="4819"/>
+            <w:tcW w:type="dxa" w:w="4706"/>
           </w:tcPr>
           <w:p>
             <w:pPr>
@@ -1426,7 +1426,7 @@
         </w:tc>
         <w:tc>
           <w:tcPr>
-            <w:tcW w:type="dxa" w:w="4819"/>
+            <w:tcW w:type="dxa" w:w="4706"/>
           </w:tcPr>
           <w:p/>
         </w:tc>
@@ -1440,7 +1440,7 @@
       <w:r>
         <w:drawing>
           <wp:inline xmlns:a="http://schemas.openxmlformats.org/drawingml/2006/main" xmlns:pic="http://schemas.openxmlformats.org/drawingml/2006/picture">
-            <wp:extent cx="822960" cy="822960"/>
+            <wp:extent cx="749808" cy="749808"/>
             <wp:docPr id="4" name="Picture 4"/>
             <wp:cNvGraphicFramePr>
               <a:graphicFrameLocks noChangeAspect="1"/>
@@ -1461,7 +1461,7 @@
                   <pic:spPr>
                     <a:xfrm>
                       <a:off x="0" y="0"/>
-                      <a:ext cx="822960" cy="822960"/>
+                      <a:ext cx="749808" cy="749808"/>
                     </a:xfrm>
                     <a:prstGeom prst="rect"/>
                   </pic:spPr>
@@ -1520,7 +1520,7 @@
           <w:b/>
           <w:i w:val="0"/>
           <w:color w:val="222D2A"/>
-          <w:sz w:val="60"/>
+          <w:sz w:val="56"/>
         </w:rPr>
         <w:t>Holly</w:t>
       </w:r>
@@ -1558,13 +1558,13 @@
         </w:tblBorders>
       </w:tblPr>
       <w:tblGrid>
-        <w:gridCol w:w="4819"/>
-        <w:gridCol w:w="4819"/>
+        <w:gridCol w:w="4706"/>
+        <w:gridCol w:w="4706"/>
       </w:tblGrid>
       <w:tr>
         <w:tc>
           <w:tcPr>
-            <w:tcW w:type="dxa" w:w="4819"/>
+            <w:tcW w:type="dxa" w:w="4706"/>
           </w:tcPr>
           <w:p>
             <w:pPr>
@@ -1577,7 +1577,7 @@
                 <w:b w:val="0"/>
                 <w:i w:val="0"/>
                 <w:color w:val="222D2A"/>
-                <w:sz w:val="25"/>
+                <w:sz w:val="24"/>
               </w:rPr>
               <w:t>Rach Hoar</w:t>
             </w:r>
@@ -1585,7 +1585,7 @@
         </w:tc>
         <w:tc>
           <w:tcPr>
-            <w:tcW w:type="dxa" w:w="4819"/>
+            <w:tcW w:type="dxa" w:w="4706"/>
           </w:tcPr>
           <w:p>
             <w:pPr>
@@ -1598,7 +1598,7 @@
                 <w:b w:val="0"/>
                 <w:i w:val="0"/>
                 <w:color w:val="222D2A"/>
-                <w:sz w:val="25"/>
+                <w:sz w:val="24"/>
               </w:rPr>
               <w:t>Martin Carey</w:t>
             </w:r>
@@ -1608,7 +1608,7 @@
       <w:tr>
         <w:tc>
           <w:tcPr>
-            <w:tcW w:type="dxa" w:w="4819"/>
+            <w:tcW w:type="dxa" w:w="4706"/>
           </w:tcPr>
           <w:p>
             <w:pPr>
@@ -1621,7 +1621,7 @@
                 <w:b w:val="0"/>
                 <w:i w:val="0"/>
                 <w:color w:val="222D2A"/>
-                <w:sz w:val="25"/>
+                <w:sz w:val="24"/>
               </w:rPr>
               <w:t>James Hoar</w:t>
             </w:r>
@@ -1629,7 +1629,7 @@
         </w:tc>
         <w:tc>
           <w:tcPr>
-            <w:tcW w:type="dxa" w:w="4819"/>
+            <w:tcW w:type="dxa" w:w="4706"/>
           </w:tcPr>
           <w:p>
             <w:pPr>
@@ -1642,7 +1642,7 @@
                 <w:b w:val="0"/>
                 <w:i w:val="0"/>
                 <w:color w:val="222D2A"/>
-                <w:sz w:val="25"/>
+                <w:sz w:val="24"/>
               </w:rPr>
               <w:t>Wayne Harling</w:t>
             </w:r>
@@ -1652,7 +1652,7 @@
       <w:tr>
         <w:tc>
           <w:tcPr>
-            <w:tcW w:type="dxa" w:w="4819"/>
+            <w:tcW w:type="dxa" w:w="4706"/>
           </w:tcPr>
           <w:p>
             <w:pPr>
@@ -1665,7 +1665,7 @@
                 <w:b w:val="0"/>
                 <w:i w:val="0"/>
                 <w:color w:val="222D2A"/>
-                <w:sz w:val="25"/>
+                <w:sz w:val="24"/>
               </w:rPr>
               <w:t>Catherine</w:t>
             </w:r>
@@ -1673,7 +1673,7 @@
         </w:tc>
         <w:tc>
           <w:tcPr>
-            <w:tcW w:type="dxa" w:w="4819"/>
+            <w:tcW w:type="dxa" w:w="4706"/>
           </w:tcPr>
           <w:p>
             <w:pPr>
@@ -1686,7 +1686,7 @@
                 <w:b w:val="0"/>
                 <w:i w:val="0"/>
                 <w:color w:val="222D2A"/>
-                <w:sz w:val="25"/>
+                <w:sz w:val="24"/>
               </w:rPr>
               <w:t>Lizzie Harling</w:t>
             </w:r>
@@ -1696,7 +1696,7 @@
       <w:tr>
         <w:tc>
           <w:tcPr>
-            <w:tcW w:type="dxa" w:w="4819"/>
+            <w:tcW w:type="dxa" w:w="4706"/>
           </w:tcPr>
           <w:p>
             <w:pPr>
@@ -1709,7 +1709,7 @@
                 <w:b w:val="0"/>
                 <w:i w:val="0"/>
                 <w:color w:val="222D2A"/>
-                <w:sz w:val="25"/>
+                <w:sz w:val="24"/>
               </w:rPr>
               <w:t>Harry</w:t>
             </w:r>
@@ -1717,7 +1717,7 @@
         </w:tc>
         <w:tc>
           <w:tcPr>
-            <w:tcW w:type="dxa" w:w="4819"/>
+            <w:tcW w:type="dxa" w:w="4706"/>
           </w:tcPr>
           <w:p>
             <w:pPr>
@@ -1730,7 +1730,7 @@
                 <w:b w:val="0"/>
                 <w:i w:val="0"/>
                 <w:color w:val="222D2A"/>
-                <w:sz w:val="25"/>
+                <w:sz w:val="24"/>
               </w:rPr>
               <w:t>Mary Harte</w:t>
             </w:r>
@@ -1740,7 +1740,7 @@
       <w:tr>
         <w:tc>
           <w:tcPr>
-            <w:tcW w:type="dxa" w:w="4819"/>
+            <w:tcW w:type="dxa" w:w="4706"/>
           </w:tcPr>
           <w:p>
             <w:pPr>
@@ -1753,7 +1753,7 @@
                 <w:b w:val="0"/>
                 <w:i w:val="0"/>
                 <w:color w:val="222D2A"/>
-                <w:sz w:val="25"/>
+                <w:sz w:val="24"/>
               </w:rPr>
               <w:t>Lily</w:t>
             </w:r>
@@ -1761,7 +1761,7 @@
         </w:tc>
         <w:tc>
           <w:tcPr>
-            <w:tcW w:type="dxa" w:w="4819"/>
+            <w:tcW w:type="dxa" w:w="4706"/>
           </w:tcPr>
           <w:p>
             <w:pPr>
@@ -1774,7 +1774,7 @@
                 <w:b w:val="0"/>
                 <w:i w:val="0"/>
                 <w:color w:val="222D2A"/>
-                <w:sz w:val="25"/>
+                <w:sz w:val="24"/>
               </w:rPr>
               <w:t>Donald Harte</w:t>
             </w:r>
@@ -1784,7 +1784,7 @@
       <w:tr>
         <w:tc>
           <w:tcPr>
-            <w:tcW w:type="dxa" w:w="4819"/>
+            <w:tcW w:type="dxa" w:w="4706"/>
           </w:tcPr>
           <w:p>
             <w:pPr>
@@ -1797,7 +1797,7 @@
                 <w:b w:val="0"/>
                 <w:i w:val="0"/>
                 <w:color w:val="222D2A"/>
-                <w:sz w:val="25"/>
+                <w:sz w:val="24"/>
               </w:rPr>
               <w:t>Ursula Carey</w:t>
             </w:r>
@@ -1805,7 +1805,7 @@
         </w:tc>
         <w:tc>
           <w:tcPr>
-            <w:tcW w:type="dxa" w:w="4819"/>
+            <w:tcW w:type="dxa" w:w="4706"/>
           </w:tcPr>
           <w:p>
             <w:pPr>
@@ -1818,7 +1818,7 @@
                 <w:b w:val="0"/>
                 <w:i w:val="0"/>
                 <w:color w:val="222D2A"/>
-                <w:sz w:val="25"/>
+                <w:sz w:val="24"/>
               </w:rPr>
               <w:t>Dónal Harte</w:t>
             </w:r>
@@ -1834,7 +1834,7 @@
       <w:r>
         <w:drawing>
           <wp:inline xmlns:a="http://schemas.openxmlformats.org/drawingml/2006/main" xmlns:pic="http://schemas.openxmlformats.org/drawingml/2006/picture">
-            <wp:extent cx="822960" cy="822960"/>
+            <wp:extent cx="749808" cy="749808"/>
             <wp:docPr id="5" name="Picture 5"/>
             <wp:cNvGraphicFramePr>
               <a:graphicFrameLocks noChangeAspect="1"/>
@@ -1855,7 +1855,7 @@
                   <pic:spPr>
                     <a:xfrm>
                       <a:off x="0" y="0"/>
-                      <a:ext cx="822960" cy="822960"/>
+                      <a:ext cx="749808" cy="749808"/>
                     </a:xfrm>
                     <a:prstGeom prst="rect"/>
                   </pic:spPr>
@@ -1914,7 +1914,7 @@
           <w:b/>
           <w:i w:val="0"/>
           <w:color w:val="222D2A"/>
-          <w:sz w:val="60"/>
+          <w:sz w:val="56"/>
         </w:rPr>
         <w:t>Magnolia</w:t>
       </w:r>
@@ -1952,13 +1952,13 @@
         </w:tblBorders>
       </w:tblPr>
       <w:tblGrid>
-        <w:gridCol w:w="4819"/>
-        <w:gridCol w:w="4819"/>
+        <w:gridCol w:w="4706"/>
+        <w:gridCol w:w="4706"/>
       </w:tblGrid>
       <w:tr>
         <w:tc>
           <w:tcPr>
-            <w:tcW w:type="dxa" w:w="4819"/>
+            <w:tcW w:type="dxa" w:w="4706"/>
           </w:tcPr>
           <w:p>
             <w:pPr>
@@ -1979,7 +1979,7 @@
         </w:tc>
         <w:tc>
           <w:tcPr>
-            <w:tcW w:type="dxa" w:w="4819"/>
+            <w:tcW w:type="dxa" w:w="4706"/>
           </w:tcPr>
           <w:p>
             <w:pPr>
@@ -2002,7 +2002,7 @@
       <w:tr>
         <w:tc>
           <w:tcPr>
-            <w:tcW w:type="dxa" w:w="4819"/>
+            <w:tcW w:type="dxa" w:w="4706"/>
           </w:tcPr>
           <w:p>
             <w:pPr>
@@ -2023,7 +2023,7 @@
         </w:tc>
         <w:tc>
           <w:tcPr>
-            <w:tcW w:type="dxa" w:w="4819"/>
+            <w:tcW w:type="dxa" w:w="4706"/>
           </w:tcPr>
           <w:p>
             <w:pPr>
@@ -2046,7 +2046,7 @@
       <w:tr>
         <w:tc>
           <w:tcPr>
-            <w:tcW w:type="dxa" w:w="4819"/>
+            <w:tcW w:type="dxa" w:w="4706"/>
           </w:tcPr>
           <w:p>
             <w:pPr>
@@ -2067,7 +2067,7 @@
         </w:tc>
         <w:tc>
           <w:tcPr>
-            <w:tcW w:type="dxa" w:w="4819"/>
+            <w:tcW w:type="dxa" w:w="4706"/>
           </w:tcPr>
           <w:p>
             <w:pPr>
@@ -2090,7 +2090,7 @@
       <w:tr>
         <w:tc>
           <w:tcPr>
-            <w:tcW w:type="dxa" w:w="4819"/>
+            <w:tcW w:type="dxa" w:w="4706"/>
           </w:tcPr>
           <w:p>
             <w:pPr>
@@ -2111,7 +2111,7 @@
         </w:tc>
         <w:tc>
           <w:tcPr>
-            <w:tcW w:type="dxa" w:w="4819"/>
+            <w:tcW w:type="dxa" w:w="4706"/>
           </w:tcPr>
           <w:p>
             <w:pPr>
@@ -2140,7 +2140,7 @@
       <w:r>
         <w:drawing>
           <wp:inline xmlns:a="http://schemas.openxmlformats.org/drawingml/2006/main" xmlns:pic="http://schemas.openxmlformats.org/drawingml/2006/picture">
-            <wp:extent cx="822960" cy="822960"/>
+            <wp:extent cx="749808" cy="749808"/>
             <wp:docPr id="6" name="Picture 6"/>
             <wp:cNvGraphicFramePr>
               <a:graphicFrameLocks noChangeAspect="1"/>
@@ -2161,7 +2161,7 @@
                   <pic:spPr>
                     <a:xfrm>
                       <a:off x="0" y="0"/>
-                      <a:ext cx="822960" cy="822960"/>
+                      <a:ext cx="749808" cy="749808"/>
                     </a:xfrm>
                     <a:prstGeom prst="rect"/>
                   </pic:spPr>
@@ -2220,7 +2220,7 @@
           <w:b/>
           <w:i w:val="0"/>
           <w:color w:val="222D2A"/>
-          <w:sz w:val="60"/>
+          <w:sz w:val="56"/>
         </w:rPr>
         <w:t>Maple</w:t>
       </w:r>
@@ -2258,13 +2258,13 @@
         </w:tblBorders>
       </w:tblPr>
       <w:tblGrid>
-        <w:gridCol w:w="4819"/>
-        <w:gridCol w:w="4819"/>
+        <w:gridCol w:w="4706"/>
+        <w:gridCol w:w="4706"/>
       </w:tblGrid>
       <w:tr>
         <w:tc>
           <w:tcPr>
-            <w:tcW w:type="dxa" w:w="4819"/>
+            <w:tcW w:type="dxa" w:w="4706"/>
           </w:tcPr>
           <w:p>
             <w:pPr>
@@ -2285,7 +2285,7 @@
         </w:tc>
         <w:tc>
           <w:tcPr>
-            <w:tcW w:type="dxa" w:w="4819"/>
+            <w:tcW w:type="dxa" w:w="4706"/>
           </w:tcPr>
           <w:p>
             <w:pPr>
@@ -2308,7 +2308,7 @@
       <w:tr>
         <w:tc>
           <w:tcPr>
-            <w:tcW w:type="dxa" w:w="4819"/>
+            <w:tcW w:type="dxa" w:w="4706"/>
           </w:tcPr>
           <w:p>
             <w:pPr>
@@ -2329,7 +2329,7 @@
         </w:tc>
         <w:tc>
           <w:tcPr>
-            <w:tcW w:type="dxa" w:w="4819"/>
+            <w:tcW w:type="dxa" w:w="4706"/>
           </w:tcPr>
           <w:p>
             <w:pPr>
@@ -2352,7 +2352,7 @@
       <w:tr>
         <w:tc>
           <w:tcPr>
-            <w:tcW w:type="dxa" w:w="4819"/>
+            <w:tcW w:type="dxa" w:w="4706"/>
           </w:tcPr>
           <w:p>
             <w:pPr>
@@ -2373,7 +2373,7 @@
         </w:tc>
         <w:tc>
           <w:tcPr>
-            <w:tcW w:type="dxa" w:w="4819"/>
+            <w:tcW w:type="dxa" w:w="4706"/>
           </w:tcPr>
           <w:p>
             <w:pPr>
@@ -2396,7 +2396,7 @@
       <w:tr>
         <w:tc>
           <w:tcPr>
-            <w:tcW w:type="dxa" w:w="4819"/>
+            <w:tcW w:type="dxa" w:w="4706"/>
           </w:tcPr>
           <w:p>
             <w:pPr>
@@ -2417,7 +2417,7 @@
         </w:tc>
         <w:tc>
           <w:tcPr>
-            <w:tcW w:type="dxa" w:w="4819"/>
+            <w:tcW w:type="dxa" w:w="4706"/>
           </w:tcPr>
           <w:p/>
         </w:tc>
@@ -2431,7 +2431,7 @@
       <w:r>
         <w:drawing>
           <wp:inline xmlns:a="http://schemas.openxmlformats.org/drawingml/2006/main" xmlns:pic="http://schemas.openxmlformats.org/drawingml/2006/picture">
-            <wp:extent cx="822960" cy="822960"/>
+            <wp:extent cx="749808" cy="749808"/>
             <wp:docPr id="7" name="Picture 7"/>
             <wp:cNvGraphicFramePr>
               <a:graphicFrameLocks noChangeAspect="1"/>
@@ -2452,7 +2452,7 @@
                   <pic:spPr>
                     <a:xfrm>
                       <a:off x="0" y="0"/>
-                      <a:ext cx="822960" cy="822960"/>
+                      <a:ext cx="749808" cy="749808"/>
                     </a:xfrm>
                     <a:prstGeom prst="rect"/>
                   </pic:spPr>
@@ -2511,7 +2511,7 @@
           <w:b/>
           <w:i w:val="0"/>
           <w:color w:val="222D2A"/>
-          <w:sz w:val="60"/>
+          <w:sz w:val="56"/>
         </w:rPr>
         <w:t>Oak</w:t>
       </w:r>
@@ -2549,12 +2549,12 @@
         </w:tblBorders>
       </w:tblPr>
       <w:tblGrid>
-        <w:gridCol w:w="9638"/>
+        <w:gridCol w:w="9412"/>
       </w:tblGrid>
       <w:tr>
         <w:tc>
           <w:tcPr>
-            <w:tcW w:type="dxa" w:w="9638"/>
+            <w:tcW w:type="dxa" w:w="9412"/>
           </w:tcPr>
           <w:p>
             <w:pPr>
@@ -2567,7 +2567,7 @@
                 <w:b w:val="0"/>
                 <w:i w:val="0"/>
                 <w:color w:val="222D2A"/>
-                <w:sz w:val="25"/>
+                <w:sz w:val="24"/>
               </w:rPr>
               <w:t>Emma Harte</w:t>
             </w:r>
@@ -2577,7 +2577,7 @@
       <w:tr>
         <w:tc>
           <w:tcPr>
-            <w:tcW w:type="dxa" w:w="9638"/>
+            <w:tcW w:type="dxa" w:w="9412"/>
           </w:tcPr>
           <w:p>
             <w:pPr>
@@ -2590,7 +2590,7 @@
                 <w:b w:val="0"/>
                 <w:i w:val="0"/>
                 <w:color w:val="222D2A"/>
-                <w:sz w:val="25"/>
+                <w:sz w:val="24"/>
               </w:rPr>
               <w:t>Ben Maguire</w:t>
             </w:r>
@@ -2600,7 +2600,7 @@
       <w:tr>
         <w:tc>
           <w:tcPr>
-            <w:tcW w:type="dxa" w:w="9638"/>
+            <w:tcW w:type="dxa" w:w="9412"/>
           </w:tcPr>
           <w:p>
             <w:pPr>
@@ -2613,7 +2613,7 @@
                 <w:b w:val="0"/>
                 <w:i w:val="0"/>
                 <w:color w:val="222D2A"/>
-                <w:sz w:val="25"/>
+                <w:sz w:val="24"/>
               </w:rPr>
               <w:t>Jerome</w:t>
             </w:r>
@@ -2623,7 +2623,7 @@
       <w:tr>
         <w:tc>
           <w:tcPr>
-            <w:tcW w:type="dxa" w:w="9638"/>
+            <w:tcW w:type="dxa" w:w="9412"/>
           </w:tcPr>
           <w:p>
             <w:pPr>
@@ -2636,7 +2636,7 @@
                 <w:b w:val="0"/>
                 <w:i w:val="0"/>
                 <w:color w:val="222D2A"/>
-                <w:sz w:val="25"/>
+                <w:sz w:val="24"/>
               </w:rPr>
               <w:t>Ruby</w:t>
             </w:r>
@@ -2646,7 +2646,7 @@
       <w:tr>
         <w:tc>
           <w:tcPr>
-            <w:tcW w:type="dxa" w:w="9638"/>
+            <w:tcW w:type="dxa" w:w="9412"/>
           </w:tcPr>
           <w:p>
             <w:pPr>
@@ -2659,7 +2659,7 @@
                 <w:b w:val="0"/>
                 <w:i w:val="0"/>
                 <w:color w:val="222D2A"/>
-                <w:sz w:val="25"/>
+                <w:sz w:val="24"/>
               </w:rPr>
               <w:t>Raya Harte</w:t>
             </w:r>
@@ -2669,7 +2669,7 @@
       <w:tr>
         <w:tc>
           <w:tcPr>
-            <w:tcW w:type="dxa" w:w="9638"/>
+            <w:tcW w:type="dxa" w:w="9412"/>
           </w:tcPr>
           <w:p>
             <w:pPr>
@@ -2682,7 +2682,7 @@
                 <w:b w:val="0"/>
                 <w:i w:val="0"/>
                 <w:color w:val="222D2A"/>
-                <w:sz w:val="25"/>
+                <w:sz w:val="24"/>
               </w:rPr>
               <w:t>Archie Burt</w:t>
             </w:r>
@@ -2698,7 +2698,7 @@
       <w:r>
         <w:drawing>
           <wp:inline xmlns:a="http://schemas.openxmlformats.org/drawingml/2006/main" xmlns:pic="http://schemas.openxmlformats.org/drawingml/2006/picture">
-            <wp:extent cx="822960" cy="822960"/>
+            <wp:extent cx="749808" cy="749808"/>
             <wp:docPr id="8" name="Picture 8"/>
             <wp:cNvGraphicFramePr>
               <a:graphicFrameLocks noChangeAspect="1"/>
@@ -2719,7 +2719,7 @@
                   <pic:spPr>
                     <a:xfrm>
                       <a:off x="0" y="0"/>
-                      <a:ext cx="822960" cy="822960"/>
+                      <a:ext cx="749808" cy="749808"/>
                     </a:xfrm>
                     <a:prstGeom prst="rect"/>
                   </pic:spPr>
@@ -2778,7 +2778,7 @@
           <w:b/>
           <w:i w:val="0"/>
           <w:color w:val="222D2A"/>
-          <w:sz w:val="60"/>
+          <w:sz w:val="56"/>
         </w:rPr>
         <w:t>Rowan</w:t>
       </w:r>
@@ -2816,13 +2816,13 @@
         </w:tblBorders>
       </w:tblPr>
       <w:tblGrid>
-        <w:gridCol w:w="4819"/>
-        <w:gridCol w:w="4819"/>
+        <w:gridCol w:w="4706"/>
+        <w:gridCol w:w="4706"/>
       </w:tblGrid>
       <w:tr>
         <w:tc>
           <w:tcPr>
-            <w:tcW w:type="dxa" w:w="4819"/>
+            <w:tcW w:type="dxa" w:w="4706"/>
           </w:tcPr>
           <w:p>
             <w:pPr>
@@ -2843,7 +2843,7 @@
         </w:tc>
         <w:tc>
           <w:tcPr>
-            <w:tcW w:type="dxa" w:w="4819"/>
+            <w:tcW w:type="dxa" w:w="4706"/>
           </w:tcPr>
           <w:p>
             <w:pPr>
@@ -2866,7 +2866,7 @@
       <w:tr>
         <w:tc>
           <w:tcPr>
-            <w:tcW w:type="dxa" w:w="4819"/>
+            <w:tcW w:type="dxa" w:w="4706"/>
           </w:tcPr>
           <w:p>
             <w:pPr>
@@ -2887,7 +2887,7 @@
         </w:tc>
         <w:tc>
           <w:tcPr>
-            <w:tcW w:type="dxa" w:w="4819"/>
+            <w:tcW w:type="dxa" w:w="4706"/>
           </w:tcPr>
           <w:p>
             <w:pPr>
@@ -2910,7 +2910,7 @@
       <w:tr>
         <w:tc>
           <w:tcPr>
-            <w:tcW w:type="dxa" w:w="4819"/>
+            <w:tcW w:type="dxa" w:w="4706"/>
           </w:tcPr>
           <w:p>
             <w:pPr>
@@ -2931,7 +2931,7 @@
         </w:tc>
         <w:tc>
           <w:tcPr>
-            <w:tcW w:type="dxa" w:w="4819"/>
+            <w:tcW w:type="dxa" w:w="4706"/>
           </w:tcPr>
           <w:p>
             <w:pPr>
@@ -2954,7 +2954,7 @@
       <w:tr>
         <w:tc>
           <w:tcPr>
-            <w:tcW w:type="dxa" w:w="4819"/>
+            <w:tcW w:type="dxa" w:w="4706"/>
           </w:tcPr>
           <w:p>
             <w:pPr>
@@ -2975,7 +2975,7 @@
         </w:tc>
         <w:tc>
           <w:tcPr>
-            <w:tcW w:type="dxa" w:w="4819"/>
+            <w:tcW w:type="dxa" w:w="4706"/>
           </w:tcPr>
           <w:p>
             <w:pPr>
@@ -3004,7 +3004,7 @@
       <w:r>
         <w:drawing>
           <wp:inline xmlns:a="http://schemas.openxmlformats.org/drawingml/2006/main" xmlns:pic="http://schemas.openxmlformats.org/drawingml/2006/picture">
-            <wp:extent cx="822960" cy="822960"/>
+            <wp:extent cx="749808" cy="749808"/>
             <wp:docPr id="9" name="Picture 9"/>
             <wp:cNvGraphicFramePr>
               <a:graphicFrameLocks noChangeAspect="1"/>
@@ -3025,7 +3025,7 @@
                   <pic:spPr>
                     <a:xfrm>
                       <a:off x="0" y="0"/>
-                      <a:ext cx="822960" cy="822960"/>
+                      <a:ext cx="749808" cy="749808"/>
                     </a:xfrm>
                     <a:prstGeom prst="rect"/>
                   </pic:spPr>
@@ -3084,7 +3084,7 @@
           <w:b/>
           <w:i w:val="0"/>
           <w:color w:val="222D2A"/>
-          <w:sz w:val="60"/>
+          <w:sz w:val="56"/>
         </w:rPr>
         <w:t>Willow</w:t>
       </w:r>
@@ -3122,13 +3122,13 @@
         </w:tblBorders>
       </w:tblPr>
       <w:tblGrid>
-        <w:gridCol w:w="4819"/>
-        <w:gridCol w:w="4819"/>
+        <w:gridCol w:w="4706"/>
+        <w:gridCol w:w="4706"/>
       </w:tblGrid>
       <w:tr>
         <w:tc>
           <w:tcPr>
-            <w:tcW w:type="dxa" w:w="4819"/>
+            <w:tcW w:type="dxa" w:w="4706"/>
           </w:tcPr>
           <w:p>
             <w:pPr>
@@ -3149,7 +3149,7 @@
         </w:tc>
         <w:tc>
           <w:tcPr>
-            <w:tcW w:type="dxa" w:w="4819"/>
+            <w:tcW w:type="dxa" w:w="4706"/>
           </w:tcPr>
           <w:p>
             <w:pPr>
@@ -3172,7 +3172,7 @@
       <w:tr>
         <w:tc>
           <w:tcPr>
-            <w:tcW w:type="dxa" w:w="4819"/>
+            <w:tcW w:type="dxa" w:w="4706"/>
           </w:tcPr>
           <w:p>
             <w:pPr>
@@ -3193,7 +3193,7 @@
         </w:tc>
         <w:tc>
           <w:tcPr>
-            <w:tcW w:type="dxa" w:w="4819"/>
+            <w:tcW w:type="dxa" w:w="4706"/>
           </w:tcPr>
           <w:p>
             <w:pPr>
@@ -3216,7 +3216,7 @@
       <w:tr>
         <w:tc>
           <w:tcPr>
-            <w:tcW w:type="dxa" w:w="4819"/>
+            <w:tcW w:type="dxa" w:w="4706"/>
           </w:tcPr>
           <w:p>
             <w:pPr>
@@ -3237,7 +3237,7 @@
         </w:tc>
         <w:tc>
           <w:tcPr>
-            <w:tcW w:type="dxa" w:w="4819"/>
+            <w:tcW w:type="dxa" w:w="4706"/>
           </w:tcPr>
           <w:p>
             <w:pPr>
@@ -3260,7 +3260,7 @@
       <w:tr>
         <w:tc>
           <w:tcPr>
-            <w:tcW w:type="dxa" w:w="4819"/>
+            <w:tcW w:type="dxa" w:w="4706"/>
           </w:tcPr>
           <w:p>
             <w:pPr>
@@ -3281,7 +3281,7 @@
         </w:tc>
         <w:tc>
           <w:tcPr>
-            <w:tcW w:type="dxa" w:w="4819"/>
+            <w:tcW w:type="dxa" w:w="4706"/>
           </w:tcPr>
           <w:p/>
         </w:tc>
@@ -3295,7 +3295,7 @@
       <w:r>
         <w:drawing>
           <wp:inline xmlns:a="http://schemas.openxmlformats.org/drawingml/2006/main" xmlns:pic="http://schemas.openxmlformats.org/drawingml/2006/picture">
-            <wp:extent cx="822960" cy="822960"/>
+            <wp:extent cx="749808" cy="749808"/>
             <wp:docPr id="10" name="Picture 10"/>
             <wp:cNvGraphicFramePr>
               <a:graphicFrameLocks noChangeAspect="1"/>
@@ -3316,7 +3316,7 @@
                   <pic:spPr>
                     <a:xfrm>
                       <a:off x="0" y="0"/>
-                      <a:ext cx="822960" cy="822960"/>
+                      <a:ext cx="749808" cy="749808"/>
                     </a:xfrm>
                     <a:prstGeom prst="rect"/>
                   </pic:spPr>
@@ -3346,7 +3346,7 @@
     <w:sectPr>
       <w:headerReference w:type="default" r:id="rId9"/>
       <w:pgSz w:w="11906" w:h="8391" w:orient="landscape"/>
-      <w:pgMar w:top="1134" w:right="1134" w:bottom="1134" w:left="1134" w:header="510" w:footer="510" w:gutter="0"/>
+      <w:pgMar w:top="1247" w:right="1247" w:bottom="1247" w:left="1247" w:header="510" w:footer="510" w:gutter="0"/>
       <w:cols w:space="720"/>
       <w:docGrid w:linePitch="360"/>
       <w:vAlign w:val="center"/>

--- a/print/table-cards.docx
+++ b/print/table-cards.docx
@@ -4,7 +4,7 @@
   <w:body>
     <w:p>
       <w:pPr>
-        <w:spacing w:before="0" w:after="80"/>
+        <w:spacing w:before="0" w:after="120"/>
         <w:jc w:val="center"/>
       </w:pPr>
       <w:r>
@@ -13,8 +13,8 @@
           <w:b w:val="0"/>
           <w:i w:val="0"/>
           <w:color w:val="2C5D63"/>
-          <w:sz w:val="17"/>
-          <w:spacing w:val="48"/>
+          <w:sz w:val="22"/>
+          <w:spacing w:val="52"/>
           <w:caps w:val="1"/>
         </w:rPr>
         <w:t>You are seated at</w:t>
@@ -22,7 +22,7 @@
     </w:p>
     <w:p>
       <w:pPr>
-        <w:spacing w:before="0" w:after="40"/>
+        <w:spacing w:before="0" w:after="200"/>
         <w:jc w:val="center"/>
       </w:pPr>
       <w:r>
@@ -31,26 +31,9 @@
           <w:b/>
           <w:i w:val="0"/>
           <w:color w:val="222D2A"/>
-          <w:sz w:val="56"/>
+          <w:sz w:val="96"/>
         </w:rPr>
-        <w:t>Top Table</w:t>
-      </w:r>
-    </w:p>
-    <w:p>
-      <w:pPr>
-        <w:spacing w:before="80" w:after="200"/>
-        <w:jc w:val="center"/>
-      </w:pPr>
-      <w:r>
-        <w:rPr>
-          <w:rFonts w:ascii="Georgia" w:hAnsi="Georgia" w:cs="Georgia" w:eastAsia="Georgia"/>
-          <w:b w:val="0"/>
-          <w:i w:val="0"/>
-          <w:color w:val="2C5D63"/>
-          <w:sz w:val="24"/>
-          <w:spacing w:val="60"/>
-        </w:rPr>
-        <w:t>· · ·</w:t>
+        <w:t>Acer</w:t>
       </w:r>
     </w:p>
     <w:tbl>
@@ -69,18 +52,17 @@
         </w:tblBorders>
       </w:tblPr>
       <w:tblGrid>
-        <w:gridCol w:w="3137"/>
-        <w:gridCol w:w="3137"/>
-        <w:gridCol w:w="3137"/>
+        <w:gridCol w:w="5811"/>
+        <w:gridCol w:w="5811"/>
       </w:tblGrid>
       <w:tr>
         <w:tc>
           <w:tcPr>
-            <w:tcW w:type="dxa" w:w="3137"/>
+            <w:tcW w:type="dxa" w:w="5811"/>
           </w:tcPr>
           <w:p>
             <w:pPr>
-              <w:spacing w:before="0" w:after="0"/>
+              <w:spacing w:before="40" w:after="40"/>
               <w:jc w:val="center"/>
             </w:pPr>
             <w:r>
@@ -89,19 +71,19 @@
                 <w:b w:val="0"/>
                 <w:i w:val="0"/>
                 <w:color w:val="222D2A"/>
-                <w:sz w:val="23"/>
+                <w:sz w:val="36"/>
               </w:rPr>
-              <w:t>Carole Blackshaw</w:t>
+              <w:t>Justin Harte</w:t>
             </w:r>
           </w:p>
         </w:tc>
         <w:tc>
           <w:tcPr>
-            <w:tcW w:type="dxa" w:w="3137"/>
+            <w:tcW w:type="dxa" w:w="5811"/>
           </w:tcPr>
           <w:p>
             <w:pPr>
-              <w:spacing w:before="0" w:after="0"/>
+              <w:spacing w:before="40" w:after="40"/>
               <w:jc w:val="center"/>
             </w:pPr>
             <w:r>
@@ -110,19 +92,21 @@
                 <w:b w:val="0"/>
                 <w:i w:val="0"/>
                 <w:color w:val="222D2A"/>
-                <w:sz w:val="23"/>
+                <w:sz w:val="36"/>
               </w:rPr>
-              <w:t>Helen Harte</w:t>
+              <w:t>Elliott Hyndman</w:t>
             </w:r>
           </w:p>
         </w:tc>
+      </w:tr>
+      <w:tr>
         <w:tc>
           <w:tcPr>
-            <w:tcW w:type="dxa" w:w="3137"/>
+            <w:tcW w:type="dxa" w:w="5811"/>
           </w:tcPr>
           <w:p>
             <w:pPr>
-              <w:spacing w:before="0" w:after="0"/>
+              <w:spacing w:before="40" w:after="40"/>
               <w:jc w:val="center"/>
             </w:pPr>
             <w:r>
@@ -131,21 +115,19 @@
                 <w:b w:val="0"/>
                 <w:i w:val="0"/>
                 <w:color w:val="222D2A"/>
-                <w:sz w:val="23"/>
+                <w:sz w:val="36"/>
               </w:rPr>
-              <w:t>James Gould</w:t>
+              <w:t>Nolene Harte</w:t>
             </w:r>
           </w:p>
         </w:tc>
-      </w:tr>
-      <w:tr>
         <w:tc>
           <w:tcPr>
-            <w:tcW w:type="dxa" w:w="3137"/>
+            <w:tcW w:type="dxa" w:w="5811"/>
           </w:tcPr>
           <w:p>
             <w:pPr>
-              <w:spacing w:before="0" w:after="0"/>
+              <w:spacing w:before="40" w:after="40"/>
               <w:jc w:val="center"/>
             </w:pPr>
             <w:r>
@@ -154,19 +136,21 @@
                 <w:b w:val="0"/>
                 <w:i w:val="0"/>
                 <w:color w:val="222D2A"/>
-                <w:sz w:val="23"/>
+                <w:sz w:val="36"/>
               </w:rPr>
-              <w:t>Robert Blackshaw</w:t>
+              <w:t>Britt Hyndman</w:t>
             </w:r>
           </w:p>
         </w:tc>
+      </w:tr>
+      <w:tr>
         <w:tc>
           <w:tcPr>
-            <w:tcW w:type="dxa" w:w="3137"/>
+            <w:tcW w:type="dxa" w:w="5811"/>
           </w:tcPr>
           <w:p>
             <w:pPr>
-              <w:spacing w:before="0" w:after="0"/>
+              <w:spacing w:before="40" w:after="40"/>
               <w:jc w:val="center"/>
             </w:pPr>
             <w:r>
@@ -175,19 +159,19 @@
                 <w:b w:val="0"/>
                 <w:i w:val="0"/>
                 <w:color w:val="222D2A"/>
-                <w:sz w:val="23"/>
+                <w:sz w:val="36"/>
               </w:rPr>
-              <w:t>Noel Harte</w:t>
+              <w:t>Darren Harte</w:t>
             </w:r>
           </w:p>
         </w:tc>
         <w:tc>
           <w:tcPr>
-            <w:tcW w:type="dxa" w:w="3137"/>
+            <w:tcW w:type="dxa" w:w="5811"/>
           </w:tcPr>
           <w:p>
             <w:pPr>
-              <w:spacing w:before="0" w:after="0"/>
+              <w:spacing w:before="40" w:after="40"/>
               <w:jc w:val="center"/>
             </w:pPr>
             <w:r>
@@ -196,9 +180,9 @@
                 <w:b w:val="0"/>
                 <w:i w:val="0"/>
                 <w:color w:val="222D2A"/>
-                <w:sz w:val="23"/>
+                <w:sz w:val="36"/>
               </w:rPr>
-              <w:t>Zoe Gould</w:t>
+              <w:t>River</w:t>
             </w:r>
           </w:p>
         </w:tc>
@@ -206,11 +190,11 @@
       <w:tr>
         <w:tc>
           <w:tcPr>
-            <w:tcW w:type="dxa" w:w="3137"/>
+            <w:tcW w:type="dxa" w:w="5811"/>
           </w:tcPr>
           <w:p>
             <w:pPr>
-              <w:spacing w:before="0" w:after="0"/>
+              <w:spacing w:before="40" w:after="40"/>
               <w:jc w:val="center"/>
             </w:pPr>
             <w:r>
@@ -219,19 +203,19 @@
                 <w:b w:val="0"/>
                 <w:i w:val="0"/>
                 <w:color w:val="222D2A"/>
-                <w:sz w:val="23"/>
+                <w:sz w:val="36"/>
               </w:rPr>
-              <w:t>Jase Harte</w:t>
+              <w:t>Mark Harte</w:t>
             </w:r>
           </w:p>
         </w:tc>
         <w:tc>
           <w:tcPr>
-            <w:tcW w:type="dxa" w:w="3137"/>
+            <w:tcW w:type="dxa" w:w="5811"/>
           </w:tcPr>
           <w:p>
             <w:pPr>
-              <w:spacing w:before="0" w:after="0"/>
+              <w:spacing w:before="40" w:after="40"/>
               <w:jc w:val="center"/>
             </w:pPr>
             <w:r>
@@ -240,290 +224,9 @@
                 <w:b w:val="0"/>
                 <w:i w:val="0"/>
                 <w:color w:val="222D2A"/>
-                <w:sz w:val="23"/>
+                <w:sz w:val="36"/>
               </w:rPr>
-              <w:t>Beth Blackshaw</w:t>
-            </w:r>
-          </w:p>
-        </w:tc>
-        <w:tc>
-          <w:tcPr>
-            <w:tcW w:type="dxa" w:w="3137"/>
-          </w:tcPr>
-          <w:p>
-            <w:pPr>
-              <w:spacing w:before="0" w:after="0"/>
-              <w:jc w:val="center"/>
-            </w:pPr>
-            <w:r>
-              <w:rPr>
-                <w:rFonts w:ascii="Garamond" w:hAnsi="Garamond" w:cs="Garamond" w:eastAsia="Garamond"/>
-                <w:b w:val="0"/>
-                <w:i w:val="0"/>
-                <w:color w:val="222D2A"/>
-                <w:sz w:val="23"/>
-              </w:rPr>
-              <w:t>Prim</w:t>
-            </w:r>
-          </w:p>
-        </w:tc>
-      </w:tr>
-      <w:tr>
-        <w:tc>
-          <w:tcPr>
-            <w:tcW w:type="dxa" w:w="3137"/>
-          </w:tcPr>
-          <w:p>
-            <w:pPr>
-              <w:spacing w:before="0" w:after="0"/>
-              <w:jc w:val="center"/>
-            </w:pPr>
-            <w:r>
-              <w:rPr>
-                <w:rFonts w:ascii="Garamond" w:hAnsi="Garamond" w:cs="Garamond" w:eastAsia="Garamond"/>
-                <w:b w:val="0"/>
-                <w:i w:val="0"/>
-                <w:color w:val="222D2A"/>
-                <w:sz w:val="23"/>
-              </w:rPr>
-              <w:t>Becki Harte</w:t>
-            </w:r>
-          </w:p>
-        </w:tc>
-        <w:tc>
-          <w:tcPr>
-            <w:tcW w:type="dxa" w:w="3137"/>
-          </w:tcPr>
-          <w:p>
-            <w:pPr>
-              <w:spacing w:before="0" w:after="0"/>
-              <w:jc w:val="center"/>
-            </w:pPr>
-            <w:r>
-              <w:rPr>
-                <w:rFonts w:ascii="Garamond" w:hAnsi="Garamond" w:cs="Garamond" w:eastAsia="Garamond"/>
-                <w:b w:val="0"/>
-                <w:i w:val="0"/>
-                <w:color w:val="222D2A"/>
-                <w:sz w:val="23"/>
-              </w:rPr>
-              <w:t>Taz Glover</w:t>
-            </w:r>
-          </w:p>
-        </w:tc>
-        <w:tc>
-          <w:tcPr>
-            <w:tcW w:type="dxa" w:w="3137"/>
-          </w:tcPr>
-          <w:p>
-            <w:pPr>
-              <w:spacing w:before="0" w:after="0"/>
-              <w:jc w:val="center"/>
-            </w:pPr>
-            <w:r>
-              <w:rPr>
-                <w:rFonts w:ascii="Garamond" w:hAnsi="Garamond" w:cs="Garamond" w:eastAsia="Garamond"/>
-                <w:b w:val="0"/>
-                <w:i w:val="0"/>
-                <w:color w:val="222D2A"/>
-                <w:sz w:val="23"/>
-              </w:rPr>
-              <w:t>Felicity</w:t>
-            </w:r>
-          </w:p>
-        </w:tc>
-      </w:tr>
-      <w:tr>
-        <w:tc>
-          <w:tcPr>
-            <w:tcW w:type="dxa" w:w="3137"/>
-          </w:tcPr>
-          <w:p>
-            <w:pPr>
-              <w:spacing w:before="0" w:after="0"/>
-              <w:jc w:val="center"/>
-            </w:pPr>
-            <w:r>
-              <w:rPr>
-                <w:rFonts w:ascii="Garamond" w:hAnsi="Garamond" w:cs="Garamond" w:eastAsia="Garamond"/>
-                <w:b w:val="0"/>
-                <w:i w:val="0"/>
-                <w:color w:val="222D2A"/>
-                <w:sz w:val="23"/>
-              </w:rPr>
-              <w:t>Robin</w:t>
-            </w:r>
-          </w:p>
-        </w:tc>
-        <w:tc>
-          <w:tcPr>
-            <w:tcW w:type="dxa" w:w="3137"/>
-          </w:tcPr>
-          <w:p>
-            <w:pPr>
-              <w:spacing w:before="0" w:after="0"/>
-              <w:jc w:val="center"/>
-            </w:pPr>
-            <w:r>
-              <w:rPr>
-                <w:rFonts w:ascii="Garamond" w:hAnsi="Garamond" w:cs="Garamond" w:eastAsia="Garamond"/>
-                <w:b w:val="0"/>
-                <w:i w:val="0"/>
-                <w:color w:val="222D2A"/>
-                <w:sz w:val="23"/>
-              </w:rPr>
-              <w:t>Jojo Tzu</w:t>
-            </w:r>
-          </w:p>
-        </w:tc>
-        <w:tc>
-          <w:tcPr>
-            <w:tcW w:type="dxa" w:w="3137"/>
-          </w:tcPr>
-          <w:p>
-            <w:pPr>
-              <w:spacing w:before="0" w:after="0"/>
-              <w:jc w:val="center"/>
-            </w:pPr>
-            <w:r>
-              <w:rPr>
-                <w:rFonts w:ascii="Garamond" w:hAnsi="Garamond" w:cs="Garamond" w:eastAsia="Garamond"/>
-                <w:b w:val="0"/>
-                <w:i w:val="0"/>
-                <w:color w:val="222D2A"/>
-                <w:sz w:val="23"/>
-              </w:rPr>
-              <w:t>Anna Carruthers</w:t>
-            </w:r>
-          </w:p>
-        </w:tc>
-      </w:tr>
-      <w:tr>
-        <w:tc>
-          <w:tcPr>
-            <w:tcW w:type="dxa" w:w="3137"/>
-          </w:tcPr>
-          <w:p>
-            <w:pPr>
-              <w:spacing w:before="0" w:after="0"/>
-              <w:jc w:val="center"/>
-            </w:pPr>
-            <w:r>
-              <w:rPr>
-                <w:rFonts w:ascii="Garamond" w:hAnsi="Garamond" w:cs="Garamond" w:eastAsia="Garamond"/>
-                <w:b w:val="0"/>
-                <w:i w:val="0"/>
-                <w:color w:val="222D2A"/>
-                <w:sz w:val="23"/>
-              </w:rPr>
-              <w:t>Archie</w:t>
-            </w:r>
-          </w:p>
-        </w:tc>
-        <w:tc>
-          <w:tcPr>
-            <w:tcW w:type="dxa" w:w="3137"/>
-          </w:tcPr>
-          <w:p>
-            <w:pPr>
-              <w:spacing w:before="0" w:after="0"/>
-              <w:jc w:val="center"/>
-            </w:pPr>
-            <w:r>
-              <w:rPr>
-                <w:rFonts w:ascii="Garamond" w:hAnsi="Garamond" w:cs="Garamond" w:eastAsia="Garamond"/>
-                <w:b w:val="0"/>
-                <w:i w:val="0"/>
-                <w:color w:val="222D2A"/>
-                <w:sz w:val="23"/>
-              </w:rPr>
-              <w:t>Tony Tzu</w:t>
-            </w:r>
-          </w:p>
-        </w:tc>
-        <w:tc>
-          <w:tcPr>
-            <w:tcW w:type="dxa" w:w="3137"/>
-          </w:tcPr>
-          <w:p>
-            <w:pPr>
-              <w:spacing w:before="0" w:after="0"/>
-              <w:jc w:val="center"/>
-            </w:pPr>
-            <w:r>
-              <w:rPr>
-                <w:rFonts w:ascii="Garamond" w:hAnsi="Garamond" w:cs="Garamond" w:eastAsia="Garamond"/>
-                <w:b w:val="0"/>
-                <w:i w:val="0"/>
-                <w:color w:val="222D2A"/>
-                <w:sz w:val="23"/>
-              </w:rPr>
-              <w:t>Craig Ferguson</w:t>
-            </w:r>
-          </w:p>
-        </w:tc>
-      </w:tr>
-      <w:tr>
-        <w:tc>
-          <w:tcPr>
-            <w:tcW w:type="dxa" w:w="3137"/>
-          </w:tcPr>
-          <w:p>
-            <w:pPr>
-              <w:spacing w:before="0" w:after="0"/>
-              <w:jc w:val="center"/>
-            </w:pPr>
-            <w:r>
-              <w:rPr>
-                <w:rFonts w:ascii="Garamond" w:hAnsi="Garamond" w:cs="Garamond" w:eastAsia="Garamond"/>
-                <w:b w:val="0"/>
-                <w:i w:val="0"/>
-                <w:color w:val="222D2A"/>
-                <w:sz w:val="23"/>
-              </w:rPr>
-              <w:t>Allan Harte</w:t>
-            </w:r>
-          </w:p>
-        </w:tc>
-        <w:tc>
-          <w:tcPr>
-            <w:tcW w:type="dxa" w:w="3137"/>
-          </w:tcPr>
-          <w:p>
-            <w:pPr>
-              <w:spacing w:before="0" w:after="0"/>
-              <w:jc w:val="center"/>
-            </w:pPr>
-            <w:r>
-              <w:rPr>
-                <w:rFonts w:ascii="Garamond" w:hAnsi="Garamond" w:cs="Garamond" w:eastAsia="Garamond"/>
-                <w:b w:val="0"/>
-                <w:i w:val="0"/>
-                <w:color w:val="222D2A"/>
-                <w:sz w:val="23"/>
-              </w:rPr>
-              <w:t>Max</w:t>
-            </w:r>
-          </w:p>
-        </w:tc>
-        <w:tc>
-          <w:tcPr>
-            <w:tcW w:type="dxa" w:w="3137"/>
-          </w:tcPr>
-          <w:p>
-            <w:pPr>
-              <w:spacing w:before="0" w:after="0"/>
-              <w:jc w:val="center"/>
-            </w:pPr>
-            <w:r>
-              <w:rPr>
-                <w:rFonts w:ascii="Garamond" w:hAnsi="Garamond" w:cs="Garamond" w:eastAsia="Garamond"/>
-                <w:b w:val="0"/>
-                <w:i w:val="0"/>
-                <w:color w:val="222D2A"/>
-                <w:sz w:val="23"/>
-              </w:rPr>
-              <w:t>Thomas Carruthers</w:t>
+              <w:t>Oakley</w:t>
             </w:r>
           </w:p>
         </w:tc>
@@ -537,7 +240,7 @@
       <w:r>
         <w:drawing>
           <wp:inline xmlns:a="http://schemas.openxmlformats.org/drawingml/2006/main" xmlns:pic="http://schemas.openxmlformats.org/drawingml/2006/picture">
-            <wp:extent cx="749808" cy="749808"/>
+            <wp:extent cx="868680" cy="868680"/>
             <wp:docPr id="1" name="Picture 1"/>
             <wp:cNvGraphicFramePr>
               <a:graphicFrameLocks noChangeAspect="1"/>
@@ -558,7 +261,7 @@
                   <pic:spPr>
                     <a:xfrm>
                       <a:off x="0" y="0"/>
-                      <a:ext cx="749808" cy="749808"/>
+                      <a:ext cx="868680" cy="868680"/>
                     </a:xfrm>
                     <a:prstGeom prst="rect"/>
                   </pic:spPr>
@@ -587,7 +290,7 @@
     </w:p>
     <w:p>
       <w:pPr>
-        <w:spacing w:before="0" w:after="80"/>
+        <w:spacing w:before="0" w:after="120"/>
         <w:jc w:val="center"/>
       </w:pPr>
       <w:r>
@@ -599,8 +302,8 @@
           <w:b w:val="0"/>
           <w:i w:val="0"/>
           <w:color w:val="2C5D63"/>
-          <w:sz w:val="17"/>
-          <w:spacing w:val="48"/>
+          <w:sz w:val="22"/>
+          <w:spacing w:val="52"/>
           <w:caps w:val="1"/>
         </w:rPr>
         <w:t>You are seated at</w:t>
@@ -608,7 +311,7 @@
     </w:p>
     <w:p>
       <w:pPr>
-        <w:spacing w:before="0" w:after="40"/>
+        <w:spacing w:before="0" w:after="200"/>
         <w:jc w:val="center"/>
       </w:pPr>
       <w:r>
@@ -617,26 +320,9 @@
           <w:b/>
           <w:i w:val="0"/>
           <w:color w:val="222D2A"/>
-          <w:sz w:val="56"/>
+          <w:sz w:val="96"/>
         </w:rPr>
-        <w:t>Acer</w:t>
-      </w:r>
-    </w:p>
-    <w:p>
-      <w:pPr>
-        <w:spacing w:before="80" w:after="200"/>
-        <w:jc w:val="center"/>
-      </w:pPr>
-      <w:r>
-        <w:rPr>
-          <w:rFonts w:ascii="Georgia" w:hAnsi="Georgia" w:cs="Georgia" w:eastAsia="Georgia"/>
-          <w:b w:val="0"/>
-          <w:i w:val="0"/>
-          <w:color w:val="2C5D63"/>
-          <w:sz w:val="24"/>
-          <w:spacing w:val="60"/>
-        </w:rPr>
-        <w:t>· · ·</w:t>
+        <w:t>Ash</w:t>
       </w:r>
     </w:p>
     <w:tbl>
@@ -655,17 +341,17 @@
         </w:tblBorders>
       </w:tblPr>
       <w:tblGrid>
-        <w:gridCol w:w="4706"/>
-        <w:gridCol w:w="4706"/>
+        <w:gridCol w:w="5811"/>
+        <w:gridCol w:w="5811"/>
       </w:tblGrid>
       <w:tr>
         <w:tc>
           <w:tcPr>
-            <w:tcW w:type="dxa" w:w="4706"/>
+            <w:tcW w:type="dxa" w:w="5811"/>
           </w:tcPr>
           <w:p>
             <w:pPr>
-              <w:spacing w:before="20" w:after="20"/>
+              <w:spacing w:before="40" w:after="40"/>
               <w:jc w:val="center"/>
             </w:pPr>
             <w:r>
@@ -674,19 +360,19 @@
                 <w:b w:val="0"/>
                 <w:i w:val="0"/>
                 <w:color w:val="222D2A"/>
-                <w:sz w:val="25"/>
+                <w:sz w:val="36"/>
               </w:rPr>
-              <w:t>Justin Harte</w:t>
+              <w:t>George Slater</w:t>
             </w:r>
           </w:p>
         </w:tc>
         <w:tc>
           <w:tcPr>
-            <w:tcW w:type="dxa" w:w="4706"/>
+            <w:tcW w:type="dxa" w:w="5811"/>
           </w:tcPr>
           <w:p>
             <w:pPr>
-              <w:spacing w:before="20" w:after="20"/>
+              <w:spacing w:before="40" w:after="40"/>
               <w:jc w:val="center"/>
             </w:pPr>
             <w:r>
@@ -695,9 +381,9 @@
                 <w:b w:val="0"/>
                 <w:i w:val="0"/>
                 <w:color w:val="222D2A"/>
-                <w:sz w:val="25"/>
+                <w:sz w:val="36"/>
               </w:rPr>
-              <w:t>Elliott Hyndman</w:t>
+              <w:t>Craig Hargreaves</w:t>
             </w:r>
           </w:p>
         </w:tc>
@@ -705,11 +391,11 @@
       <w:tr>
         <w:tc>
           <w:tcPr>
-            <w:tcW w:type="dxa" w:w="4706"/>
+            <w:tcW w:type="dxa" w:w="5811"/>
           </w:tcPr>
           <w:p>
             <w:pPr>
-              <w:spacing w:before="20" w:after="20"/>
+              <w:spacing w:before="40" w:after="40"/>
               <w:jc w:val="center"/>
             </w:pPr>
             <w:r>
@@ -718,19 +404,19 @@
                 <w:b w:val="0"/>
                 <w:i w:val="0"/>
                 <w:color w:val="222D2A"/>
-                <w:sz w:val="25"/>
+                <w:sz w:val="36"/>
               </w:rPr>
-              <w:t>Nolene Harte</w:t>
+              <w:t>Kayleigh Thomas</w:t>
             </w:r>
           </w:p>
         </w:tc>
         <w:tc>
           <w:tcPr>
-            <w:tcW w:type="dxa" w:w="4706"/>
+            <w:tcW w:type="dxa" w:w="5811"/>
           </w:tcPr>
           <w:p>
             <w:pPr>
-              <w:spacing w:before="20" w:after="20"/>
+              <w:spacing w:before="40" w:after="40"/>
               <w:jc w:val="center"/>
             </w:pPr>
             <w:r>
@@ -739,9 +425,9 @@
                 <w:b w:val="0"/>
                 <w:i w:val="0"/>
                 <w:color w:val="222D2A"/>
-                <w:sz w:val="25"/>
+                <w:sz w:val="36"/>
               </w:rPr>
-              <w:t>Britt Hyndman</w:t>
+              <w:t>Dawn Porter Hargreaves</w:t>
             </w:r>
           </w:p>
         </w:tc>
@@ -749,11 +435,11 @@
       <w:tr>
         <w:tc>
           <w:tcPr>
-            <w:tcW w:type="dxa" w:w="4706"/>
+            <w:tcW w:type="dxa" w:w="5811"/>
           </w:tcPr>
           <w:p>
             <w:pPr>
-              <w:spacing w:before="20" w:after="20"/>
+              <w:spacing w:before="40" w:after="40"/>
               <w:jc w:val="center"/>
             </w:pPr>
             <w:r>
@@ -762,19 +448,19 @@
                 <w:b w:val="0"/>
                 <w:i w:val="0"/>
                 <w:color w:val="222D2A"/>
-                <w:sz w:val="25"/>
+                <w:sz w:val="36"/>
               </w:rPr>
-              <w:t>Darren Harte</w:t>
+              <w:t>Mandy Slater</w:t>
             </w:r>
           </w:p>
         </w:tc>
         <w:tc>
           <w:tcPr>
-            <w:tcW w:type="dxa" w:w="4706"/>
+            <w:tcW w:type="dxa" w:w="5811"/>
           </w:tcPr>
           <w:p>
             <w:pPr>
-              <w:spacing w:before="20" w:after="20"/>
+              <w:spacing w:before="40" w:after="40"/>
               <w:jc w:val="center"/>
             </w:pPr>
             <w:r>
@@ -783,9 +469,9 @@
                 <w:b w:val="0"/>
                 <w:i w:val="0"/>
                 <w:color w:val="222D2A"/>
-                <w:sz w:val="25"/>
+                <w:sz w:val="36"/>
               </w:rPr>
-              <w:t>River</w:t>
+              <w:t>Florence</w:t>
             </w:r>
           </w:p>
         </w:tc>
@@ -793,11 +479,11 @@
       <w:tr>
         <w:tc>
           <w:tcPr>
-            <w:tcW w:type="dxa" w:w="4706"/>
+            <w:tcW w:type="dxa" w:w="5811"/>
           </w:tcPr>
           <w:p>
             <w:pPr>
-              <w:spacing w:before="20" w:after="20"/>
+              <w:spacing w:before="40" w:after="40"/>
               <w:jc w:val="center"/>
             </w:pPr>
             <w:r>
@@ -806,19 +492,19 @@
                 <w:b w:val="0"/>
                 <w:i w:val="0"/>
                 <w:color w:val="222D2A"/>
-                <w:sz w:val="25"/>
+                <w:sz w:val="36"/>
               </w:rPr>
-              <w:t>Mark Harte</w:t>
+              <w:t>Steve Slater</w:t>
             </w:r>
           </w:p>
         </w:tc>
         <w:tc>
           <w:tcPr>
-            <w:tcW w:type="dxa" w:w="4706"/>
+            <w:tcW w:type="dxa" w:w="5811"/>
           </w:tcPr>
           <w:p>
             <w:pPr>
-              <w:spacing w:before="20" w:after="20"/>
+              <w:spacing w:before="40" w:after="40"/>
               <w:jc w:val="center"/>
             </w:pPr>
             <w:r>
@@ -827,9 +513,9 @@
                 <w:b w:val="0"/>
                 <w:i w:val="0"/>
                 <w:color w:val="222D2A"/>
-                <w:sz w:val="25"/>
+                <w:sz w:val="36"/>
               </w:rPr>
-              <w:t>Oakley</w:t>
+              <w:t>Thomas Porter</w:t>
             </w:r>
           </w:p>
         </w:tc>
@@ -843,7 +529,7 @@
       <w:r>
         <w:drawing>
           <wp:inline xmlns:a="http://schemas.openxmlformats.org/drawingml/2006/main" xmlns:pic="http://schemas.openxmlformats.org/drawingml/2006/picture">
-            <wp:extent cx="749808" cy="749808"/>
+            <wp:extent cx="868680" cy="868680"/>
             <wp:docPr id="2" name="Picture 2"/>
             <wp:cNvGraphicFramePr>
               <a:graphicFrameLocks noChangeAspect="1"/>
@@ -864,7 +550,7 @@
                   <pic:spPr>
                     <a:xfrm>
                       <a:off x="0" y="0"/>
-                      <a:ext cx="749808" cy="749808"/>
+                      <a:ext cx="868680" cy="868680"/>
                     </a:xfrm>
                     <a:prstGeom prst="rect"/>
                   </pic:spPr>
@@ -893,7 +579,7 @@
     </w:p>
     <w:p>
       <w:pPr>
-        <w:spacing w:before="0" w:after="80"/>
+        <w:spacing w:before="0" w:after="120"/>
         <w:jc w:val="center"/>
       </w:pPr>
       <w:r>
@@ -905,8 +591,8 @@
           <w:b w:val="0"/>
           <w:i w:val="0"/>
           <w:color w:val="2C5D63"/>
-          <w:sz w:val="17"/>
-          <w:spacing w:val="48"/>
+          <w:sz w:val="22"/>
+          <w:spacing w:val="52"/>
           <w:caps w:val="1"/>
         </w:rPr>
         <w:t>You are seated at</w:t>
@@ -914,7 +600,7 @@
     </w:p>
     <w:p>
       <w:pPr>
-        <w:spacing w:before="0" w:after="40"/>
+        <w:spacing w:before="0" w:after="200"/>
         <w:jc w:val="center"/>
       </w:pPr>
       <w:r>
@@ -923,26 +609,9 @@
           <w:b/>
           <w:i w:val="0"/>
           <w:color w:val="222D2A"/>
-          <w:sz w:val="56"/>
+          <w:sz w:val="96"/>
         </w:rPr>
-        <w:t>Ash</w:t>
-      </w:r>
-    </w:p>
-    <w:p>
-      <w:pPr>
-        <w:spacing w:before="80" w:after="200"/>
-        <w:jc w:val="center"/>
-      </w:pPr>
-      <w:r>
-        <w:rPr>
-          <w:rFonts w:ascii="Georgia" w:hAnsi="Georgia" w:cs="Georgia" w:eastAsia="Georgia"/>
-          <w:b w:val="0"/>
-          <w:i w:val="0"/>
-          <w:color w:val="2C5D63"/>
-          <w:sz w:val="24"/>
-          <w:spacing w:val="60"/>
-        </w:rPr>
-        <w:t>· · ·</w:t>
+        <w:t>Elm</w:t>
       </w:r>
     </w:p>
     <w:tbl>
@@ -961,17 +630,17 @@
         </w:tblBorders>
       </w:tblPr>
       <w:tblGrid>
-        <w:gridCol w:w="4706"/>
-        <w:gridCol w:w="4706"/>
+        <w:gridCol w:w="5811"/>
+        <w:gridCol w:w="5811"/>
       </w:tblGrid>
       <w:tr>
         <w:tc>
           <w:tcPr>
-            <w:tcW w:type="dxa" w:w="4706"/>
+            <w:tcW w:type="dxa" w:w="5811"/>
           </w:tcPr>
           <w:p>
             <w:pPr>
-              <w:spacing w:before="20" w:after="20"/>
+              <w:spacing w:before="40" w:after="40"/>
               <w:jc w:val="center"/>
             </w:pPr>
             <w:r>
@@ -980,19 +649,19 @@
                 <w:b w:val="0"/>
                 <w:i w:val="0"/>
                 <w:color w:val="222D2A"/>
-                <w:sz w:val="25"/>
+                <w:sz w:val="36"/>
               </w:rPr>
-              <w:t>George Slater</w:t>
+              <w:t>Robert Blackshaw</w:t>
             </w:r>
           </w:p>
         </w:tc>
         <w:tc>
           <w:tcPr>
-            <w:tcW w:type="dxa" w:w="4706"/>
+            <w:tcW w:type="dxa" w:w="5811"/>
           </w:tcPr>
           <w:p>
             <w:pPr>
-              <w:spacing w:before="20" w:after="20"/>
+              <w:spacing w:before="40" w:after="40"/>
               <w:jc w:val="center"/>
             </w:pPr>
             <w:r>
@@ -1001,9 +670,9 @@
                 <w:b w:val="0"/>
                 <w:i w:val="0"/>
                 <w:color w:val="222D2A"/>
-                <w:sz w:val="25"/>
+                <w:sz w:val="36"/>
               </w:rPr>
-              <w:t>Craig Hargreaves</w:t>
+              <w:t>Oliver</w:t>
             </w:r>
           </w:p>
         </w:tc>
@@ -1011,11 +680,11 @@
       <w:tr>
         <w:tc>
           <w:tcPr>
-            <w:tcW w:type="dxa" w:w="4706"/>
+            <w:tcW w:type="dxa" w:w="5811"/>
           </w:tcPr>
           <w:p>
             <w:pPr>
-              <w:spacing w:before="20" w:after="20"/>
+              <w:spacing w:before="40" w:after="40"/>
               <w:jc w:val="center"/>
             </w:pPr>
             <w:r>
@@ -1024,19 +693,19 @@
                 <w:b w:val="0"/>
                 <w:i w:val="0"/>
                 <w:color w:val="222D2A"/>
-                <w:sz w:val="25"/>
+                <w:sz w:val="36"/>
               </w:rPr>
-              <w:t>Kayleigh Thomas</w:t>
+              <w:t>Marie Blackshaw</w:t>
             </w:r>
           </w:p>
         </w:tc>
         <w:tc>
           <w:tcPr>
-            <w:tcW w:type="dxa" w:w="4706"/>
+            <w:tcW w:type="dxa" w:w="5811"/>
           </w:tcPr>
           <w:p>
             <w:pPr>
-              <w:spacing w:before="20" w:after="20"/>
+              <w:spacing w:before="40" w:after="40"/>
               <w:jc w:val="center"/>
             </w:pPr>
             <w:r>
@@ -1045,9 +714,9 @@
                 <w:b w:val="0"/>
                 <w:i w:val="0"/>
                 <w:color w:val="222D2A"/>
-                <w:sz w:val="25"/>
+                <w:sz w:val="36"/>
               </w:rPr>
-              <w:t>Dawn Porter Hargreaves</w:t>
+              <w:t>Rhys</w:t>
             </w:r>
           </w:p>
         </w:tc>
@@ -1055,11 +724,11 @@
       <w:tr>
         <w:tc>
           <w:tcPr>
-            <w:tcW w:type="dxa" w:w="4706"/>
+            <w:tcW w:type="dxa" w:w="5811"/>
           </w:tcPr>
           <w:p>
             <w:pPr>
-              <w:spacing w:before="20" w:after="20"/>
+              <w:spacing w:before="40" w:after="40"/>
               <w:jc w:val="center"/>
             </w:pPr>
             <w:r>
@@ -1068,19 +737,19 @@
                 <w:b w:val="0"/>
                 <w:i w:val="0"/>
                 <w:color w:val="222D2A"/>
-                <w:sz w:val="25"/>
+                <w:sz w:val="36"/>
               </w:rPr>
-              <w:t>Mandy Slater</w:t>
+              <w:t>Guy Blackshaw</w:t>
             </w:r>
           </w:p>
         </w:tc>
         <w:tc>
           <w:tcPr>
-            <w:tcW w:type="dxa" w:w="4706"/>
+            <w:tcW w:type="dxa" w:w="5811"/>
           </w:tcPr>
           <w:p>
             <w:pPr>
-              <w:spacing w:before="20" w:after="20"/>
+              <w:spacing w:before="40" w:after="40"/>
               <w:jc w:val="center"/>
             </w:pPr>
             <w:r>
@@ -1089,9 +758,9 @@
                 <w:b w:val="0"/>
                 <w:i w:val="0"/>
                 <w:color w:val="222D2A"/>
-                <w:sz w:val="25"/>
+                <w:sz w:val="36"/>
               </w:rPr>
-              <w:t>Florence</w:t>
+              <w:t>Henry</w:t>
             </w:r>
           </w:p>
         </w:tc>
@@ -1099,11 +768,11 @@
       <w:tr>
         <w:tc>
           <w:tcPr>
-            <w:tcW w:type="dxa" w:w="4706"/>
+            <w:tcW w:type="dxa" w:w="5811"/>
           </w:tcPr>
           <w:p>
             <w:pPr>
-              <w:spacing w:before="20" w:after="20"/>
+              <w:spacing w:before="40" w:after="40"/>
               <w:jc w:val="center"/>
             </w:pPr>
             <w:r>
@@ -1112,32 +781,17 @@
                 <w:b w:val="0"/>
                 <w:i w:val="0"/>
                 <w:color w:val="222D2A"/>
-                <w:sz w:val="25"/>
+                <w:sz w:val="36"/>
               </w:rPr>
-              <w:t>Steve Slater</w:t>
+              <w:t>Lu Blackshaw</w:t>
             </w:r>
           </w:p>
         </w:tc>
         <w:tc>
           <w:tcPr>
-            <w:tcW w:type="dxa" w:w="4706"/>
+            <w:tcW w:type="dxa" w:w="5811"/>
           </w:tcPr>
-          <w:p>
-            <w:pPr>
-              <w:spacing w:before="20" w:after="20"/>
-              <w:jc w:val="center"/>
-            </w:pPr>
-            <w:r>
-              <w:rPr>
-                <w:rFonts w:ascii="Garamond" w:hAnsi="Garamond" w:cs="Garamond" w:eastAsia="Garamond"/>
-                <w:b w:val="0"/>
-                <w:i w:val="0"/>
-                <w:color w:val="222D2A"/>
-                <w:sz w:val="25"/>
-              </w:rPr>
-              <w:t>Thomas Porter</w:t>
-            </w:r>
-          </w:p>
+          <w:p/>
         </w:tc>
       </w:tr>
     </w:tbl>
@@ -1149,7 +803,7 @@
       <w:r>
         <w:drawing>
           <wp:inline xmlns:a="http://schemas.openxmlformats.org/drawingml/2006/main" xmlns:pic="http://schemas.openxmlformats.org/drawingml/2006/picture">
-            <wp:extent cx="749808" cy="749808"/>
+            <wp:extent cx="868680" cy="868680"/>
             <wp:docPr id="3" name="Picture 3"/>
             <wp:cNvGraphicFramePr>
               <a:graphicFrameLocks noChangeAspect="1"/>
@@ -1170,7 +824,7 @@
                   <pic:spPr>
                     <a:xfrm>
                       <a:off x="0" y="0"/>
-                      <a:ext cx="749808" cy="749808"/>
+                      <a:ext cx="868680" cy="868680"/>
                     </a:xfrm>
                     <a:prstGeom prst="rect"/>
                   </pic:spPr>
@@ -1199,7 +853,7 @@
     </w:p>
     <w:p>
       <w:pPr>
-        <w:spacing w:before="0" w:after="80"/>
+        <w:spacing w:before="0" w:after="120"/>
         <w:jc w:val="center"/>
       </w:pPr>
       <w:r>
@@ -1211,8 +865,8 @@
           <w:b w:val="0"/>
           <w:i w:val="0"/>
           <w:color w:val="2C5D63"/>
-          <w:sz w:val="17"/>
-          <w:spacing w:val="48"/>
+          <w:sz w:val="22"/>
+          <w:spacing w:val="52"/>
           <w:caps w:val="1"/>
         </w:rPr>
         <w:t>You are seated at</w:t>
@@ -1220,7 +874,7 @@
     </w:p>
     <w:p>
       <w:pPr>
-        <w:spacing w:before="0" w:after="40"/>
+        <w:spacing w:before="0" w:after="200"/>
         <w:jc w:val="center"/>
       </w:pPr>
       <w:r>
@@ -1229,26 +883,9 @@
           <w:b/>
           <w:i w:val="0"/>
           <w:color w:val="222D2A"/>
-          <w:sz w:val="56"/>
+          <w:sz w:val="96"/>
         </w:rPr>
-        <w:t>Elm</w:t>
-      </w:r>
-    </w:p>
-    <w:p>
-      <w:pPr>
-        <w:spacing w:before="80" w:after="200"/>
-        <w:jc w:val="center"/>
-      </w:pPr>
-      <w:r>
-        <w:rPr>
-          <w:rFonts w:ascii="Georgia" w:hAnsi="Georgia" w:cs="Georgia" w:eastAsia="Georgia"/>
-          <w:b w:val="0"/>
-          <w:i w:val="0"/>
-          <w:color w:val="2C5D63"/>
-          <w:sz w:val="24"/>
-          <w:spacing w:val="60"/>
-        </w:rPr>
-        <w:t>· · ·</w:t>
+        <w:t>Holly</w:t>
       </w:r>
     </w:p>
     <w:tbl>
@@ -1267,17 +904,17 @@
         </w:tblBorders>
       </w:tblPr>
       <w:tblGrid>
-        <w:gridCol w:w="4706"/>
-        <w:gridCol w:w="4706"/>
+        <w:gridCol w:w="5811"/>
+        <w:gridCol w:w="5811"/>
       </w:tblGrid>
       <w:tr>
         <w:tc>
           <w:tcPr>
-            <w:tcW w:type="dxa" w:w="4706"/>
+            <w:tcW w:type="dxa" w:w="5811"/>
           </w:tcPr>
           <w:p>
             <w:pPr>
-              <w:spacing w:before="20" w:after="20"/>
+              <w:spacing w:before="40" w:after="40"/>
               <w:jc w:val="center"/>
             </w:pPr>
             <w:r>
@@ -1286,19 +923,19 @@
                 <w:b w:val="0"/>
                 <w:i w:val="0"/>
                 <w:color w:val="222D2A"/>
-                <w:sz w:val="25"/>
+                <w:sz w:val="36"/>
               </w:rPr>
-              <w:t>Robert Blackshaw</w:t>
+              <w:t>Ursula Carey</w:t>
             </w:r>
           </w:p>
         </w:tc>
         <w:tc>
           <w:tcPr>
-            <w:tcW w:type="dxa" w:w="4706"/>
+            <w:tcW w:type="dxa" w:w="5811"/>
           </w:tcPr>
           <w:p>
             <w:pPr>
-              <w:spacing w:before="20" w:after="20"/>
+              <w:spacing w:before="40" w:after="40"/>
               <w:jc w:val="center"/>
             </w:pPr>
             <w:r>
@@ -1307,9 +944,9 @@
                 <w:b w:val="0"/>
                 <w:i w:val="0"/>
                 <w:color w:val="222D2A"/>
-                <w:sz w:val="25"/>
+                <w:sz w:val="36"/>
               </w:rPr>
-              <w:t>Oliver</w:t>
+              <w:t>Mary Harte</w:t>
             </w:r>
           </w:p>
         </w:tc>
@@ -1317,11 +954,11 @@
       <w:tr>
         <w:tc>
           <w:tcPr>
-            <w:tcW w:type="dxa" w:w="4706"/>
+            <w:tcW w:type="dxa" w:w="5811"/>
           </w:tcPr>
           <w:p>
             <w:pPr>
-              <w:spacing w:before="20" w:after="20"/>
+              <w:spacing w:before="40" w:after="40"/>
               <w:jc w:val="center"/>
             </w:pPr>
             <w:r>
@@ -1330,19 +967,19 @@
                 <w:b w:val="0"/>
                 <w:i w:val="0"/>
                 <w:color w:val="222D2A"/>
-                <w:sz w:val="25"/>
+                <w:sz w:val="36"/>
               </w:rPr>
-              <w:t>Marie Blackshaw</w:t>
+              <w:t>Martin Carey</w:t>
             </w:r>
           </w:p>
         </w:tc>
         <w:tc>
           <w:tcPr>
-            <w:tcW w:type="dxa" w:w="4706"/>
+            <w:tcW w:type="dxa" w:w="5811"/>
           </w:tcPr>
           <w:p>
             <w:pPr>
-              <w:spacing w:before="20" w:after="20"/>
+              <w:spacing w:before="40" w:after="40"/>
               <w:jc w:val="center"/>
             </w:pPr>
             <w:r>
@@ -1351,9 +988,9 @@
                 <w:b w:val="0"/>
                 <w:i w:val="0"/>
                 <w:color w:val="222D2A"/>
-                <w:sz w:val="25"/>
+                <w:sz w:val="36"/>
               </w:rPr>
-              <w:t>Rhys</w:t>
+              <w:t>Donald Harte</w:t>
             </w:r>
           </w:p>
         </w:tc>
@@ -1361,11 +998,11 @@
       <w:tr>
         <w:tc>
           <w:tcPr>
-            <w:tcW w:type="dxa" w:w="4706"/>
+            <w:tcW w:type="dxa" w:w="5811"/>
           </w:tcPr>
           <w:p>
             <w:pPr>
-              <w:spacing w:before="20" w:after="20"/>
+              <w:spacing w:before="40" w:after="40"/>
               <w:jc w:val="center"/>
             </w:pPr>
             <w:r>
@@ -1374,19 +1011,19 @@
                 <w:b w:val="0"/>
                 <w:i w:val="0"/>
                 <w:color w:val="222D2A"/>
-                <w:sz w:val="25"/>
+                <w:sz w:val="36"/>
               </w:rPr>
-              <w:t>Guy Blackshaw</w:t>
+              <w:t>Wayne Harling</w:t>
             </w:r>
           </w:p>
         </w:tc>
         <w:tc>
           <w:tcPr>
-            <w:tcW w:type="dxa" w:w="4706"/>
+            <w:tcW w:type="dxa" w:w="5811"/>
           </w:tcPr>
           <w:p>
             <w:pPr>
-              <w:spacing w:before="20" w:after="20"/>
+              <w:spacing w:before="40" w:after="40"/>
               <w:jc w:val="center"/>
             </w:pPr>
             <w:r>
@@ -1395,9 +1032,9 @@
                 <w:b w:val="0"/>
                 <w:i w:val="0"/>
                 <w:color w:val="222D2A"/>
-                <w:sz w:val="25"/>
+                <w:sz w:val="36"/>
               </w:rPr>
-              <w:t>Henry</w:t>
+              <w:t>Dónal Harte</w:t>
             </w:r>
           </w:p>
         </w:tc>
@@ -1405,11 +1042,11 @@
       <w:tr>
         <w:tc>
           <w:tcPr>
-            <w:tcW w:type="dxa" w:w="4706"/>
+            <w:tcW w:type="dxa" w:w="5811"/>
           </w:tcPr>
           <w:p>
             <w:pPr>
-              <w:spacing w:before="20" w:after="20"/>
+              <w:spacing w:before="40" w:after="40"/>
               <w:jc w:val="center"/>
             </w:pPr>
             <w:r>
@@ -1418,15 +1055,15 @@
                 <w:b w:val="0"/>
                 <w:i w:val="0"/>
                 <w:color w:val="222D2A"/>
-                <w:sz w:val="25"/>
+                <w:sz w:val="36"/>
               </w:rPr>
-              <w:t>Lu Blackshaw</w:t>
+              <w:t>Lizzie Harling</w:t>
             </w:r>
           </w:p>
         </w:tc>
         <w:tc>
           <w:tcPr>
-            <w:tcW w:type="dxa" w:w="4706"/>
+            <w:tcW w:type="dxa" w:w="5811"/>
           </w:tcPr>
           <w:p/>
         </w:tc>
@@ -1440,7 +1077,7 @@
       <w:r>
         <w:drawing>
           <wp:inline xmlns:a="http://schemas.openxmlformats.org/drawingml/2006/main" xmlns:pic="http://schemas.openxmlformats.org/drawingml/2006/picture">
-            <wp:extent cx="749808" cy="749808"/>
+            <wp:extent cx="868680" cy="868680"/>
             <wp:docPr id="4" name="Picture 4"/>
             <wp:cNvGraphicFramePr>
               <a:graphicFrameLocks noChangeAspect="1"/>
@@ -1461,7 +1098,7 @@
                   <pic:spPr>
                     <a:xfrm>
                       <a:off x="0" y="0"/>
-                      <a:ext cx="749808" cy="749808"/>
+                      <a:ext cx="868680" cy="868680"/>
                     </a:xfrm>
                     <a:prstGeom prst="rect"/>
                   </pic:spPr>
@@ -1490,7 +1127,7 @@
     </w:p>
     <w:p>
       <w:pPr>
-        <w:spacing w:before="0" w:after="80"/>
+        <w:spacing w:before="0" w:after="120"/>
         <w:jc w:val="center"/>
       </w:pPr>
       <w:r>
@@ -1502,8 +1139,8 @@
           <w:b w:val="0"/>
           <w:i w:val="0"/>
           <w:color w:val="2C5D63"/>
-          <w:sz w:val="17"/>
-          <w:spacing w:val="48"/>
+          <w:sz w:val="22"/>
+          <w:spacing w:val="52"/>
           <w:caps w:val="1"/>
         </w:rPr>
         <w:t>You are seated at</w:t>
@@ -1511,7 +1148,7 @@
     </w:p>
     <w:p>
       <w:pPr>
-        <w:spacing w:before="0" w:after="40"/>
+        <w:spacing w:before="0" w:after="200"/>
         <w:jc w:val="center"/>
       </w:pPr>
       <w:r>
@@ -1520,26 +1157,9 @@
           <w:b/>
           <w:i w:val="0"/>
           <w:color w:val="222D2A"/>
-          <w:sz w:val="56"/>
+          <w:sz w:val="96"/>
         </w:rPr>
-        <w:t>Holly</w:t>
-      </w:r>
-    </w:p>
-    <w:p>
-      <w:pPr>
-        <w:spacing w:before="80" w:after="200"/>
-        <w:jc w:val="center"/>
-      </w:pPr>
-      <w:r>
-        <w:rPr>
-          <w:rFonts w:ascii="Georgia" w:hAnsi="Georgia" w:cs="Georgia" w:eastAsia="Georgia"/>
-          <w:b w:val="0"/>
-          <w:i w:val="0"/>
-          <w:color w:val="2C5D63"/>
-          <w:sz w:val="24"/>
-          <w:spacing w:val="60"/>
-        </w:rPr>
-        <w:t>· · ·</w:t>
+        <w:t>Magnolia</w:t>
       </w:r>
     </w:p>
     <w:tbl>
@@ -1558,17 +1178,17 @@
         </w:tblBorders>
       </w:tblPr>
       <w:tblGrid>
-        <w:gridCol w:w="4706"/>
-        <w:gridCol w:w="4706"/>
+        <w:gridCol w:w="5811"/>
+        <w:gridCol w:w="5811"/>
       </w:tblGrid>
       <w:tr>
         <w:tc>
           <w:tcPr>
-            <w:tcW w:type="dxa" w:w="4706"/>
+            <w:tcW w:type="dxa" w:w="5811"/>
           </w:tcPr>
           <w:p>
             <w:pPr>
-              <w:spacing w:before="20" w:after="20"/>
+              <w:spacing w:before="40" w:after="40"/>
               <w:jc w:val="center"/>
             </w:pPr>
             <w:r>
@@ -1577,19 +1197,19 @@
                 <w:b w:val="0"/>
                 <w:i w:val="0"/>
                 <w:color w:val="222D2A"/>
-                <w:sz w:val="24"/>
+                <w:sz w:val="36"/>
               </w:rPr>
-              <w:t>Rach Hoar</w:t>
+              <w:t>Rachael Arnold</w:t>
             </w:r>
           </w:p>
         </w:tc>
         <w:tc>
           <w:tcPr>
-            <w:tcW w:type="dxa" w:w="4706"/>
+            <w:tcW w:type="dxa" w:w="5811"/>
           </w:tcPr>
           <w:p>
             <w:pPr>
-              <w:spacing w:before="20" w:after="20"/>
+              <w:spacing w:before="40" w:after="40"/>
               <w:jc w:val="center"/>
             </w:pPr>
             <w:r>
@@ -1598,9 +1218,9 @@
                 <w:b w:val="0"/>
                 <w:i w:val="0"/>
                 <w:color w:val="222D2A"/>
-                <w:sz w:val="24"/>
+                <w:sz w:val="36"/>
               </w:rPr>
-              <w:t>Martin Carey</w:t>
+              <w:t>Helen Lovatt</w:t>
             </w:r>
           </w:p>
         </w:tc>
@@ -1608,11 +1228,11 @@
       <w:tr>
         <w:tc>
           <w:tcPr>
-            <w:tcW w:type="dxa" w:w="4706"/>
+            <w:tcW w:type="dxa" w:w="5811"/>
           </w:tcPr>
           <w:p>
             <w:pPr>
-              <w:spacing w:before="20" w:after="20"/>
+              <w:spacing w:before="40" w:after="40"/>
               <w:jc w:val="center"/>
             </w:pPr>
             <w:r>
@@ -1621,19 +1241,19 @@
                 <w:b w:val="0"/>
                 <w:i w:val="0"/>
                 <w:color w:val="222D2A"/>
-                <w:sz w:val="24"/>
+                <w:sz w:val="36"/>
               </w:rPr>
-              <w:t>James Hoar</w:t>
+              <w:t>Chris Arnold</w:t>
             </w:r>
           </w:p>
         </w:tc>
         <w:tc>
           <w:tcPr>
-            <w:tcW w:type="dxa" w:w="4706"/>
+            <w:tcW w:type="dxa" w:w="5811"/>
           </w:tcPr>
           <w:p>
             <w:pPr>
-              <w:spacing w:before="20" w:after="20"/>
+              <w:spacing w:before="40" w:after="40"/>
               <w:jc w:val="center"/>
             </w:pPr>
             <w:r>
@@ -1642,9 +1262,9 @@
                 <w:b w:val="0"/>
                 <w:i w:val="0"/>
                 <w:color w:val="222D2A"/>
-                <w:sz w:val="24"/>
+                <w:sz w:val="36"/>
               </w:rPr>
-              <w:t>Wayne Harling</w:t>
+              <w:t>Dave Lovatt</w:t>
             </w:r>
           </w:p>
         </w:tc>
@@ -1652,11 +1272,11 @@
       <w:tr>
         <w:tc>
           <w:tcPr>
-            <w:tcW w:type="dxa" w:w="4706"/>
+            <w:tcW w:type="dxa" w:w="5811"/>
           </w:tcPr>
           <w:p>
             <w:pPr>
-              <w:spacing w:before="20" w:after="20"/>
+              <w:spacing w:before="40" w:after="40"/>
               <w:jc w:val="center"/>
             </w:pPr>
             <w:r>
@@ -1665,19 +1285,19 @@
                 <w:b w:val="0"/>
                 <w:i w:val="0"/>
                 <w:color w:val="222D2A"/>
-                <w:sz w:val="24"/>
+                <w:sz w:val="36"/>
               </w:rPr>
-              <w:t>Catherine</w:t>
+              <w:t>Penelope</w:t>
             </w:r>
           </w:p>
         </w:tc>
         <w:tc>
           <w:tcPr>
-            <w:tcW w:type="dxa" w:w="4706"/>
+            <w:tcW w:type="dxa" w:w="5811"/>
           </w:tcPr>
           <w:p>
             <w:pPr>
-              <w:spacing w:before="20" w:after="20"/>
+              <w:spacing w:before="40" w:after="40"/>
               <w:jc w:val="center"/>
             </w:pPr>
             <w:r>
@@ -1686,9 +1306,9 @@
                 <w:b w:val="0"/>
                 <w:i w:val="0"/>
                 <w:color w:val="222D2A"/>
-                <w:sz w:val="24"/>
+                <w:sz w:val="36"/>
               </w:rPr>
-              <w:t>Lizzie Harling</w:t>
+              <w:t>Hannah Lovatt-Thompson</w:t>
             </w:r>
           </w:p>
         </w:tc>
@@ -1696,11 +1316,11 @@
       <w:tr>
         <w:tc>
           <w:tcPr>
-            <w:tcW w:type="dxa" w:w="4706"/>
+            <w:tcW w:type="dxa" w:w="5811"/>
           </w:tcPr>
           <w:p>
             <w:pPr>
-              <w:spacing w:before="20" w:after="20"/>
+              <w:spacing w:before="40" w:after="40"/>
               <w:jc w:val="center"/>
             </w:pPr>
             <w:r>
@@ -1709,19 +1329,19 @@
                 <w:b w:val="0"/>
                 <w:i w:val="0"/>
                 <w:color w:val="222D2A"/>
-                <w:sz w:val="24"/>
+                <w:sz w:val="36"/>
               </w:rPr>
-              <w:t>Harry</w:t>
+              <w:t>Bonnie</w:t>
             </w:r>
           </w:p>
         </w:tc>
         <w:tc>
           <w:tcPr>
-            <w:tcW w:type="dxa" w:w="4706"/>
+            <w:tcW w:type="dxa" w:w="5811"/>
           </w:tcPr>
           <w:p>
             <w:pPr>
-              <w:spacing w:before="20" w:after="20"/>
+              <w:spacing w:before="40" w:after="40"/>
               <w:jc w:val="center"/>
             </w:pPr>
             <w:r>
@@ -1730,97 +1350,9 @@
                 <w:b w:val="0"/>
                 <w:i w:val="0"/>
                 <w:color w:val="222D2A"/>
-                <w:sz w:val="24"/>
+                <w:sz w:val="36"/>
               </w:rPr>
-              <w:t>Mary Harte</w:t>
-            </w:r>
-          </w:p>
-        </w:tc>
-      </w:tr>
-      <w:tr>
-        <w:tc>
-          <w:tcPr>
-            <w:tcW w:type="dxa" w:w="4706"/>
-          </w:tcPr>
-          <w:p>
-            <w:pPr>
-              <w:spacing w:before="20" w:after="20"/>
-              <w:jc w:val="center"/>
-            </w:pPr>
-            <w:r>
-              <w:rPr>
-                <w:rFonts w:ascii="Garamond" w:hAnsi="Garamond" w:cs="Garamond" w:eastAsia="Garamond"/>
-                <w:b w:val="0"/>
-                <w:i w:val="0"/>
-                <w:color w:val="222D2A"/>
-                <w:sz w:val="24"/>
-              </w:rPr>
-              <w:t>Lily</w:t>
-            </w:r>
-          </w:p>
-        </w:tc>
-        <w:tc>
-          <w:tcPr>
-            <w:tcW w:type="dxa" w:w="4706"/>
-          </w:tcPr>
-          <w:p>
-            <w:pPr>
-              <w:spacing w:before="20" w:after="20"/>
-              <w:jc w:val="center"/>
-            </w:pPr>
-            <w:r>
-              <w:rPr>
-                <w:rFonts w:ascii="Garamond" w:hAnsi="Garamond" w:cs="Garamond" w:eastAsia="Garamond"/>
-                <w:b w:val="0"/>
-                <w:i w:val="0"/>
-                <w:color w:val="222D2A"/>
-                <w:sz w:val="24"/>
-              </w:rPr>
-              <w:t>Donald Harte</w:t>
-            </w:r>
-          </w:p>
-        </w:tc>
-      </w:tr>
-      <w:tr>
-        <w:tc>
-          <w:tcPr>
-            <w:tcW w:type="dxa" w:w="4706"/>
-          </w:tcPr>
-          <w:p>
-            <w:pPr>
-              <w:spacing w:before="20" w:after="20"/>
-              <w:jc w:val="center"/>
-            </w:pPr>
-            <w:r>
-              <w:rPr>
-                <w:rFonts w:ascii="Garamond" w:hAnsi="Garamond" w:cs="Garamond" w:eastAsia="Garamond"/>
-                <w:b w:val="0"/>
-                <w:i w:val="0"/>
-                <w:color w:val="222D2A"/>
-                <w:sz w:val="24"/>
-              </w:rPr>
-              <w:t>Ursula Carey</w:t>
-            </w:r>
-          </w:p>
-        </w:tc>
-        <w:tc>
-          <w:tcPr>
-            <w:tcW w:type="dxa" w:w="4706"/>
-          </w:tcPr>
-          <w:p>
-            <w:pPr>
-              <w:spacing w:before="20" w:after="20"/>
-              <w:jc w:val="center"/>
-            </w:pPr>
-            <w:r>
-              <w:rPr>
-                <w:rFonts w:ascii="Garamond" w:hAnsi="Garamond" w:cs="Garamond" w:eastAsia="Garamond"/>
-                <w:b w:val="0"/>
-                <w:i w:val="0"/>
-                <w:color w:val="222D2A"/>
-                <w:sz w:val="24"/>
-              </w:rPr>
-              <w:t>Dónal Harte</w:t>
+              <w:t>Luke Lovatt-Thompson</w:t>
             </w:r>
           </w:p>
         </w:tc>
@@ -1834,7 +1366,7 @@
       <w:r>
         <w:drawing>
           <wp:inline xmlns:a="http://schemas.openxmlformats.org/drawingml/2006/main" xmlns:pic="http://schemas.openxmlformats.org/drawingml/2006/picture">
-            <wp:extent cx="749808" cy="749808"/>
+            <wp:extent cx="868680" cy="868680"/>
             <wp:docPr id="5" name="Picture 5"/>
             <wp:cNvGraphicFramePr>
               <a:graphicFrameLocks noChangeAspect="1"/>
@@ -1855,7 +1387,7 @@
                   <pic:spPr>
                     <a:xfrm>
                       <a:off x="0" y="0"/>
-                      <a:ext cx="749808" cy="749808"/>
+                      <a:ext cx="868680" cy="868680"/>
                     </a:xfrm>
                     <a:prstGeom prst="rect"/>
                   </pic:spPr>
@@ -1884,7 +1416,7 @@
     </w:p>
     <w:p>
       <w:pPr>
-        <w:spacing w:before="0" w:after="80"/>
+        <w:spacing w:before="0" w:after="120"/>
         <w:jc w:val="center"/>
       </w:pPr>
       <w:r>
@@ -1896,8 +1428,8 @@
           <w:b w:val="0"/>
           <w:i w:val="0"/>
           <w:color w:val="2C5D63"/>
-          <w:sz w:val="17"/>
-          <w:spacing w:val="48"/>
+          <w:sz w:val="22"/>
+          <w:spacing w:val="52"/>
           <w:caps w:val="1"/>
         </w:rPr>
         <w:t>You are seated at</w:t>
@@ -1905,7 +1437,7 @@
     </w:p>
     <w:p>
       <w:pPr>
-        <w:spacing w:before="0" w:after="40"/>
+        <w:spacing w:before="0" w:after="200"/>
         <w:jc w:val="center"/>
       </w:pPr>
       <w:r>
@@ -1914,26 +1446,9 @@
           <w:b/>
           <w:i w:val="0"/>
           <w:color w:val="222D2A"/>
-          <w:sz w:val="56"/>
+          <w:sz w:val="96"/>
         </w:rPr>
-        <w:t>Magnolia</w:t>
-      </w:r>
-    </w:p>
-    <w:p>
-      <w:pPr>
-        <w:spacing w:before="80" w:after="200"/>
-        <w:jc w:val="center"/>
-      </w:pPr>
-      <w:r>
-        <w:rPr>
-          <w:rFonts w:ascii="Georgia" w:hAnsi="Georgia" w:cs="Georgia" w:eastAsia="Georgia"/>
-          <w:b w:val="0"/>
-          <w:i w:val="0"/>
-          <w:color w:val="2C5D63"/>
-          <w:sz w:val="24"/>
-          <w:spacing w:val="60"/>
-        </w:rPr>
-        <w:t>· · ·</w:t>
+        <w:t>Maple</w:t>
       </w:r>
     </w:p>
     <w:tbl>
@@ -1952,17 +1467,17 @@
         </w:tblBorders>
       </w:tblPr>
       <w:tblGrid>
-        <w:gridCol w:w="4706"/>
-        <w:gridCol w:w="4706"/>
+        <w:gridCol w:w="5811"/>
+        <w:gridCol w:w="5811"/>
       </w:tblGrid>
       <w:tr>
         <w:tc>
           <w:tcPr>
-            <w:tcW w:type="dxa" w:w="4706"/>
+            <w:tcW w:type="dxa" w:w="5811"/>
           </w:tcPr>
           <w:p>
             <w:pPr>
-              <w:spacing w:before="20" w:after="20"/>
+              <w:spacing w:before="40" w:after="40"/>
               <w:jc w:val="center"/>
             </w:pPr>
             <w:r>
@@ -1971,19 +1486,19 @@
                 <w:b w:val="0"/>
                 <w:i w:val="0"/>
                 <w:color w:val="222D2A"/>
-                <w:sz w:val="25"/>
+                <w:sz w:val="36"/>
               </w:rPr>
-              <w:t>Rachael Arnold</w:t>
+              <w:t>Vicky Blackshaw</w:t>
             </w:r>
           </w:p>
         </w:tc>
         <w:tc>
           <w:tcPr>
-            <w:tcW w:type="dxa" w:w="4706"/>
+            <w:tcW w:type="dxa" w:w="5811"/>
           </w:tcPr>
           <w:p>
             <w:pPr>
-              <w:spacing w:before="20" w:after="20"/>
+              <w:spacing w:before="40" w:after="40"/>
               <w:jc w:val="center"/>
             </w:pPr>
             <w:r>
@@ -1992,9 +1507,9 @@
                 <w:b w:val="0"/>
                 <w:i w:val="0"/>
                 <w:color w:val="222D2A"/>
-                <w:sz w:val="25"/>
+                <w:sz w:val="36"/>
               </w:rPr>
-              <w:t>Helen Lovatt</w:t>
+              <w:t>Diane George</w:t>
             </w:r>
           </w:p>
         </w:tc>
@@ -2002,11 +1517,11 @@
       <w:tr>
         <w:tc>
           <w:tcPr>
-            <w:tcW w:type="dxa" w:w="4706"/>
+            <w:tcW w:type="dxa" w:w="5811"/>
           </w:tcPr>
           <w:p>
             <w:pPr>
-              <w:spacing w:before="20" w:after="20"/>
+              <w:spacing w:before="40" w:after="40"/>
               <w:jc w:val="center"/>
             </w:pPr>
             <w:r>
@@ -2015,19 +1530,19 @@
                 <w:b w:val="0"/>
                 <w:i w:val="0"/>
                 <w:color w:val="222D2A"/>
-                <w:sz w:val="25"/>
+                <w:sz w:val="36"/>
               </w:rPr>
-              <w:t>Chris Arnold</w:t>
+              <w:t>Jon Abbotts</w:t>
             </w:r>
           </w:p>
         </w:tc>
         <w:tc>
           <w:tcPr>
-            <w:tcW w:type="dxa" w:w="4706"/>
+            <w:tcW w:type="dxa" w:w="5811"/>
           </w:tcPr>
           <w:p>
             <w:pPr>
-              <w:spacing w:before="20" w:after="20"/>
+              <w:spacing w:before="40" w:after="40"/>
               <w:jc w:val="center"/>
             </w:pPr>
             <w:r>
@@ -2036,9 +1551,9 @@
                 <w:b w:val="0"/>
                 <w:i w:val="0"/>
                 <w:color w:val="222D2A"/>
-                <w:sz w:val="25"/>
+                <w:sz w:val="36"/>
               </w:rPr>
-              <w:t>Dave Lovatt</w:t>
+              <w:t>Matthew George</w:t>
             </w:r>
           </w:p>
         </w:tc>
@@ -2046,11 +1561,11 @@
       <w:tr>
         <w:tc>
           <w:tcPr>
-            <w:tcW w:type="dxa" w:w="4706"/>
+            <w:tcW w:type="dxa" w:w="5811"/>
           </w:tcPr>
           <w:p>
             <w:pPr>
-              <w:spacing w:before="20" w:after="20"/>
+              <w:spacing w:before="40" w:after="40"/>
               <w:jc w:val="center"/>
             </w:pPr>
             <w:r>
@@ -2059,19 +1574,19 @@
                 <w:b w:val="0"/>
                 <w:i w:val="0"/>
                 <w:color w:val="222D2A"/>
-                <w:sz w:val="25"/>
+                <w:sz w:val="36"/>
               </w:rPr>
-              <w:t>Penelope</w:t>
+              <w:t>Jill Byrne</w:t>
             </w:r>
           </w:p>
         </w:tc>
         <w:tc>
           <w:tcPr>
-            <w:tcW w:type="dxa" w:w="4706"/>
+            <w:tcW w:type="dxa" w:w="5811"/>
           </w:tcPr>
           <w:p>
             <w:pPr>
-              <w:spacing w:before="20" w:after="20"/>
+              <w:spacing w:before="40" w:after="40"/>
               <w:jc w:val="center"/>
             </w:pPr>
             <w:r>
@@ -2080,9 +1595,9 @@
                 <w:b w:val="0"/>
                 <w:i w:val="0"/>
                 <w:color w:val="222D2A"/>
-                <w:sz w:val="25"/>
+                <w:sz w:val="36"/>
               </w:rPr>
-              <w:t>Hannah Lovatt-Thompson</w:t>
+              <w:t>Graham Wright</w:t>
             </w:r>
           </w:p>
         </w:tc>
@@ -2090,11 +1605,11 @@
       <w:tr>
         <w:tc>
           <w:tcPr>
-            <w:tcW w:type="dxa" w:w="4706"/>
+            <w:tcW w:type="dxa" w:w="5811"/>
           </w:tcPr>
           <w:p>
             <w:pPr>
-              <w:spacing w:before="20" w:after="20"/>
+              <w:spacing w:before="40" w:after="40"/>
               <w:jc w:val="center"/>
             </w:pPr>
             <w:r>
@@ -2103,32 +1618,17 @@
                 <w:b w:val="0"/>
                 <w:i w:val="0"/>
                 <w:color w:val="222D2A"/>
-                <w:sz w:val="25"/>
+                <w:sz w:val="36"/>
               </w:rPr>
-              <w:t>Bonnie</w:t>
+              <w:t>Bob Parkinson</w:t>
             </w:r>
           </w:p>
         </w:tc>
         <w:tc>
           <w:tcPr>
-            <w:tcW w:type="dxa" w:w="4706"/>
+            <w:tcW w:type="dxa" w:w="5811"/>
           </w:tcPr>
-          <w:p>
-            <w:pPr>
-              <w:spacing w:before="20" w:after="20"/>
-              <w:jc w:val="center"/>
-            </w:pPr>
-            <w:r>
-              <w:rPr>
-                <w:rFonts w:ascii="Garamond" w:hAnsi="Garamond" w:cs="Garamond" w:eastAsia="Garamond"/>
-                <w:b w:val="0"/>
-                <w:i w:val="0"/>
-                <w:color w:val="222D2A"/>
-                <w:sz w:val="25"/>
-              </w:rPr>
-              <w:t>Luke Lovatt-Thompson</w:t>
-            </w:r>
-          </w:p>
+          <w:p/>
         </w:tc>
       </w:tr>
     </w:tbl>
@@ -2140,7 +1640,7 @@
       <w:r>
         <w:drawing>
           <wp:inline xmlns:a="http://schemas.openxmlformats.org/drawingml/2006/main" xmlns:pic="http://schemas.openxmlformats.org/drawingml/2006/picture">
-            <wp:extent cx="749808" cy="749808"/>
+            <wp:extent cx="868680" cy="868680"/>
             <wp:docPr id="6" name="Picture 6"/>
             <wp:cNvGraphicFramePr>
               <a:graphicFrameLocks noChangeAspect="1"/>
@@ -2161,7 +1661,7 @@
                   <pic:spPr>
                     <a:xfrm>
                       <a:off x="0" y="0"/>
-                      <a:ext cx="749808" cy="749808"/>
+                      <a:ext cx="868680" cy="868680"/>
                     </a:xfrm>
                     <a:prstGeom prst="rect"/>
                   </pic:spPr>
@@ -2190,7 +1690,7 @@
     </w:p>
     <w:p>
       <w:pPr>
-        <w:spacing w:before="0" w:after="80"/>
+        <w:spacing w:before="0" w:after="120"/>
         <w:jc w:val="center"/>
       </w:pPr>
       <w:r>
@@ -2202,8 +1702,8 @@
           <w:b w:val="0"/>
           <w:i w:val="0"/>
           <w:color w:val="2C5D63"/>
-          <w:sz w:val="17"/>
-          <w:spacing w:val="48"/>
+          <w:sz w:val="22"/>
+          <w:spacing w:val="52"/>
           <w:caps w:val="1"/>
         </w:rPr>
         <w:t>You are seated at</w:t>
@@ -2211,7 +1711,7 @@
     </w:p>
     <w:p>
       <w:pPr>
-        <w:spacing w:before="0" w:after="40"/>
+        <w:spacing w:before="0" w:after="200"/>
         <w:jc w:val="center"/>
       </w:pPr>
       <w:r>
@@ -2220,26 +1720,9 @@
           <w:b/>
           <w:i w:val="0"/>
           <w:color w:val="222D2A"/>
-          <w:sz w:val="56"/>
+          <w:sz w:val="96"/>
         </w:rPr>
-        <w:t>Maple</w:t>
-      </w:r>
-    </w:p>
-    <w:p>
-      <w:pPr>
-        <w:spacing w:before="80" w:after="200"/>
-        <w:jc w:val="center"/>
-      </w:pPr>
-      <w:r>
-        <w:rPr>
-          <w:rFonts w:ascii="Georgia" w:hAnsi="Georgia" w:cs="Georgia" w:eastAsia="Georgia"/>
-          <w:b w:val="0"/>
-          <w:i w:val="0"/>
-          <w:color w:val="2C5D63"/>
-          <w:sz w:val="24"/>
-          <w:spacing w:val="60"/>
-        </w:rPr>
-        <w:t>· · ·</w:t>
+        <w:t>Oak</w:t>
       </w:r>
     </w:p>
     <w:tbl>
@@ -2258,17 +1741,17 @@
         </w:tblBorders>
       </w:tblPr>
       <w:tblGrid>
-        <w:gridCol w:w="4706"/>
-        <w:gridCol w:w="4706"/>
+        <w:gridCol w:w="5811"/>
+        <w:gridCol w:w="5811"/>
       </w:tblGrid>
       <w:tr>
         <w:tc>
           <w:tcPr>
-            <w:tcW w:type="dxa" w:w="4706"/>
+            <w:tcW w:type="dxa" w:w="5811"/>
           </w:tcPr>
           <w:p>
             <w:pPr>
-              <w:spacing w:before="20" w:after="20"/>
+              <w:spacing w:before="40" w:after="40"/>
               <w:jc w:val="center"/>
             </w:pPr>
             <w:r>
@@ -2277,19 +1760,19 @@
                 <w:b w:val="0"/>
                 <w:i w:val="0"/>
                 <w:color w:val="222D2A"/>
-                <w:sz w:val="25"/>
+                <w:sz w:val="36"/>
               </w:rPr>
-              <w:t>Vicky Blackshaw</w:t>
+              <w:t>Emma Harte</w:t>
             </w:r>
           </w:p>
         </w:tc>
         <w:tc>
           <w:tcPr>
-            <w:tcW w:type="dxa" w:w="4706"/>
+            <w:tcW w:type="dxa" w:w="5811"/>
           </w:tcPr>
           <w:p>
             <w:pPr>
-              <w:spacing w:before="20" w:after="20"/>
+              <w:spacing w:before="40" w:after="40"/>
               <w:jc w:val="center"/>
             </w:pPr>
             <w:r>
@@ -2298,9 +1781,9 @@
                 <w:b w:val="0"/>
                 <w:i w:val="0"/>
                 <w:color w:val="222D2A"/>
-                <w:sz w:val="25"/>
+                <w:sz w:val="36"/>
               </w:rPr>
-              <w:t>Diane George</w:t>
+              <w:t>Ruby</w:t>
             </w:r>
           </w:p>
         </w:tc>
@@ -2308,11 +1791,11 @@
       <w:tr>
         <w:tc>
           <w:tcPr>
-            <w:tcW w:type="dxa" w:w="4706"/>
+            <w:tcW w:type="dxa" w:w="5811"/>
           </w:tcPr>
           <w:p>
             <w:pPr>
-              <w:spacing w:before="20" w:after="20"/>
+              <w:spacing w:before="40" w:after="40"/>
               <w:jc w:val="center"/>
             </w:pPr>
             <w:r>
@@ -2321,19 +1804,19 @@
                 <w:b w:val="0"/>
                 <w:i w:val="0"/>
                 <w:color w:val="222D2A"/>
-                <w:sz w:val="25"/>
+                <w:sz w:val="36"/>
               </w:rPr>
-              <w:t>Jon Abbotts</w:t>
+              <w:t>Ben Maguire</w:t>
             </w:r>
           </w:p>
         </w:tc>
         <w:tc>
           <w:tcPr>
-            <w:tcW w:type="dxa" w:w="4706"/>
+            <w:tcW w:type="dxa" w:w="5811"/>
           </w:tcPr>
           <w:p>
             <w:pPr>
-              <w:spacing w:before="20" w:after="20"/>
+              <w:spacing w:before="40" w:after="40"/>
               <w:jc w:val="center"/>
             </w:pPr>
             <w:r>
@@ -2342,9 +1825,9 @@
                 <w:b w:val="0"/>
                 <w:i w:val="0"/>
                 <w:color w:val="222D2A"/>
-                <w:sz w:val="25"/>
+                <w:sz w:val="36"/>
               </w:rPr>
-              <w:t>Matthew George</w:t>
+              <w:t>Raya Harte</w:t>
             </w:r>
           </w:p>
         </w:tc>
@@ -2352,11 +1835,11 @@
       <w:tr>
         <w:tc>
           <w:tcPr>
-            <w:tcW w:type="dxa" w:w="4706"/>
+            <w:tcW w:type="dxa" w:w="5811"/>
           </w:tcPr>
           <w:p>
             <w:pPr>
-              <w:spacing w:before="20" w:after="20"/>
+              <w:spacing w:before="40" w:after="40"/>
               <w:jc w:val="center"/>
             </w:pPr>
             <w:r>
@@ -2365,19 +1848,19 @@
                 <w:b w:val="0"/>
                 <w:i w:val="0"/>
                 <w:color w:val="222D2A"/>
-                <w:sz w:val="25"/>
+                <w:sz w:val="36"/>
               </w:rPr>
-              <w:t>Jill Byrne</w:t>
+              <w:t>Jerome</w:t>
             </w:r>
           </w:p>
         </w:tc>
         <w:tc>
           <w:tcPr>
-            <w:tcW w:type="dxa" w:w="4706"/>
+            <w:tcW w:type="dxa" w:w="5811"/>
           </w:tcPr>
           <w:p>
             <w:pPr>
-              <w:spacing w:before="20" w:after="20"/>
+              <w:spacing w:before="40" w:after="40"/>
               <w:jc w:val="center"/>
             </w:pPr>
             <w:r>
@@ -2386,40 +1869,11 @@
                 <w:b w:val="0"/>
                 <w:i w:val="0"/>
                 <w:color w:val="222D2A"/>
-                <w:sz w:val="25"/>
+                <w:sz w:val="36"/>
               </w:rPr>
-              <w:t>Graham Wright</w:t>
+              <w:t>Archie Burt</w:t>
             </w:r>
           </w:p>
-        </w:tc>
-      </w:tr>
-      <w:tr>
-        <w:tc>
-          <w:tcPr>
-            <w:tcW w:type="dxa" w:w="4706"/>
-          </w:tcPr>
-          <w:p>
-            <w:pPr>
-              <w:spacing w:before="20" w:after="20"/>
-              <w:jc w:val="center"/>
-            </w:pPr>
-            <w:r>
-              <w:rPr>
-                <w:rFonts w:ascii="Garamond" w:hAnsi="Garamond" w:cs="Garamond" w:eastAsia="Garamond"/>
-                <w:b w:val="0"/>
-                <w:i w:val="0"/>
-                <w:color w:val="222D2A"/>
-                <w:sz w:val="25"/>
-              </w:rPr>
-              <w:t>Bob Parkinson</w:t>
-            </w:r>
-          </w:p>
-        </w:tc>
-        <w:tc>
-          <w:tcPr>
-            <w:tcW w:type="dxa" w:w="4706"/>
-          </w:tcPr>
-          <w:p/>
         </w:tc>
       </w:tr>
     </w:tbl>
@@ -2431,7 +1885,7 @@
       <w:r>
         <w:drawing>
           <wp:inline xmlns:a="http://schemas.openxmlformats.org/drawingml/2006/main" xmlns:pic="http://schemas.openxmlformats.org/drawingml/2006/picture">
-            <wp:extent cx="749808" cy="749808"/>
+            <wp:extent cx="868680" cy="868680"/>
             <wp:docPr id="7" name="Picture 7"/>
             <wp:cNvGraphicFramePr>
               <a:graphicFrameLocks noChangeAspect="1"/>
@@ -2452,7 +1906,7 @@
                   <pic:spPr>
                     <a:xfrm>
                       <a:off x="0" y="0"/>
-                      <a:ext cx="749808" cy="749808"/>
+                      <a:ext cx="868680" cy="868680"/>
                     </a:xfrm>
                     <a:prstGeom prst="rect"/>
                   </pic:spPr>
@@ -2481,7 +1935,7 @@
     </w:p>
     <w:p>
       <w:pPr>
-        <w:spacing w:before="0" w:after="80"/>
+        <w:spacing w:before="0" w:after="120"/>
         <w:jc w:val="center"/>
       </w:pPr>
       <w:r>
@@ -2493,8 +1947,8 @@
           <w:b w:val="0"/>
           <w:i w:val="0"/>
           <w:color w:val="2C5D63"/>
-          <w:sz w:val="17"/>
-          <w:spacing w:val="48"/>
+          <w:sz w:val="22"/>
+          <w:spacing w:val="52"/>
           <w:caps w:val="1"/>
         </w:rPr>
         <w:t>You are seated at</w:t>
@@ -2502,7 +1956,7 @@
     </w:p>
     <w:p>
       <w:pPr>
-        <w:spacing w:before="0" w:after="40"/>
+        <w:spacing w:before="0" w:after="200"/>
         <w:jc w:val="center"/>
       </w:pPr>
       <w:r>
@@ -2511,26 +1965,9 @@
           <w:b/>
           <w:i w:val="0"/>
           <w:color w:val="222D2A"/>
-          <w:sz w:val="56"/>
+          <w:sz w:val="96"/>
         </w:rPr>
-        <w:t>Oak</w:t>
-      </w:r>
-    </w:p>
-    <w:p>
-      <w:pPr>
-        <w:spacing w:before="80" w:after="200"/>
-        <w:jc w:val="center"/>
-      </w:pPr>
-      <w:r>
-        <w:rPr>
-          <w:rFonts w:ascii="Georgia" w:hAnsi="Georgia" w:cs="Georgia" w:eastAsia="Georgia"/>
-          <w:b w:val="0"/>
-          <w:i w:val="0"/>
-          <w:color w:val="2C5D63"/>
-          <w:sz w:val="24"/>
-          <w:spacing w:val="60"/>
-        </w:rPr>
-        <w:t>· · ·</w:t>
+        <w:t>Rowan</w:t>
       </w:r>
     </w:p>
     <w:tbl>
@@ -2549,16 +1986,17 @@
         </w:tblBorders>
       </w:tblPr>
       <w:tblGrid>
-        <w:gridCol w:w="9412"/>
+        <w:gridCol w:w="5811"/>
+        <w:gridCol w:w="5811"/>
       </w:tblGrid>
       <w:tr>
         <w:tc>
           <w:tcPr>
-            <w:tcW w:type="dxa" w:w="9412"/>
+            <w:tcW w:type="dxa" w:w="5811"/>
           </w:tcPr>
           <w:p>
             <w:pPr>
-              <w:spacing w:before="20" w:after="20"/>
+              <w:spacing w:before="40" w:after="40"/>
               <w:jc w:val="center"/>
             </w:pPr>
             <w:r>
@@ -2567,21 +2005,19 @@
                 <w:b w:val="0"/>
                 <w:i w:val="0"/>
                 <w:color w:val="222D2A"/>
-                <w:sz w:val="24"/>
+                <w:sz w:val="36"/>
               </w:rPr>
-              <w:t>Emma Harte</w:t>
+              <w:t>Kathleen Humphries</w:t>
             </w:r>
           </w:p>
         </w:tc>
-      </w:tr>
-      <w:tr>
         <w:tc>
           <w:tcPr>
-            <w:tcW w:type="dxa" w:w="9412"/>
+            <w:tcW w:type="dxa" w:w="5811"/>
           </w:tcPr>
           <w:p>
             <w:pPr>
-              <w:spacing w:before="20" w:after="20"/>
+              <w:spacing w:before="40" w:after="40"/>
               <w:jc w:val="center"/>
             </w:pPr>
             <w:r>
@@ -2590,9 +2026,9 @@
                 <w:b w:val="0"/>
                 <w:i w:val="0"/>
                 <w:color w:val="222D2A"/>
-                <w:sz w:val="24"/>
+                <w:sz w:val="36"/>
               </w:rPr>
-              <w:t>Ben Maguire</w:t>
+              <w:t>Tim Bennett</w:t>
             </w:r>
           </w:p>
         </w:tc>
@@ -2600,11 +2036,11 @@
       <w:tr>
         <w:tc>
           <w:tcPr>
-            <w:tcW w:type="dxa" w:w="9412"/>
+            <w:tcW w:type="dxa" w:w="5811"/>
           </w:tcPr>
           <w:p>
             <w:pPr>
-              <w:spacing w:before="20" w:after="20"/>
+              <w:spacing w:before="40" w:after="40"/>
               <w:jc w:val="center"/>
             </w:pPr>
             <w:r>
@@ -2613,21 +2049,19 @@
                 <w:b w:val="0"/>
                 <w:i w:val="0"/>
                 <w:color w:val="222D2A"/>
-                <w:sz w:val="24"/>
+                <w:sz w:val="36"/>
               </w:rPr>
-              <w:t>Jerome</w:t>
+              <w:t>Kenny Earthling</w:t>
             </w:r>
           </w:p>
         </w:tc>
-      </w:tr>
-      <w:tr>
         <w:tc>
           <w:tcPr>
-            <w:tcW w:type="dxa" w:w="9412"/>
+            <w:tcW w:type="dxa" w:w="5811"/>
           </w:tcPr>
           <w:p>
             <w:pPr>
-              <w:spacing w:before="20" w:after="20"/>
+              <w:spacing w:before="40" w:after="40"/>
               <w:jc w:val="center"/>
             </w:pPr>
             <w:r>
@@ -2636,9 +2070,9 @@
                 <w:b w:val="0"/>
                 <w:i w:val="0"/>
                 <w:color w:val="222D2A"/>
-                <w:sz w:val="24"/>
+                <w:sz w:val="36"/>
               </w:rPr>
-              <w:t>Ruby</w:t>
+              <w:t>Tina Burke</w:t>
             </w:r>
           </w:p>
         </w:tc>
@@ -2646,11 +2080,11 @@
       <w:tr>
         <w:tc>
           <w:tcPr>
-            <w:tcW w:type="dxa" w:w="9412"/>
+            <w:tcW w:type="dxa" w:w="5811"/>
           </w:tcPr>
           <w:p>
             <w:pPr>
-              <w:spacing w:before="20" w:after="20"/>
+              <w:spacing w:before="40" w:after="40"/>
               <w:jc w:val="center"/>
             </w:pPr>
             <w:r>
@@ -2659,21 +2093,19 @@
                 <w:b w:val="0"/>
                 <w:i w:val="0"/>
                 <w:color w:val="222D2A"/>
-                <w:sz w:val="24"/>
+                <w:sz w:val="36"/>
               </w:rPr>
-              <w:t>Raya Harte</w:t>
+              <w:t>Trevor Earthling</w:t>
             </w:r>
           </w:p>
         </w:tc>
-      </w:tr>
-      <w:tr>
         <w:tc>
           <w:tcPr>
-            <w:tcW w:type="dxa" w:w="9412"/>
+            <w:tcW w:type="dxa" w:w="5811"/>
           </w:tcPr>
           <w:p>
             <w:pPr>
-              <w:spacing w:before="20" w:after="20"/>
+              <w:spacing w:before="40" w:after="40"/>
               <w:jc w:val="center"/>
             </w:pPr>
             <w:r>
@@ -2682,9 +2114,53 @@
                 <w:b w:val="0"/>
                 <w:i w:val="0"/>
                 <w:color w:val="222D2A"/>
-                <w:sz w:val="24"/>
+                <w:sz w:val="36"/>
               </w:rPr>
-              <w:t>Archie Burt</w:t>
+              <w:t>Marina Ward</w:t>
+            </w:r>
+          </w:p>
+        </w:tc>
+      </w:tr>
+      <w:tr>
+        <w:tc>
+          <w:tcPr>
+            <w:tcW w:type="dxa" w:w="5811"/>
+          </w:tcPr>
+          <w:p>
+            <w:pPr>
+              <w:spacing w:before="40" w:after="40"/>
+              <w:jc w:val="center"/>
+            </w:pPr>
+            <w:r>
+              <w:rPr>
+                <w:rFonts w:ascii="Garamond" w:hAnsi="Garamond" w:cs="Garamond" w:eastAsia="Garamond"/>
+                <w:b w:val="0"/>
+                <w:i w:val="0"/>
+                <w:color w:val="222D2A"/>
+                <w:sz w:val="36"/>
+              </w:rPr>
+              <w:t>Gill Bennett</w:t>
+            </w:r>
+          </w:p>
+        </w:tc>
+        <w:tc>
+          <w:tcPr>
+            <w:tcW w:type="dxa" w:w="5811"/>
+          </w:tcPr>
+          <w:p>
+            <w:pPr>
+              <w:spacing w:before="40" w:after="40"/>
+              <w:jc w:val="center"/>
+            </w:pPr>
+            <w:r>
+              <w:rPr>
+                <w:rFonts w:ascii="Garamond" w:hAnsi="Garamond" w:cs="Garamond" w:eastAsia="Garamond"/>
+                <w:b w:val="0"/>
+                <w:i w:val="0"/>
+                <w:color w:val="222D2A"/>
+                <w:sz w:val="36"/>
+              </w:rPr>
+              <w:t>Pauline McCrann</w:t>
             </w:r>
           </w:p>
         </w:tc>
@@ -2698,7 +2174,7 @@
       <w:r>
         <w:drawing>
           <wp:inline xmlns:a="http://schemas.openxmlformats.org/drawingml/2006/main" xmlns:pic="http://schemas.openxmlformats.org/drawingml/2006/picture">
-            <wp:extent cx="749808" cy="749808"/>
+            <wp:extent cx="868680" cy="868680"/>
             <wp:docPr id="8" name="Picture 8"/>
             <wp:cNvGraphicFramePr>
               <a:graphicFrameLocks noChangeAspect="1"/>
@@ -2719,7 +2195,7 @@
                   <pic:spPr>
                     <a:xfrm>
                       <a:off x="0" y="0"/>
-                      <a:ext cx="749808" cy="749808"/>
+                      <a:ext cx="868680" cy="868680"/>
                     </a:xfrm>
                     <a:prstGeom prst="rect"/>
                   </pic:spPr>
@@ -2748,7 +2224,7 @@
     </w:p>
     <w:p>
       <w:pPr>
-        <w:spacing w:before="0" w:after="80"/>
+        <w:spacing w:before="0" w:after="120"/>
         <w:jc w:val="center"/>
       </w:pPr>
       <w:r>
@@ -2760,8 +2236,8 @@
           <w:b w:val="0"/>
           <w:i w:val="0"/>
           <w:color w:val="2C5D63"/>
-          <w:sz w:val="17"/>
-          <w:spacing w:val="48"/>
+          <w:sz w:val="22"/>
+          <w:spacing w:val="52"/>
           <w:caps w:val="1"/>
         </w:rPr>
         <w:t>You are seated at</w:t>
@@ -2769,7 +2245,7 @@
     </w:p>
     <w:p>
       <w:pPr>
-        <w:spacing w:before="0" w:after="40"/>
+        <w:spacing w:before="0" w:after="200"/>
         <w:jc w:val="center"/>
       </w:pPr>
       <w:r>
@@ -2778,26 +2254,9 @@
           <w:b/>
           <w:i w:val="0"/>
           <w:color w:val="222D2A"/>
-          <w:sz w:val="56"/>
+          <w:sz w:val="96"/>
         </w:rPr>
-        <w:t>Rowan</w:t>
-      </w:r>
-    </w:p>
-    <w:p>
-      <w:pPr>
-        <w:spacing w:before="80" w:after="200"/>
-        <w:jc w:val="center"/>
-      </w:pPr>
-      <w:r>
-        <w:rPr>
-          <w:rFonts w:ascii="Georgia" w:hAnsi="Georgia" w:cs="Georgia" w:eastAsia="Georgia"/>
-          <w:b w:val="0"/>
-          <w:i w:val="0"/>
-          <w:color w:val="2C5D63"/>
-          <w:sz w:val="24"/>
-          <w:spacing w:val="60"/>
-        </w:rPr>
-        <w:t>· · ·</w:t>
+        <w:t>Willow</w:t>
       </w:r>
     </w:p>
     <w:tbl>
@@ -2816,17 +2275,17 @@
         </w:tblBorders>
       </w:tblPr>
       <w:tblGrid>
-        <w:gridCol w:w="4706"/>
-        <w:gridCol w:w="4706"/>
+        <w:gridCol w:w="5811"/>
+        <w:gridCol w:w="5811"/>
       </w:tblGrid>
       <w:tr>
         <w:tc>
           <w:tcPr>
-            <w:tcW w:type="dxa" w:w="4706"/>
+            <w:tcW w:type="dxa" w:w="5811"/>
           </w:tcPr>
           <w:p>
             <w:pPr>
-              <w:spacing w:before="20" w:after="20"/>
+              <w:spacing w:before="40" w:after="40"/>
               <w:jc w:val="center"/>
             </w:pPr>
             <w:r>
@@ -2835,19 +2294,19 @@
                 <w:b w:val="0"/>
                 <w:i w:val="0"/>
                 <w:color w:val="222D2A"/>
-                <w:sz w:val="25"/>
+                <w:sz w:val="36"/>
               </w:rPr>
-              <w:t>Kathleen Humphries</w:t>
+              <w:t>Kristina Rowe</w:t>
             </w:r>
           </w:p>
         </w:tc>
         <w:tc>
           <w:tcPr>
-            <w:tcW w:type="dxa" w:w="4706"/>
+            <w:tcW w:type="dxa" w:w="5811"/>
           </w:tcPr>
           <w:p>
             <w:pPr>
-              <w:spacing w:before="20" w:after="20"/>
+              <w:spacing w:before="40" w:after="40"/>
               <w:jc w:val="center"/>
             </w:pPr>
             <w:r>
@@ -2856,9 +2315,9 @@
                 <w:b w:val="0"/>
                 <w:i w:val="0"/>
                 <w:color w:val="222D2A"/>
-                <w:sz w:val="25"/>
+                <w:sz w:val="36"/>
               </w:rPr>
-              <w:t>Tim Bennett</w:t>
+              <w:t>Charlotte</w:t>
             </w:r>
           </w:p>
         </w:tc>
@@ -2866,11 +2325,11 @@
       <w:tr>
         <w:tc>
           <w:tcPr>
-            <w:tcW w:type="dxa" w:w="4706"/>
+            <w:tcW w:type="dxa" w:w="5811"/>
           </w:tcPr>
           <w:p>
             <w:pPr>
-              <w:spacing w:before="20" w:after="20"/>
+              <w:spacing w:before="40" w:after="40"/>
               <w:jc w:val="center"/>
             </w:pPr>
             <w:r>
@@ -2879,19 +2338,19 @@
                 <w:b w:val="0"/>
                 <w:i w:val="0"/>
                 <w:color w:val="222D2A"/>
-                <w:sz w:val="25"/>
+                <w:sz w:val="36"/>
               </w:rPr>
-              <w:t>Kenny Earthling</w:t>
+              <w:t>Daniel English</w:t>
             </w:r>
           </w:p>
         </w:tc>
         <w:tc>
           <w:tcPr>
-            <w:tcW w:type="dxa" w:w="4706"/>
+            <w:tcW w:type="dxa" w:w="5811"/>
           </w:tcPr>
           <w:p>
             <w:pPr>
-              <w:spacing w:before="20" w:after="20"/>
+              <w:spacing w:before="40" w:after="40"/>
               <w:jc w:val="center"/>
             </w:pPr>
             <w:r>
@@ -2900,9 +2359,9 @@
                 <w:b w:val="0"/>
                 <w:i w:val="0"/>
                 <w:color w:val="222D2A"/>
-                <w:sz w:val="25"/>
+                <w:sz w:val="36"/>
               </w:rPr>
-              <w:t>Tina Burke</w:t>
+              <w:t>Claire Gould</w:t>
             </w:r>
           </w:p>
         </w:tc>
@@ -2910,11 +2369,11 @@
       <w:tr>
         <w:tc>
           <w:tcPr>
-            <w:tcW w:type="dxa" w:w="4706"/>
+            <w:tcW w:type="dxa" w:w="5811"/>
           </w:tcPr>
           <w:p>
             <w:pPr>
-              <w:spacing w:before="20" w:after="20"/>
+              <w:spacing w:before="40" w:after="40"/>
               <w:jc w:val="center"/>
             </w:pPr>
             <w:r>
@@ -2923,19 +2382,19 @@
                 <w:b w:val="0"/>
                 <w:i w:val="0"/>
                 <w:color w:val="222D2A"/>
-                <w:sz w:val="25"/>
+                <w:sz w:val="36"/>
               </w:rPr>
-              <w:t>Trevor Earthling</w:t>
+              <w:t>Jan Nicholson</w:t>
             </w:r>
           </w:p>
         </w:tc>
         <w:tc>
           <w:tcPr>
-            <w:tcW w:type="dxa" w:w="4706"/>
+            <w:tcW w:type="dxa" w:w="5811"/>
           </w:tcPr>
           <w:p>
             <w:pPr>
-              <w:spacing w:before="20" w:after="20"/>
+              <w:spacing w:before="40" w:after="40"/>
               <w:jc w:val="center"/>
             </w:pPr>
             <w:r>
@@ -2944,9 +2403,9 @@
                 <w:b w:val="0"/>
                 <w:i w:val="0"/>
                 <w:color w:val="222D2A"/>
-                <w:sz w:val="25"/>
+                <w:sz w:val="36"/>
               </w:rPr>
-              <w:t>Marina Ward</w:t>
+              <w:t>Hannah Girvan</w:t>
             </w:r>
           </w:p>
         </w:tc>
@@ -2954,11 +2413,11 @@
       <w:tr>
         <w:tc>
           <w:tcPr>
-            <w:tcW w:type="dxa" w:w="4706"/>
+            <w:tcW w:type="dxa" w:w="5811"/>
           </w:tcPr>
           <w:p>
             <w:pPr>
-              <w:spacing w:before="20" w:after="20"/>
+              <w:spacing w:before="40" w:after="40"/>
               <w:jc w:val="center"/>
             </w:pPr>
             <w:r>
@@ -2967,32 +2426,17 @@
                 <w:b w:val="0"/>
                 <w:i w:val="0"/>
                 <w:color w:val="222D2A"/>
-                <w:sz w:val="25"/>
+                <w:sz w:val="36"/>
               </w:rPr>
-              <w:t>Gill Bennett</w:t>
+              <w:t>Olivia</w:t>
             </w:r>
           </w:p>
         </w:tc>
         <w:tc>
           <w:tcPr>
-            <w:tcW w:type="dxa" w:w="4706"/>
+            <w:tcW w:type="dxa" w:w="5811"/>
           </w:tcPr>
-          <w:p>
-            <w:pPr>
-              <w:spacing w:before="20" w:after="20"/>
-              <w:jc w:val="center"/>
-            </w:pPr>
-            <w:r>
-              <w:rPr>
-                <w:rFonts w:ascii="Garamond" w:hAnsi="Garamond" w:cs="Garamond" w:eastAsia="Garamond"/>
-                <w:b w:val="0"/>
-                <w:i w:val="0"/>
-                <w:color w:val="222D2A"/>
-                <w:sz w:val="25"/>
-              </w:rPr>
-              <w:t>Pauline McCrann</w:t>
-            </w:r>
-          </w:p>
+          <w:p/>
         </w:tc>
       </w:tr>
     </w:tbl>
@@ -3004,7 +2448,7 @@
       <w:r>
         <w:drawing>
           <wp:inline xmlns:a="http://schemas.openxmlformats.org/drawingml/2006/main" xmlns:pic="http://schemas.openxmlformats.org/drawingml/2006/picture">
-            <wp:extent cx="749808" cy="749808"/>
+            <wp:extent cx="868680" cy="868680"/>
             <wp:docPr id="9" name="Picture 9"/>
             <wp:cNvGraphicFramePr>
               <a:graphicFrameLocks noChangeAspect="1"/>
@@ -3025,298 +2469,7 @@
                   <pic:spPr>
                     <a:xfrm>
                       <a:off x="0" y="0"/>
-                      <a:ext cx="749808" cy="749808"/>
-                    </a:xfrm>
-                    <a:prstGeom prst="rect"/>
-                  </pic:spPr>
-                </pic:pic>
-              </a:graphicData>
-            </a:graphic>
-          </wp:inline>
-        </w:drawing>
-      </w:r>
-    </w:p>
-    <w:p>
-      <w:pPr>
-        <w:spacing w:before="0" w:after="0"/>
-        <w:jc w:val="center"/>
-      </w:pPr>
-      <w:r>
-        <w:rPr>
-          <w:rFonts w:ascii="Garamond" w:hAnsi="Garamond" w:cs="Garamond" w:eastAsia="Garamond"/>
-          <w:b w:val="0"/>
-          <w:i/>
-          <w:color w:val="2C5D63"/>
-          <w:sz w:val="17"/>
-        </w:rPr>
-        <w:t>Scan for the order of the day</w:t>
-      </w:r>
-    </w:p>
-    <w:p>
-      <w:pPr>
-        <w:spacing w:before="0" w:after="80"/>
-        <w:jc w:val="center"/>
-      </w:pPr>
-      <w:r>
-        <w:br w:type="page"/>
-      </w:r>
-      <w:r>
-        <w:rPr>
-          <w:rFonts w:ascii="Georgia" w:hAnsi="Georgia" w:cs="Georgia" w:eastAsia="Georgia"/>
-          <w:b w:val="0"/>
-          <w:i w:val="0"/>
-          <w:color w:val="2C5D63"/>
-          <w:sz w:val="17"/>
-          <w:spacing w:val="48"/>
-          <w:caps w:val="1"/>
-        </w:rPr>
-        <w:t>You are seated at</w:t>
-      </w:r>
-    </w:p>
-    <w:p>
-      <w:pPr>
-        <w:spacing w:before="0" w:after="40"/>
-        <w:jc w:val="center"/>
-      </w:pPr>
-      <w:r>
-        <w:rPr>
-          <w:rFonts w:ascii="Georgia" w:hAnsi="Georgia" w:cs="Georgia" w:eastAsia="Georgia"/>
-          <w:b/>
-          <w:i w:val="0"/>
-          <w:color w:val="222D2A"/>
-          <w:sz w:val="56"/>
-        </w:rPr>
-        <w:t>Willow</w:t>
-      </w:r>
-    </w:p>
-    <w:p>
-      <w:pPr>
-        <w:spacing w:before="80" w:after="200"/>
-        <w:jc w:val="center"/>
-      </w:pPr>
-      <w:r>
-        <w:rPr>
-          <w:rFonts w:ascii="Georgia" w:hAnsi="Georgia" w:cs="Georgia" w:eastAsia="Georgia"/>
-          <w:b w:val="0"/>
-          <w:i w:val="0"/>
-          <w:color w:val="2C5D63"/>
-          <w:sz w:val="24"/>
-          <w:spacing w:val="60"/>
-        </w:rPr>
-        <w:t>· · ·</w:t>
-      </w:r>
-    </w:p>
-    <w:tbl>
-      <w:tblPr>
-        <w:tblW w:type="auto" w:w="0"/>
-        <w:jc w:val="center"/>
-        <w:tblLayout w:type="autofit"/>
-        <w:tblLook w:firstColumn="1" w:firstRow="1" w:lastColumn="0" w:lastRow="0" w:noHBand="0" w:noVBand="1" w:val="04A0"/>
-        <w:tblBorders>
-          <w:top w:val="none" w:sz="0" w:space="0"/>
-          <w:left w:val="none" w:sz="0" w:space="0"/>
-          <w:bottom w:val="none" w:sz="0" w:space="0"/>
-          <w:right w:val="none" w:sz="0" w:space="0"/>
-          <w:insideH w:val="none" w:sz="0" w:space="0"/>
-          <w:insideV w:val="none" w:sz="0" w:space="0"/>
-        </w:tblBorders>
-      </w:tblPr>
-      <w:tblGrid>
-        <w:gridCol w:w="4706"/>
-        <w:gridCol w:w="4706"/>
-      </w:tblGrid>
-      <w:tr>
-        <w:tc>
-          <w:tcPr>
-            <w:tcW w:type="dxa" w:w="4706"/>
-          </w:tcPr>
-          <w:p>
-            <w:pPr>
-              <w:spacing w:before="20" w:after="20"/>
-              <w:jc w:val="center"/>
-            </w:pPr>
-            <w:r>
-              <w:rPr>
-                <w:rFonts w:ascii="Garamond" w:hAnsi="Garamond" w:cs="Garamond" w:eastAsia="Garamond"/>
-                <w:b w:val="0"/>
-                <w:i w:val="0"/>
-                <w:color w:val="222D2A"/>
-                <w:sz w:val="25"/>
-              </w:rPr>
-              <w:t>Kristina Rowe</w:t>
-            </w:r>
-          </w:p>
-        </w:tc>
-        <w:tc>
-          <w:tcPr>
-            <w:tcW w:type="dxa" w:w="4706"/>
-          </w:tcPr>
-          <w:p>
-            <w:pPr>
-              <w:spacing w:before="20" w:after="20"/>
-              <w:jc w:val="center"/>
-            </w:pPr>
-            <w:r>
-              <w:rPr>
-                <w:rFonts w:ascii="Garamond" w:hAnsi="Garamond" w:cs="Garamond" w:eastAsia="Garamond"/>
-                <w:b w:val="0"/>
-                <w:i w:val="0"/>
-                <w:color w:val="222D2A"/>
-                <w:sz w:val="25"/>
-              </w:rPr>
-              <w:t>Charlotte</w:t>
-            </w:r>
-          </w:p>
-        </w:tc>
-      </w:tr>
-      <w:tr>
-        <w:tc>
-          <w:tcPr>
-            <w:tcW w:type="dxa" w:w="4706"/>
-          </w:tcPr>
-          <w:p>
-            <w:pPr>
-              <w:spacing w:before="20" w:after="20"/>
-              <w:jc w:val="center"/>
-            </w:pPr>
-            <w:r>
-              <w:rPr>
-                <w:rFonts w:ascii="Garamond" w:hAnsi="Garamond" w:cs="Garamond" w:eastAsia="Garamond"/>
-                <w:b w:val="0"/>
-                <w:i w:val="0"/>
-                <w:color w:val="222D2A"/>
-                <w:sz w:val="25"/>
-              </w:rPr>
-              <w:t>Daniel English</w:t>
-            </w:r>
-          </w:p>
-        </w:tc>
-        <w:tc>
-          <w:tcPr>
-            <w:tcW w:type="dxa" w:w="4706"/>
-          </w:tcPr>
-          <w:p>
-            <w:pPr>
-              <w:spacing w:before="20" w:after="20"/>
-              <w:jc w:val="center"/>
-            </w:pPr>
-            <w:r>
-              <w:rPr>
-                <w:rFonts w:ascii="Garamond" w:hAnsi="Garamond" w:cs="Garamond" w:eastAsia="Garamond"/>
-                <w:b w:val="0"/>
-                <w:i w:val="0"/>
-                <w:color w:val="222D2A"/>
-                <w:sz w:val="25"/>
-              </w:rPr>
-              <w:t>Claire Gould</w:t>
-            </w:r>
-          </w:p>
-        </w:tc>
-      </w:tr>
-      <w:tr>
-        <w:tc>
-          <w:tcPr>
-            <w:tcW w:type="dxa" w:w="4706"/>
-          </w:tcPr>
-          <w:p>
-            <w:pPr>
-              <w:spacing w:before="20" w:after="20"/>
-              <w:jc w:val="center"/>
-            </w:pPr>
-            <w:r>
-              <w:rPr>
-                <w:rFonts w:ascii="Garamond" w:hAnsi="Garamond" w:cs="Garamond" w:eastAsia="Garamond"/>
-                <w:b w:val="0"/>
-                <w:i w:val="0"/>
-                <w:color w:val="222D2A"/>
-                <w:sz w:val="25"/>
-              </w:rPr>
-              <w:t>Jan Nicholson</w:t>
-            </w:r>
-          </w:p>
-        </w:tc>
-        <w:tc>
-          <w:tcPr>
-            <w:tcW w:type="dxa" w:w="4706"/>
-          </w:tcPr>
-          <w:p>
-            <w:pPr>
-              <w:spacing w:before="20" w:after="20"/>
-              <w:jc w:val="center"/>
-            </w:pPr>
-            <w:r>
-              <w:rPr>
-                <w:rFonts w:ascii="Garamond" w:hAnsi="Garamond" w:cs="Garamond" w:eastAsia="Garamond"/>
-                <w:b w:val="0"/>
-                <w:i w:val="0"/>
-                <w:color w:val="222D2A"/>
-                <w:sz w:val="25"/>
-              </w:rPr>
-              <w:t>Hannah Girvan</w:t>
-            </w:r>
-          </w:p>
-        </w:tc>
-      </w:tr>
-      <w:tr>
-        <w:tc>
-          <w:tcPr>
-            <w:tcW w:type="dxa" w:w="4706"/>
-          </w:tcPr>
-          <w:p>
-            <w:pPr>
-              <w:spacing w:before="20" w:after="20"/>
-              <w:jc w:val="center"/>
-            </w:pPr>
-            <w:r>
-              <w:rPr>
-                <w:rFonts w:ascii="Garamond" w:hAnsi="Garamond" w:cs="Garamond" w:eastAsia="Garamond"/>
-                <w:b w:val="0"/>
-                <w:i w:val="0"/>
-                <w:color w:val="222D2A"/>
-                <w:sz w:val="25"/>
-              </w:rPr>
-              <w:t>Olivia</w:t>
-            </w:r>
-          </w:p>
-        </w:tc>
-        <w:tc>
-          <w:tcPr>
-            <w:tcW w:type="dxa" w:w="4706"/>
-          </w:tcPr>
-          <w:p/>
-        </w:tc>
-      </w:tr>
-    </w:tbl>
-    <w:p>
-      <w:pPr>
-        <w:spacing w:before="200" w:after="40"/>
-        <w:jc w:val="center"/>
-      </w:pPr>
-      <w:r>
-        <w:drawing>
-          <wp:inline xmlns:a="http://schemas.openxmlformats.org/drawingml/2006/main" xmlns:pic="http://schemas.openxmlformats.org/drawingml/2006/picture">
-            <wp:extent cx="749808" cy="749808"/>
-            <wp:docPr id="10" name="Picture 10"/>
-            <wp:cNvGraphicFramePr>
-              <a:graphicFrameLocks noChangeAspect="1"/>
-            </wp:cNvGraphicFramePr>
-            <a:graphic>
-              <a:graphicData uri="http://schemas.openxmlformats.org/drawingml/2006/picture">
-                <pic:pic>
-                  <pic:nvPicPr>
-                    <pic:cNvPr id="0" name="image.png"/>
-                    <pic:cNvPicPr/>
-                  </pic:nvPicPr>
-                  <pic:blipFill>
-                    <a:blip r:embed="rId10"/>
-                    <a:stretch>
-                      <a:fillRect/>
-                    </a:stretch>
-                  </pic:blipFill>
-                  <pic:spPr>
-                    <a:xfrm>
-                      <a:off x="0" y="0"/>
-                      <a:ext cx="749808" cy="749808"/>
+                      <a:ext cx="868680" cy="868680"/>
                     </a:xfrm>
                     <a:prstGeom prst="rect"/>
                   </pic:spPr>
@@ -3345,8 +2498,8 @@
     </w:p>
     <w:sectPr>
       <w:headerReference w:type="default" r:id="rId9"/>
-      <w:pgSz w:w="11906" w:h="8391" w:orient="landscape"/>
-      <w:pgMar w:top="1247" w:right="1247" w:bottom="1247" w:left="1247" w:header="510" w:footer="510" w:gutter="0"/>
+      <w:pgSz w:w="16838" w:h="11906" w:orient="landscape"/>
+      <w:pgMar w:top="1701" w:right="2608" w:bottom="1701" w:left="2608" w:header="510" w:footer="510" w:gutter="0"/>
       <w:cols w:space="720"/>
       <w:docGrid w:linePitch="360"/>
       <w:vAlign w:val="center"/>
@@ -3376,7 +2529,7 @@
           <wp:positionV relativeFrom="page">
             <wp:posOffset>0</wp:posOffset>
           </wp:positionV>
-          <wp:extent cx="7560310" cy="5328285"/>
+          <wp:extent cx="10692130" cy="7560310"/>
           <wp:effectExtent l="0" t="0" r="0" b="0"/>
           <wp:wrapNone/>
           <wp:docPr id="11" name="Trim 11"/>
@@ -3397,7 +2550,7 @@
                 <pic:spPr>
                   <a:xfrm>
                     <a:off x="0" y="0"/>
-                    <a:ext cx="7560310" cy="5328285"/>
+                    <a:ext cx="10692130" cy="7560310"/>
                   </a:xfrm>
                   <a:prstGeom prst="rect"/>
                 </pic:spPr>

--- a/print/table-cards.docx
+++ b/print/table-cards.docx
@@ -62,7 +62,7 @@
           </w:tcPr>
           <w:p>
             <w:pPr>
-              <w:spacing w:before="40" w:after="40"/>
+              <w:spacing w:before="120" w:after="120"/>
               <w:jc w:val="center"/>
             </w:pPr>
             <w:r>
@@ -71,7 +71,7 @@
                 <w:b w:val="0"/>
                 <w:i w:val="0"/>
                 <w:color w:val="222D2A"/>
-                <w:sz w:val="36"/>
+                <w:sz w:val="52"/>
               </w:rPr>
               <w:t>Justin Harte</w:t>
             </w:r>
@@ -83,7 +83,7 @@
           </w:tcPr>
           <w:p>
             <w:pPr>
-              <w:spacing w:before="40" w:after="40"/>
+              <w:spacing w:before="120" w:after="120"/>
               <w:jc w:val="center"/>
             </w:pPr>
             <w:r>
@@ -92,7 +92,7 @@
                 <w:b w:val="0"/>
                 <w:i w:val="0"/>
                 <w:color w:val="222D2A"/>
-                <w:sz w:val="36"/>
+                <w:sz w:val="52"/>
               </w:rPr>
               <w:t>Elliott Hyndman</w:t>
             </w:r>
@@ -106,7 +106,7 @@
           </w:tcPr>
           <w:p>
             <w:pPr>
-              <w:spacing w:before="40" w:after="40"/>
+              <w:spacing w:before="120" w:after="120"/>
               <w:jc w:val="center"/>
             </w:pPr>
             <w:r>
@@ -115,7 +115,7 @@
                 <w:b w:val="0"/>
                 <w:i w:val="0"/>
                 <w:color w:val="222D2A"/>
-                <w:sz w:val="36"/>
+                <w:sz w:val="52"/>
               </w:rPr>
               <w:t>Nolene Harte</w:t>
             </w:r>
@@ -127,7 +127,7 @@
           </w:tcPr>
           <w:p>
             <w:pPr>
-              <w:spacing w:before="40" w:after="40"/>
+              <w:spacing w:before="120" w:after="120"/>
               <w:jc w:val="center"/>
             </w:pPr>
             <w:r>
@@ -136,7 +136,7 @@
                 <w:b w:val="0"/>
                 <w:i w:val="0"/>
                 <w:color w:val="222D2A"/>
-                <w:sz w:val="36"/>
+                <w:sz w:val="52"/>
               </w:rPr>
               <w:t>Britt Hyndman</w:t>
             </w:r>
@@ -150,7 +150,7 @@
           </w:tcPr>
           <w:p>
             <w:pPr>
-              <w:spacing w:before="40" w:after="40"/>
+              <w:spacing w:before="120" w:after="120"/>
               <w:jc w:val="center"/>
             </w:pPr>
             <w:r>
@@ -159,7 +159,7 @@
                 <w:b w:val="0"/>
                 <w:i w:val="0"/>
                 <w:color w:val="222D2A"/>
-                <w:sz w:val="36"/>
+                <w:sz w:val="52"/>
               </w:rPr>
               <w:t>Darren Harte</w:t>
             </w:r>
@@ -171,7 +171,7 @@
           </w:tcPr>
           <w:p>
             <w:pPr>
-              <w:spacing w:before="40" w:after="40"/>
+              <w:spacing w:before="120" w:after="120"/>
               <w:jc w:val="center"/>
             </w:pPr>
             <w:r>
@@ -180,7 +180,7 @@
                 <w:b w:val="0"/>
                 <w:i w:val="0"/>
                 <w:color w:val="222D2A"/>
-                <w:sz w:val="36"/>
+                <w:sz w:val="52"/>
               </w:rPr>
               <w:t>River</w:t>
             </w:r>
@@ -194,7 +194,7 @@
           </w:tcPr>
           <w:p>
             <w:pPr>
-              <w:spacing w:before="40" w:after="40"/>
+              <w:spacing w:before="120" w:after="120"/>
               <w:jc w:val="center"/>
             </w:pPr>
             <w:r>
@@ -203,7 +203,7 @@
                 <w:b w:val="0"/>
                 <w:i w:val="0"/>
                 <w:color w:val="222D2A"/>
-                <w:sz w:val="36"/>
+                <w:sz w:val="52"/>
               </w:rPr>
               <w:t>Mark Harte</w:t>
             </w:r>
@@ -215,7 +215,7 @@
           </w:tcPr>
           <w:p>
             <w:pPr>
-              <w:spacing w:before="40" w:after="40"/>
+              <w:spacing w:before="120" w:after="120"/>
               <w:jc w:val="center"/>
             </w:pPr>
             <w:r>
@@ -224,7 +224,7 @@
                 <w:b w:val="0"/>
                 <w:i w:val="0"/>
                 <w:color w:val="222D2A"/>
-                <w:sz w:val="36"/>
+                <w:sz w:val="52"/>
               </w:rPr>
               <w:t>Oakley</w:t>
             </w:r>
@@ -351,7 +351,7 @@
           </w:tcPr>
           <w:p>
             <w:pPr>
-              <w:spacing w:before="40" w:after="40"/>
+              <w:spacing w:before="120" w:after="120"/>
               <w:jc w:val="center"/>
             </w:pPr>
             <w:r>
@@ -360,7 +360,7 @@
                 <w:b w:val="0"/>
                 <w:i w:val="0"/>
                 <w:color w:val="222D2A"/>
-                <w:sz w:val="36"/>
+                <w:sz w:val="52"/>
               </w:rPr>
               <w:t>George Slater</w:t>
             </w:r>
@@ -372,7 +372,7 @@
           </w:tcPr>
           <w:p>
             <w:pPr>
-              <w:spacing w:before="40" w:after="40"/>
+              <w:spacing w:before="120" w:after="120"/>
               <w:jc w:val="center"/>
             </w:pPr>
             <w:r>
@@ -381,7 +381,7 @@
                 <w:b w:val="0"/>
                 <w:i w:val="0"/>
                 <w:color w:val="222D2A"/>
-                <w:sz w:val="36"/>
+                <w:sz w:val="52"/>
               </w:rPr>
               <w:t>Craig Hargreaves</w:t>
             </w:r>
@@ -395,7 +395,7 @@
           </w:tcPr>
           <w:p>
             <w:pPr>
-              <w:spacing w:before="40" w:after="40"/>
+              <w:spacing w:before="120" w:after="120"/>
               <w:jc w:val="center"/>
             </w:pPr>
             <w:r>
@@ -404,7 +404,7 @@
                 <w:b w:val="0"/>
                 <w:i w:val="0"/>
                 <w:color w:val="222D2A"/>
-                <w:sz w:val="36"/>
+                <w:sz w:val="52"/>
               </w:rPr>
               <w:t>Kayleigh Thomas</w:t>
             </w:r>
@@ -416,7 +416,7 @@
           </w:tcPr>
           <w:p>
             <w:pPr>
-              <w:spacing w:before="40" w:after="40"/>
+              <w:spacing w:before="120" w:after="120"/>
               <w:jc w:val="center"/>
             </w:pPr>
             <w:r>
@@ -425,7 +425,7 @@
                 <w:b w:val="0"/>
                 <w:i w:val="0"/>
                 <w:color w:val="222D2A"/>
-                <w:sz w:val="36"/>
+                <w:sz w:val="52"/>
               </w:rPr>
               <w:t>Dawn Porter Hargreaves</w:t>
             </w:r>
@@ -439,7 +439,7 @@
           </w:tcPr>
           <w:p>
             <w:pPr>
-              <w:spacing w:before="40" w:after="40"/>
+              <w:spacing w:before="120" w:after="120"/>
               <w:jc w:val="center"/>
             </w:pPr>
             <w:r>
@@ -448,7 +448,7 @@
                 <w:b w:val="0"/>
                 <w:i w:val="0"/>
                 <w:color w:val="222D2A"/>
-                <w:sz w:val="36"/>
+                <w:sz w:val="52"/>
               </w:rPr>
               <w:t>Mandy Slater</w:t>
             </w:r>
@@ -460,7 +460,7 @@
           </w:tcPr>
           <w:p>
             <w:pPr>
-              <w:spacing w:before="40" w:after="40"/>
+              <w:spacing w:before="120" w:after="120"/>
               <w:jc w:val="center"/>
             </w:pPr>
             <w:r>
@@ -469,7 +469,7 @@
                 <w:b w:val="0"/>
                 <w:i w:val="0"/>
                 <w:color w:val="222D2A"/>
-                <w:sz w:val="36"/>
+                <w:sz w:val="52"/>
               </w:rPr>
               <w:t>Florence</w:t>
             </w:r>
@@ -483,7 +483,7 @@
           </w:tcPr>
           <w:p>
             <w:pPr>
-              <w:spacing w:before="40" w:after="40"/>
+              <w:spacing w:before="120" w:after="120"/>
               <w:jc w:val="center"/>
             </w:pPr>
             <w:r>
@@ -492,7 +492,7 @@
                 <w:b w:val="0"/>
                 <w:i w:val="0"/>
                 <w:color w:val="222D2A"/>
-                <w:sz w:val="36"/>
+                <w:sz w:val="52"/>
               </w:rPr>
               <w:t>Steve Slater</w:t>
             </w:r>
@@ -504,7 +504,7 @@
           </w:tcPr>
           <w:p>
             <w:pPr>
-              <w:spacing w:before="40" w:after="40"/>
+              <w:spacing w:before="120" w:after="120"/>
               <w:jc w:val="center"/>
             </w:pPr>
             <w:r>
@@ -513,7 +513,7 @@
                 <w:b w:val="0"/>
                 <w:i w:val="0"/>
                 <w:color w:val="222D2A"/>
-                <w:sz w:val="36"/>
+                <w:sz w:val="52"/>
               </w:rPr>
               <w:t>Thomas Porter</w:t>
             </w:r>
@@ -640,7 +640,7 @@
           </w:tcPr>
           <w:p>
             <w:pPr>
-              <w:spacing w:before="40" w:after="40"/>
+              <w:spacing w:before="120" w:after="120"/>
               <w:jc w:val="center"/>
             </w:pPr>
             <w:r>
@@ -649,7 +649,7 @@
                 <w:b w:val="0"/>
                 <w:i w:val="0"/>
                 <w:color w:val="222D2A"/>
-                <w:sz w:val="36"/>
+                <w:sz w:val="52"/>
               </w:rPr>
               <w:t>Robert Blackshaw</w:t>
             </w:r>
@@ -661,7 +661,7 @@
           </w:tcPr>
           <w:p>
             <w:pPr>
-              <w:spacing w:before="40" w:after="40"/>
+              <w:spacing w:before="120" w:after="120"/>
               <w:jc w:val="center"/>
             </w:pPr>
             <w:r>
@@ -670,7 +670,7 @@
                 <w:b w:val="0"/>
                 <w:i w:val="0"/>
                 <w:color w:val="222D2A"/>
-                <w:sz w:val="36"/>
+                <w:sz w:val="52"/>
               </w:rPr>
               <w:t>Oliver</w:t>
             </w:r>
@@ -684,7 +684,7 @@
           </w:tcPr>
           <w:p>
             <w:pPr>
-              <w:spacing w:before="40" w:after="40"/>
+              <w:spacing w:before="120" w:after="120"/>
               <w:jc w:val="center"/>
             </w:pPr>
             <w:r>
@@ -693,7 +693,7 @@
                 <w:b w:val="0"/>
                 <w:i w:val="0"/>
                 <w:color w:val="222D2A"/>
-                <w:sz w:val="36"/>
+                <w:sz w:val="52"/>
               </w:rPr>
               <w:t>Marie Blackshaw</w:t>
             </w:r>
@@ -705,7 +705,7 @@
           </w:tcPr>
           <w:p>
             <w:pPr>
-              <w:spacing w:before="40" w:after="40"/>
+              <w:spacing w:before="120" w:after="120"/>
               <w:jc w:val="center"/>
             </w:pPr>
             <w:r>
@@ -714,7 +714,7 @@
                 <w:b w:val="0"/>
                 <w:i w:val="0"/>
                 <w:color w:val="222D2A"/>
-                <w:sz w:val="36"/>
+                <w:sz w:val="52"/>
               </w:rPr>
               <w:t>Rhys</w:t>
             </w:r>
@@ -728,7 +728,7 @@
           </w:tcPr>
           <w:p>
             <w:pPr>
-              <w:spacing w:before="40" w:after="40"/>
+              <w:spacing w:before="120" w:after="120"/>
               <w:jc w:val="center"/>
             </w:pPr>
             <w:r>
@@ -737,7 +737,7 @@
                 <w:b w:val="0"/>
                 <w:i w:val="0"/>
                 <w:color w:val="222D2A"/>
-                <w:sz w:val="36"/>
+                <w:sz w:val="52"/>
               </w:rPr>
               <w:t>Guy Blackshaw</w:t>
             </w:r>
@@ -749,7 +749,7 @@
           </w:tcPr>
           <w:p>
             <w:pPr>
-              <w:spacing w:before="40" w:after="40"/>
+              <w:spacing w:before="120" w:after="120"/>
               <w:jc w:val="center"/>
             </w:pPr>
             <w:r>
@@ -758,7 +758,7 @@
                 <w:b w:val="0"/>
                 <w:i w:val="0"/>
                 <w:color w:val="222D2A"/>
-                <w:sz w:val="36"/>
+                <w:sz w:val="52"/>
               </w:rPr>
               <w:t>Henry</w:t>
             </w:r>
@@ -772,7 +772,7 @@
           </w:tcPr>
           <w:p>
             <w:pPr>
-              <w:spacing w:before="40" w:after="40"/>
+              <w:spacing w:before="120" w:after="120"/>
               <w:jc w:val="center"/>
             </w:pPr>
             <w:r>
@@ -781,7 +781,7 @@
                 <w:b w:val="0"/>
                 <w:i w:val="0"/>
                 <w:color w:val="222D2A"/>
-                <w:sz w:val="36"/>
+                <w:sz w:val="52"/>
               </w:rPr>
               <w:t>Lu Blackshaw</w:t>
             </w:r>
@@ -914,7 +914,7 @@
           </w:tcPr>
           <w:p>
             <w:pPr>
-              <w:spacing w:before="40" w:after="40"/>
+              <w:spacing w:before="120" w:after="120"/>
               <w:jc w:val="center"/>
             </w:pPr>
             <w:r>
@@ -923,7 +923,7 @@
                 <w:b w:val="0"/>
                 <w:i w:val="0"/>
                 <w:color w:val="222D2A"/>
-                <w:sz w:val="36"/>
+                <w:sz w:val="52"/>
               </w:rPr>
               <w:t>Ursula Carey</w:t>
             </w:r>
@@ -935,7 +935,7 @@
           </w:tcPr>
           <w:p>
             <w:pPr>
-              <w:spacing w:before="40" w:after="40"/>
+              <w:spacing w:before="120" w:after="120"/>
               <w:jc w:val="center"/>
             </w:pPr>
             <w:r>
@@ -944,7 +944,7 @@
                 <w:b w:val="0"/>
                 <w:i w:val="0"/>
                 <w:color w:val="222D2A"/>
-                <w:sz w:val="36"/>
+                <w:sz w:val="52"/>
               </w:rPr>
               <w:t>Mary Harte</w:t>
             </w:r>
@@ -958,7 +958,7 @@
           </w:tcPr>
           <w:p>
             <w:pPr>
-              <w:spacing w:before="40" w:after="40"/>
+              <w:spacing w:before="120" w:after="120"/>
               <w:jc w:val="center"/>
             </w:pPr>
             <w:r>
@@ -967,7 +967,7 @@
                 <w:b w:val="0"/>
                 <w:i w:val="0"/>
                 <w:color w:val="222D2A"/>
-                <w:sz w:val="36"/>
+                <w:sz w:val="52"/>
               </w:rPr>
               <w:t>Martin Carey</w:t>
             </w:r>
@@ -979,7 +979,7 @@
           </w:tcPr>
           <w:p>
             <w:pPr>
-              <w:spacing w:before="40" w:after="40"/>
+              <w:spacing w:before="120" w:after="120"/>
               <w:jc w:val="center"/>
             </w:pPr>
             <w:r>
@@ -988,7 +988,7 @@
                 <w:b w:val="0"/>
                 <w:i w:val="0"/>
                 <w:color w:val="222D2A"/>
-                <w:sz w:val="36"/>
+                <w:sz w:val="52"/>
               </w:rPr>
               <w:t>Donald Harte</w:t>
             </w:r>
@@ -1002,7 +1002,7 @@
           </w:tcPr>
           <w:p>
             <w:pPr>
-              <w:spacing w:before="40" w:after="40"/>
+              <w:spacing w:before="120" w:after="120"/>
               <w:jc w:val="center"/>
             </w:pPr>
             <w:r>
@@ -1011,7 +1011,7 @@
                 <w:b w:val="0"/>
                 <w:i w:val="0"/>
                 <w:color w:val="222D2A"/>
-                <w:sz w:val="36"/>
+                <w:sz w:val="52"/>
               </w:rPr>
               <w:t>Wayne Harling</w:t>
             </w:r>
@@ -1023,7 +1023,7 @@
           </w:tcPr>
           <w:p>
             <w:pPr>
-              <w:spacing w:before="40" w:after="40"/>
+              <w:spacing w:before="120" w:after="120"/>
               <w:jc w:val="center"/>
             </w:pPr>
             <w:r>
@@ -1032,7 +1032,7 @@
                 <w:b w:val="0"/>
                 <w:i w:val="0"/>
                 <w:color w:val="222D2A"/>
-                <w:sz w:val="36"/>
+                <w:sz w:val="52"/>
               </w:rPr>
               <w:t>Dónal Harte</w:t>
             </w:r>
@@ -1046,7 +1046,7 @@
           </w:tcPr>
           <w:p>
             <w:pPr>
-              <w:spacing w:before="40" w:after="40"/>
+              <w:spacing w:before="120" w:after="120"/>
               <w:jc w:val="center"/>
             </w:pPr>
             <w:r>
@@ -1055,7 +1055,7 @@
                 <w:b w:val="0"/>
                 <w:i w:val="0"/>
                 <w:color w:val="222D2A"/>
-                <w:sz w:val="36"/>
+                <w:sz w:val="52"/>
               </w:rPr>
               <w:t>Lizzie Harling</w:t>
             </w:r>
@@ -1188,7 +1188,7 @@
           </w:tcPr>
           <w:p>
             <w:pPr>
-              <w:spacing w:before="40" w:after="40"/>
+              <w:spacing w:before="120" w:after="120"/>
               <w:jc w:val="center"/>
             </w:pPr>
             <w:r>
@@ -1197,7 +1197,7 @@
                 <w:b w:val="0"/>
                 <w:i w:val="0"/>
                 <w:color w:val="222D2A"/>
-                <w:sz w:val="36"/>
+                <w:sz w:val="52"/>
               </w:rPr>
               <w:t>Rachael Arnold</w:t>
             </w:r>
@@ -1209,7 +1209,7 @@
           </w:tcPr>
           <w:p>
             <w:pPr>
-              <w:spacing w:before="40" w:after="40"/>
+              <w:spacing w:before="120" w:after="120"/>
               <w:jc w:val="center"/>
             </w:pPr>
             <w:r>
@@ -1218,7 +1218,7 @@
                 <w:b w:val="0"/>
                 <w:i w:val="0"/>
                 <w:color w:val="222D2A"/>
-                <w:sz w:val="36"/>
+                <w:sz w:val="52"/>
               </w:rPr>
               <w:t>Helen Lovatt</w:t>
             </w:r>
@@ -1232,7 +1232,7 @@
           </w:tcPr>
           <w:p>
             <w:pPr>
-              <w:spacing w:before="40" w:after="40"/>
+              <w:spacing w:before="120" w:after="120"/>
               <w:jc w:val="center"/>
             </w:pPr>
             <w:r>
@@ -1241,7 +1241,7 @@
                 <w:b w:val="0"/>
                 <w:i w:val="0"/>
                 <w:color w:val="222D2A"/>
-                <w:sz w:val="36"/>
+                <w:sz w:val="52"/>
               </w:rPr>
               <w:t>Chris Arnold</w:t>
             </w:r>
@@ -1253,7 +1253,7 @@
           </w:tcPr>
           <w:p>
             <w:pPr>
-              <w:spacing w:before="40" w:after="40"/>
+              <w:spacing w:before="120" w:after="120"/>
               <w:jc w:val="center"/>
             </w:pPr>
             <w:r>
@@ -1262,7 +1262,7 @@
                 <w:b w:val="0"/>
                 <w:i w:val="0"/>
                 <w:color w:val="222D2A"/>
-                <w:sz w:val="36"/>
+                <w:sz w:val="52"/>
               </w:rPr>
               <w:t>Dave Lovatt</w:t>
             </w:r>
@@ -1276,7 +1276,7 @@
           </w:tcPr>
           <w:p>
             <w:pPr>
-              <w:spacing w:before="40" w:after="40"/>
+              <w:spacing w:before="120" w:after="120"/>
               <w:jc w:val="center"/>
             </w:pPr>
             <w:r>
@@ -1285,7 +1285,7 @@
                 <w:b w:val="0"/>
                 <w:i w:val="0"/>
                 <w:color w:val="222D2A"/>
-                <w:sz w:val="36"/>
+                <w:sz w:val="52"/>
               </w:rPr>
               <w:t>Penelope</w:t>
             </w:r>
@@ -1297,7 +1297,7 @@
           </w:tcPr>
           <w:p>
             <w:pPr>
-              <w:spacing w:before="40" w:after="40"/>
+              <w:spacing w:before="120" w:after="120"/>
               <w:jc w:val="center"/>
             </w:pPr>
             <w:r>
@@ -1306,7 +1306,7 @@
                 <w:b w:val="0"/>
                 <w:i w:val="0"/>
                 <w:color w:val="222D2A"/>
-                <w:sz w:val="36"/>
+                <w:sz w:val="52"/>
               </w:rPr>
               <w:t>Hannah Lovatt-Thompson</w:t>
             </w:r>
@@ -1320,7 +1320,7 @@
           </w:tcPr>
           <w:p>
             <w:pPr>
-              <w:spacing w:before="40" w:after="40"/>
+              <w:spacing w:before="120" w:after="120"/>
               <w:jc w:val="center"/>
             </w:pPr>
             <w:r>
@@ -1329,7 +1329,7 @@
                 <w:b w:val="0"/>
                 <w:i w:val="0"/>
                 <w:color w:val="222D2A"/>
-                <w:sz w:val="36"/>
+                <w:sz w:val="52"/>
               </w:rPr>
               <w:t>Bonnie</w:t>
             </w:r>
@@ -1341,7 +1341,7 @@
           </w:tcPr>
           <w:p>
             <w:pPr>
-              <w:spacing w:before="40" w:after="40"/>
+              <w:spacing w:before="120" w:after="120"/>
               <w:jc w:val="center"/>
             </w:pPr>
             <w:r>
@@ -1350,7 +1350,7 @@
                 <w:b w:val="0"/>
                 <w:i w:val="0"/>
                 <w:color w:val="222D2A"/>
-                <w:sz w:val="36"/>
+                <w:sz w:val="52"/>
               </w:rPr>
               <w:t>Luke Lovatt-Thompson</w:t>
             </w:r>
@@ -1477,7 +1477,7 @@
           </w:tcPr>
           <w:p>
             <w:pPr>
-              <w:spacing w:before="40" w:after="40"/>
+              <w:spacing w:before="120" w:after="120"/>
               <w:jc w:val="center"/>
             </w:pPr>
             <w:r>
@@ -1486,7 +1486,7 @@
                 <w:b w:val="0"/>
                 <w:i w:val="0"/>
                 <w:color w:val="222D2A"/>
-                <w:sz w:val="36"/>
+                <w:sz w:val="52"/>
               </w:rPr>
               <w:t>Vicky Blackshaw</w:t>
             </w:r>
@@ -1498,7 +1498,7 @@
           </w:tcPr>
           <w:p>
             <w:pPr>
-              <w:spacing w:before="40" w:after="40"/>
+              <w:spacing w:before="120" w:after="120"/>
               <w:jc w:val="center"/>
             </w:pPr>
             <w:r>
@@ -1507,7 +1507,7 @@
                 <w:b w:val="0"/>
                 <w:i w:val="0"/>
                 <w:color w:val="222D2A"/>
-                <w:sz w:val="36"/>
+                <w:sz w:val="52"/>
               </w:rPr>
               <w:t>Diane George</w:t>
             </w:r>
@@ -1521,7 +1521,7 @@
           </w:tcPr>
           <w:p>
             <w:pPr>
-              <w:spacing w:before="40" w:after="40"/>
+              <w:spacing w:before="120" w:after="120"/>
               <w:jc w:val="center"/>
             </w:pPr>
             <w:r>
@@ -1530,7 +1530,7 @@
                 <w:b w:val="0"/>
                 <w:i w:val="0"/>
                 <w:color w:val="222D2A"/>
-                <w:sz w:val="36"/>
+                <w:sz w:val="52"/>
               </w:rPr>
               <w:t>Jon Abbotts</w:t>
             </w:r>
@@ -1542,7 +1542,7 @@
           </w:tcPr>
           <w:p>
             <w:pPr>
-              <w:spacing w:before="40" w:after="40"/>
+              <w:spacing w:before="120" w:after="120"/>
               <w:jc w:val="center"/>
             </w:pPr>
             <w:r>
@@ -1551,7 +1551,7 @@
                 <w:b w:val="0"/>
                 <w:i w:val="0"/>
                 <w:color w:val="222D2A"/>
-                <w:sz w:val="36"/>
+                <w:sz w:val="52"/>
               </w:rPr>
               <w:t>Matthew George</w:t>
             </w:r>
@@ -1565,7 +1565,7 @@
           </w:tcPr>
           <w:p>
             <w:pPr>
-              <w:spacing w:before="40" w:after="40"/>
+              <w:spacing w:before="120" w:after="120"/>
               <w:jc w:val="center"/>
             </w:pPr>
             <w:r>
@@ -1574,7 +1574,7 @@
                 <w:b w:val="0"/>
                 <w:i w:val="0"/>
                 <w:color w:val="222D2A"/>
-                <w:sz w:val="36"/>
+                <w:sz w:val="52"/>
               </w:rPr>
               <w:t>Jill Byrne</w:t>
             </w:r>
@@ -1586,7 +1586,7 @@
           </w:tcPr>
           <w:p>
             <w:pPr>
-              <w:spacing w:before="40" w:after="40"/>
+              <w:spacing w:before="120" w:after="120"/>
               <w:jc w:val="center"/>
             </w:pPr>
             <w:r>
@@ -1595,7 +1595,7 @@
                 <w:b w:val="0"/>
                 <w:i w:val="0"/>
                 <w:color w:val="222D2A"/>
-                <w:sz w:val="36"/>
+                <w:sz w:val="52"/>
               </w:rPr>
               <w:t>Graham Wright</w:t>
             </w:r>
@@ -1609,7 +1609,7 @@
           </w:tcPr>
           <w:p>
             <w:pPr>
-              <w:spacing w:before="40" w:after="40"/>
+              <w:spacing w:before="120" w:after="120"/>
               <w:jc w:val="center"/>
             </w:pPr>
             <w:r>
@@ -1618,7 +1618,7 @@
                 <w:b w:val="0"/>
                 <w:i w:val="0"/>
                 <w:color w:val="222D2A"/>
-                <w:sz w:val="36"/>
+                <w:sz w:val="52"/>
               </w:rPr>
               <w:t>Bob Parkinson</w:t>
             </w:r>
@@ -1751,7 +1751,7 @@
           </w:tcPr>
           <w:p>
             <w:pPr>
-              <w:spacing w:before="40" w:after="40"/>
+              <w:spacing w:before="120" w:after="120"/>
               <w:jc w:val="center"/>
             </w:pPr>
             <w:r>
@@ -1760,7 +1760,7 @@
                 <w:b w:val="0"/>
                 <w:i w:val="0"/>
                 <w:color w:val="222D2A"/>
-                <w:sz w:val="36"/>
+                <w:sz w:val="52"/>
               </w:rPr>
               <w:t>Emma Harte</w:t>
             </w:r>
@@ -1772,7 +1772,7 @@
           </w:tcPr>
           <w:p>
             <w:pPr>
-              <w:spacing w:before="40" w:after="40"/>
+              <w:spacing w:before="120" w:after="120"/>
               <w:jc w:val="center"/>
             </w:pPr>
             <w:r>
@@ -1781,7 +1781,7 @@
                 <w:b w:val="0"/>
                 <w:i w:val="0"/>
                 <w:color w:val="222D2A"/>
-                <w:sz w:val="36"/>
+                <w:sz w:val="52"/>
               </w:rPr>
               <w:t>Ruby</w:t>
             </w:r>
@@ -1795,7 +1795,7 @@
           </w:tcPr>
           <w:p>
             <w:pPr>
-              <w:spacing w:before="40" w:after="40"/>
+              <w:spacing w:before="120" w:after="120"/>
               <w:jc w:val="center"/>
             </w:pPr>
             <w:r>
@@ -1804,7 +1804,7 @@
                 <w:b w:val="0"/>
                 <w:i w:val="0"/>
                 <w:color w:val="222D2A"/>
-                <w:sz w:val="36"/>
+                <w:sz w:val="52"/>
               </w:rPr>
               <w:t>Ben Maguire</w:t>
             </w:r>
@@ -1816,7 +1816,7 @@
           </w:tcPr>
           <w:p>
             <w:pPr>
-              <w:spacing w:before="40" w:after="40"/>
+              <w:spacing w:before="120" w:after="120"/>
               <w:jc w:val="center"/>
             </w:pPr>
             <w:r>
@@ -1825,7 +1825,7 @@
                 <w:b w:val="0"/>
                 <w:i w:val="0"/>
                 <w:color w:val="222D2A"/>
-                <w:sz w:val="36"/>
+                <w:sz w:val="52"/>
               </w:rPr>
               <w:t>Raya Harte</w:t>
             </w:r>
@@ -1839,7 +1839,7 @@
           </w:tcPr>
           <w:p>
             <w:pPr>
-              <w:spacing w:before="40" w:after="40"/>
+              <w:spacing w:before="120" w:after="120"/>
               <w:jc w:val="center"/>
             </w:pPr>
             <w:r>
@@ -1848,7 +1848,7 @@
                 <w:b w:val="0"/>
                 <w:i w:val="0"/>
                 <w:color w:val="222D2A"/>
-                <w:sz w:val="36"/>
+                <w:sz w:val="52"/>
               </w:rPr>
               <w:t>Jerome</w:t>
             </w:r>
@@ -1860,7 +1860,7 @@
           </w:tcPr>
           <w:p>
             <w:pPr>
-              <w:spacing w:before="40" w:after="40"/>
+              <w:spacing w:before="120" w:after="120"/>
               <w:jc w:val="center"/>
             </w:pPr>
             <w:r>
@@ -1869,7 +1869,7 @@
                 <w:b w:val="0"/>
                 <w:i w:val="0"/>
                 <w:color w:val="222D2A"/>
-                <w:sz w:val="36"/>
+                <w:sz w:val="52"/>
               </w:rPr>
               <w:t>Archie Burt</w:t>
             </w:r>
@@ -1996,7 +1996,7 @@
           </w:tcPr>
           <w:p>
             <w:pPr>
-              <w:spacing w:before="40" w:after="40"/>
+              <w:spacing w:before="120" w:after="120"/>
               <w:jc w:val="center"/>
             </w:pPr>
             <w:r>
@@ -2005,7 +2005,7 @@
                 <w:b w:val="0"/>
                 <w:i w:val="0"/>
                 <w:color w:val="222D2A"/>
-                <w:sz w:val="36"/>
+                <w:sz w:val="52"/>
               </w:rPr>
               <w:t>Kathleen Humphries</w:t>
             </w:r>
@@ -2017,7 +2017,7 @@
           </w:tcPr>
           <w:p>
             <w:pPr>
-              <w:spacing w:before="40" w:after="40"/>
+              <w:spacing w:before="120" w:after="120"/>
               <w:jc w:val="center"/>
             </w:pPr>
             <w:r>
@@ -2026,7 +2026,7 @@
                 <w:b w:val="0"/>
                 <w:i w:val="0"/>
                 <w:color w:val="222D2A"/>
-                <w:sz w:val="36"/>
+                <w:sz w:val="52"/>
               </w:rPr>
               <w:t>Tim Bennett</w:t>
             </w:r>
@@ -2040,7 +2040,7 @@
           </w:tcPr>
           <w:p>
             <w:pPr>
-              <w:spacing w:before="40" w:after="40"/>
+              <w:spacing w:before="120" w:after="120"/>
               <w:jc w:val="center"/>
             </w:pPr>
             <w:r>
@@ -2049,7 +2049,7 @@
                 <w:b w:val="0"/>
                 <w:i w:val="0"/>
                 <w:color w:val="222D2A"/>
-                <w:sz w:val="36"/>
+                <w:sz w:val="52"/>
               </w:rPr>
               <w:t>Kenny Earthling</w:t>
             </w:r>
@@ -2061,7 +2061,7 @@
           </w:tcPr>
           <w:p>
             <w:pPr>
-              <w:spacing w:before="40" w:after="40"/>
+              <w:spacing w:before="120" w:after="120"/>
               <w:jc w:val="center"/>
             </w:pPr>
             <w:r>
@@ -2070,7 +2070,7 @@
                 <w:b w:val="0"/>
                 <w:i w:val="0"/>
                 <w:color w:val="222D2A"/>
-                <w:sz w:val="36"/>
+                <w:sz w:val="52"/>
               </w:rPr>
               <w:t>Tina Burke</w:t>
             </w:r>
@@ -2084,7 +2084,7 @@
           </w:tcPr>
           <w:p>
             <w:pPr>
-              <w:spacing w:before="40" w:after="40"/>
+              <w:spacing w:before="120" w:after="120"/>
               <w:jc w:val="center"/>
             </w:pPr>
             <w:r>
@@ -2093,7 +2093,7 @@
                 <w:b w:val="0"/>
                 <w:i w:val="0"/>
                 <w:color w:val="222D2A"/>
-                <w:sz w:val="36"/>
+                <w:sz w:val="52"/>
               </w:rPr>
               <w:t>Trevor Earthling</w:t>
             </w:r>
@@ -2105,7 +2105,7 @@
           </w:tcPr>
           <w:p>
             <w:pPr>
-              <w:spacing w:before="40" w:after="40"/>
+              <w:spacing w:before="120" w:after="120"/>
               <w:jc w:val="center"/>
             </w:pPr>
             <w:r>
@@ -2114,7 +2114,7 @@
                 <w:b w:val="0"/>
                 <w:i w:val="0"/>
                 <w:color w:val="222D2A"/>
-                <w:sz w:val="36"/>
+                <w:sz w:val="52"/>
               </w:rPr>
               <w:t>Marina Ward</w:t>
             </w:r>
@@ -2128,7 +2128,7 @@
           </w:tcPr>
           <w:p>
             <w:pPr>
-              <w:spacing w:before="40" w:after="40"/>
+              <w:spacing w:before="120" w:after="120"/>
               <w:jc w:val="center"/>
             </w:pPr>
             <w:r>
@@ -2137,7 +2137,7 @@
                 <w:b w:val="0"/>
                 <w:i w:val="0"/>
                 <w:color w:val="222D2A"/>
-                <w:sz w:val="36"/>
+                <w:sz w:val="52"/>
               </w:rPr>
               <w:t>Gill Bennett</w:t>
             </w:r>
@@ -2149,7 +2149,7 @@
           </w:tcPr>
           <w:p>
             <w:pPr>
-              <w:spacing w:before="40" w:after="40"/>
+              <w:spacing w:before="120" w:after="120"/>
               <w:jc w:val="center"/>
             </w:pPr>
             <w:r>
@@ -2158,7 +2158,7 @@
                 <w:b w:val="0"/>
                 <w:i w:val="0"/>
                 <w:color w:val="222D2A"/>
-                <w:sz w:val="36"/>
+                <w:sz w:val="52"/>
               </w:rPr>
               <w:t>Pauline McCrann</w:t>
             </w:r>
@@ -2285,7 +2285,7 @@
           </w:tcPr>
           <w:p>
             <w:pPr>
-              <w:spacing w:before="40" w:after="40"/>
+              <w:spacing w:before="120" w:after="120"/>
               <w:jc w:val="center"/>
             </w:pPr>
             <w:r>
@@ -2294,7 +2294,7 @@
                 <w:b w:val="0"/>
                 <w:i w:val="0"/>
                 <w:color w:val="222D2A"/>
-                <w:sz w:val="36"/>
+                <w:sz w:val="52"/>
               </w:rPr>
               <w:t>Kristina Rowe</w:t>
             </w:r>
@@ -2306,7 +2306,7 @@
           </w:tcPr>
           <w:p>
             <w:pPr>
-              <w:spacing w:before="40" w:after="40"/>
+              <w:spacing w:before="120" w:after="120"/>
               <w:jc w:val="center"/>
             </w:pPr>
             <w:r>
@@ -2315,7 +2315,7 @@
                 <w:b w:val="0"/>
                 <w:i w:val="0"/>
                 <w:color w:val="222D2A"/>
-                <w:sz w:val="36"/>
+                <w:sz w:val="52"/>
               </w:rPr>
               <w:t>Charlotte</w:t>
             </w:r>
@@ -2329,7 +2329,7 @@
           </w:tcPr>
           <w:p>
             <w:pPr>
-              <w:spacing w:before="40" w:after="40"/>
+              <w:spacing w:before="120" w:after="120"/>
               <w:jc w:val="center"/>
             </w:pPr>
             <w:r>
@@ -2338,7 +2338,7 @@
                 <w:b w:val="0"/>
                 <w:i w:val="0"/>
                 <w:color w:val="222D2A"/>
-                <w:sz w:val="36"/>
+                <w:sz w:val="52"/>
               </w:rPr>
               <w:t>Daniel English</w:t>
             </w:r>
@@ -2350,7 +2350,7 @@
           </w:tcPr>
           <w:p>
             <w:pPr>
-              <w:spacing w:before="40" w:after="40"/>
+              <w:spacing w:before="120" w:after="120"/>
               <w:jc w:val="center"/>
             </w:pPr>
             <w:r>
@@ -2359,7 +2359,7 @@
                 <w:b w:val="0"/>
                 <w:i w:val="0"/>
                 <w:color w:val="222D2A"/>
-                <w:sz w:val="36"/>
+                <w:sz w:val="52"/>
               </w:rPr>
               <w:t>Claire Gould</w:t>
             </w:r>
@@ -2373,7 +2373,7 @@
           </w:tcPr>
           <w:p>
             <w:pPr>
-              <w:spacing w:before="40" w:after="40"/>
+              <w:spacing w:before="120" w:after="120"/>
               <w:jc w:val="center"/>
             </w:pPr>
             <w:r>
@@ -2382,7 +2382,7 @@
                 <w:b w:val="0"/>
                 <w:i w:val="0"/>
                 <w:color w:val="222D2A"/>
-                <w:sz w:val="36"/>
+                <w:sz w:val="52"/>
               </w:rPr>
               <w:t>Jan Nicholson</w:t>
             </w:r>
@@ -2394,7 +2394,7 @@
           </w:tcPr>
           <w:p>
             <w:pPr>
-              <w:spacing w:before="40" w:after="40"/>
+              <w:spacing w:before="120" w:after="120"/>
               <w:jc w:val="center"/>
             </w:pPr>
             <w:r>
@@ -2403,7 +2403,7 @@
                 <w:b w:val="0"/>
                 <w:i w:val="0"/>
                 <w:color w:val="222D2A"/>
-                <w:sz w:val="36"/>
+                <w:sz w:val="52"/>
               </w:rPr>
               <w:t>Hannah Girvan</w:t>
             </w:r>
@@ -2417,7 +2417,7 @@
           </w:tcPr>
           <w:p>
             <w:pPr>
-              <w:spacing w:before="40" w:after="40"/>
+              <w:spacing w:before="120" w:after="120"/>
               <w:jc w:val="center"/>
             </w:pPr>
             <w:r>
@@ -2426,7 +2426,7 @@
                 <w:b w:val="0"/>
                 <w:i w:val="0"/>
                 <w:color w:val="222D2A"/>
-                <w:sz w:val="36"/>
+                <w:sz w:val="52"/>
               </w:rPr>
               <w:t>Olivia</w:t>
             </w:r>

--- a/print/table-cards.docx
+++ b/print/table-cards.docx
@@ -94,7 +94,7 @@
                 <w:color w:val="222D2A"/>
                 <w:sz w:val="52"/>
               </w:rPr>
-              <w:t>Elliott Hyndman</w:t>
+              <w:t>Nolene Harte</w:t>
             </w:r>
           </w:p>
         </w:tc>
@@ -117,7 +117,51 @@
                 <w:color w:val="222D2A"/>
                 <w:sz w:val="52"/>
               </w:rPr>
-              <w:t>Nolene Harte</w:t>
+              <w:t>Darren Harte</w:t>
+            </w:r>
+          </w:p>
+        </w:tc>
+        <w:tc>
+          <w:tcPr>
+            <w:tcW w:type="dxa" w:w="5811"/>
+          </w:tcPr>
+          <w:p>
+            <w:pPr>
+              <w:spacing w:before="120" w:after="120"/>
+              <w:jc w:val="center"/>
+            </w:pPr>
+            <w:r>
+              <w:rPr>
+                <w:rFonts w:ascii="Garamond" w:hAnsi="Garamond" w:cs="Garamond" w:eastAsia="Garamond"/>
+                <w:b w:val="0"/>
+                <w:i w:val="0"/>
+                <w:color w:val="222D2A"/>
+                <w:sz w:val="52"/>
+              </w:rPr>
+              <w:t>Mark Harte</w:t>
+            </w:r>
+          </w:p>
+        </w:tc>
+      </w:tr>
+      <w:tr>
+        <w:tc>
+          <w:tcPr>
+            <w:tcW w:type="dxa" w:w="5811"/>
+          </w:tcPr>
+          <w:p>
+            <w:pPr>
+              <w:spacing w:before="120" w:after="120"/>
+              <w:jc w:val="center"/>
+            </w:pPr>
+            <w:r>
+              <w:rPr>
+                <w:rFonts w:ascii="Garamond" w:hAnsi="Garamond" w:cs="Garamond" w:eastAsia="Garamond"/>
+                <w:b w:val="0"/>
+                <w:i w:val="0"/>
+                <w:color w:val="222D2A"/>
+                <w:sz w:val="52"/>
+              </w:rPr>
+              <w:t>Elliott Hyndman</w:t>
             </w:r>
           </w:p>
         </w:tc>
@@ -161,51 +205,7 @@
                 <w:color w:val="222D2A"/>
                 <w:sz w:val="52"/>
               </w:rPr>
-              <w:t>Darren Harte</w:t>
-            </w:r>
-          </w:p>
-        </w:tc>
-        <w:tc>
-          <w:tcPr>
-            <w:tcW w:type="dxa" w:w="5811"/>
-          </w:tcPr>
-          <w:p>
-            <w:pPr>
-              <w:spacing w:before="120" w:after="120"/>
-              <w:jc w:val="center"/>
-            </w:pPr>
-            <w:r>
-              <w:rPr>
-                <w:rFonts w:ascii="Garamond" w:hAnsi="Garamond" w:cs="Garamond" w:eastAsia="Garamond"/>
-                <w:b w:val="0"/>
-                <w:i w:val="0"/>
-                <w:color w:val="222D2A"/>
-                <w:sz w:val="52"/>
-              </w:rPr>
               <w:t>River</w:t>
-            </w:r>
-          </w:p>
-        </w:tc>
-      </w:tr>
-      <w:tr>
-        <w:tc>
-          <w:tcPr>
-            <w:tcW w:type="dxa" w:w="5811"/>
-          </w:tcPr>
-          <w:p>
-            <w:pPr>
-              <w:spacing w:before="120" w:after="120"/>
-              <w:jc w:val="center"/>
-            </w:pPr>
-            <w:r>
-              <w:rPr>
-                <w:rFonts w:ascii="Garamond" w:hAnsi="Garamond" w:cs="Garamond" w:eastAsia="Garamond"/>
-                <w:b w:val="0"/>
-                <w:i w:val="0"/>
-                <w:color w:val="222D2A"/>
-                <w:sz w:val="52"/>
-              </w:rPr>
-              <w:t>Mark Harte</w:t>
             </w:r>
           </w:p>
         </w:tc>
@@ -383,7 +383,7 @@
                 <w:color w:val="222D2A"/>
                 <w:sz w:val="52"/>
               </w:rPr>
-              <w:t>Craig Hargreaves</w:t>
+              <w:t>Kayleigh Thomas</w:t>
             </w:r>
           </w:p>
         </w:tc>
@@ -406,7 +406,51 @@
                 <w:color w:val="222D2A"/>
                 <w:sz w:val="52"/>
               </w:rPr>
-              <w:t>Kayleigh Thomas</w:t>
+              <w:t>Mandy Slater</w:t>
+            </w:r>
+          </w:p>
+        </w:tc>
+        <w:tc>
+          <w:tcPr>
+            <w:tcW w:type="dxa" w:w="5811"/>
+          </w:tcPr>
+          <w:p>
+            <w:pPr>
+              <w:spacing w:before="120" w:after="120"/>
+              <w:jc w:val="center"/>
+            </w:pPr>
+            <w:r>
+              <w:rPr>
+                <w:rFonts w:ascii="Garamond" w:hAnsi="Garamond" w:cs="Garamond" w:eastAsia="Garamond"/>
+                <w:b w:val="0"/>
+                <w:i w:val="0"/>
+                <w:color w:val="222D2A"/>
+                <w:sz w:val="52"/>
+              </w:rPr>
+              <w:t>Steve Slater</w:t>
+            </w:r>
+          </w:p>
+        </w:tc>
+      </w:tr>
+      <w:tr>
+        <w:tc>
+          <w:tcPr>
+            <w:tcW w:type="dxa" w:w="5811"/>
+          </w:tcPr>
+          <w:p>
+            <w:pPr>
+              <w:spacing w:before="120" w:after="120"/>
+              <w:jc w:val="center"/>
+            </w:pPr>
+            <w:r>
+              <w:rPr>
+                <w:rFonts w:ascii="Garamond" w:hAnsi="Garamond" w:cs="Garamond" w:eastAsia="Garamond"/>
+                <w:b w:val="0"/>
+                <w:i w:val="0"/>
+                <w:color w:val="222D2A"/>
+                <w:sz w:val="52"/>
+              </w:rPr>
+              <w:t>Craig Hargreaves</w:t>
             </w:r>
           </w:p>
         </w:tc>
@@ -450,7 +494,7 @@
                 <w:color w:val="222D2A"/>
                 <w:sz w:val="52"/>
               </w:rPr>
-              <w:t>Mandy Slater</w:t>
+              <w:t>Florence</w:t>
             </w:r>
           </w:p>
         </w:tc>
@@ -471,51 +515,7 @@
                 <w:color w:val="222D2A"/>
                 <w:sz w:val="52"/>
               </w:rPr>
-              <w:t>Florence</w:t>
-            </w:r>
-          </w:p>
-        </w:tc>
-      </w:tr>
-      <w:tr>
-        <w:tc>
-          <w:tcPr>
-            <w:tcW w:type="dxa" w:w="5811"/>
-          </w:tcPr>
-          <w:p>
-            <w:pPr>
-              <w:spacing w:before="120" w:after="120"/>
-              <w:jc w:val="center"/>
-            </w:pPr>
-            <w:r>
-              <w:rPr>
-                <w:rFonts w:ascii="Garamond" w:hAnsi="Garamond" w:cs="Garamond" w:eastAsia="Garamond"/>
-                <w:b w:val="0"/>
-                <w:i w:val="0"/>
-                <w:color w:val="222D2A"/>
-                <w:sz w:val="52"/>
-              </w:rPr>
-              <w:t>Steve Slater</w:t>
-            </w:r>
-          </w:p>
-        </w:tc>
-        <w:tc>
-          <w:tcPr>
-            <w:tcW w:type="dxa" w:w="5811"/>
-          </w:tcPr>
-          <w:p>
-            <w:pPr>
-              <w:spacing w:before="120" w:after="120"/>
-              <w:jc w:val="center"/>
-            </w:pPr>
-            <w:r>
-              <w:rPr>
-                <w:rFonts w:ascii="Garamond" w:hAnsi="Garamond" w:cs="Garamond" w:eastAsia="Garamond"/>
-                <w:b w:val="0"/>
-                <w:i w:val="0"/>
-                <w:color w:val="222D2A"/>
-                <w:sz w:val="52"/>
-              </w:rPr>
-              <w:t>Thomas Porter</w:t>
+              <w:t>Thomas Porter + guest</w:t>
             </w:r>
           </w:p>
         </w:tc>
@@ -672,51 +672,7 @@
                 <w:color w:val="222D2A"/>
                 <w:sz w:val="52"/>
               </w:rPr>
-              <w:t>Oliver</w:t>
-            </w:r>
-          </w:p>
-        </w:tc>
-      </w:tr>
-      <w:tr>
-        <w:tc>
-          <w:tcPr>
-            <w:tcW w:type="dxa" w:w="5811"/>
-          </w:tcPr>
-          <w:p>
-            <w:pPr>
-              <w:spacing w:before="120" w:after="120"/>
-              <w:jc w:val="center"/>
-            </w:pPr>
-            <w:r>
-              <w:rPr>
-                <w:rFonts w:ascii="Garamond" w:hAnsi="Garamond" w:cs="Garamond" w:eastAsia="Garamond"/>
-                <w:b w:val="0"/>
-                <w:i w:val="0"/>
-                <w:color w:val="222D2A"/>
-                <w:sz w:val="52"/>
-              </w:rPr>
               <w:t>Marie Blackshaw</w:t>
-            </w:r>
-          </w:p>
-        </w:tc>
-        <w:tc>
-          <w:tcPr>
-            <w:tcW w:type="dxa" w:w="5811"/>
-          </w:tcPr>
-          <w:p>
-            <w:pPr>
-              <w:spacing w:before="120" w:after="120"/>
-              <w:jc w:val="center"/>
-            </w:pPr>
-            <w:r>
-              <w:rPr>
-                <w:rFonts w:ascii="Garamond" w:hAnsi="Garamond" w:cs="Garamond" w:eastAsia="Garamond"/>
-                <w:b w:val="0"/>
-                <w:i w:val="0"/>
-                <w:color w:val="222D2A"/>
-                <w:sz w:val="52"/>
-              </w:rPr>
-              <w:t>Rhys</w:t>
             </w:r>
           </w:p>
         </w:tc>
@@ -760,7 +716,7 @@
                 <w:color w:val="222D2A"/>
                 <w:sz w:val="52"/>
               </w:rPr>
-              <w:t>Henry</w:t>
+              <w:t>Lu Blackshaw</w:t>
             </w:r>
           </w:p>
         </w:tc>
@@ -783,7 +739,7 @@
                 <w:color w:val="222D2A"/>
                 <w:sz w:val="52"/>
               </w:rPr>
-              <w:t>Lu Blackshaw</w:t>
+              <w:t>Oliver</w:t>
             </w:r>
           </w:p>
         </w:tc>
@@ -791,7 +747,46 @@
           <w:tcPr>
             <w:tcW w:type="dxa" w:w="5811"/>
           </w:tcPr>
-          <w:p/>
+          <w:p>
+            <w:pPr>
+              <w:spacing w:before="120" w:after="120"/>
+              <w:jc w:val="center"/>
+            </w:pPr>
+            <w:r>
+              <w:rPr>
+                <w:rFonts w:ascii="Garamond" w:hAnsi="Garamond" w:cs="Garamond" w:eastAsia="Garamond"/>
+                <w:b w:val="0"/>
+                <w:i w:val="0"/>
+                <w:color w:val="222D2A"/>
+                <w:sz w:val="52"/>
+              </w:rPr>
+              <w:t>Rhys</w:t>
+            </w:r>
+          </w:p>
+        </w:tc>
+      </w:tr>
+      <w:tr>
+        <w:tc>
+          <w:tcPr>
+            <w:tcW w:type="dxa" w:w="11622"/>
+            <w:gridSpan w:val="2"/>
+          </w:tcPr>
+          <w:p>
+            <w:pPr>
+              <w:spacing w:before="120" w:after="120"/>
+              <w:jc w:val="center"/>
+            </w:pPr>
+            <w:r>
+              <w:rPr>
+                <w:rFonts w:ascii="Garamond" w:hAnsi="Garamond" w:cs="Garamond" w:eastAsia="Garamond"/>
+                <w:b w:val="0"/>
+                <w:i w:val="0"/>
+                <w:color w:val="222D2A"/>
+                <w:sz w:val="52"/>
+              </w:rPr>
+              <w:t>Henry</w:t>
+            </w:r>
+          </w:p>
         </w:tc>
       </w:tr>
     </w:tbl>
@@ -946,51 +941,7 @@
                 <w:color w:val="222D2A"/>
                 <w:sz w:val="52"/>
               </w:rPr>
-              <w:t>Mary Harte</w:t>
-            </w:r>
-          </w:p>
-        </w:tc>
-      </w:tr>
-      <w:tr>
-        <w:tc>
-          <w:tcPr>
-            <w:tcW w:type="dxa" w:w="5811"/>
-          </w:tcPr>
-          <w:p>
-            <w:pPr>
-              <w:spacing w:before="120" w:after="120"/>
-              <w:jc w:val="center"/>
-            </w:pPr>
-            <w:r>
-              <w:rPr>
-                <w:rFonts w:ascii="Garamond" w:hAnsi="Garamond" w:cs="Garamond" w:eastAsia="Garamond"/>
-                <w:b w:val="0"/>
-                <w:i w:val="0"/>
-                <w:color w:val="222D2A"/>
-                <w:sz w:val="52"/>
-              </w:rPr>
               <w:t>Martin Carey</w:t>
-            </w:r>
-          </w:p>
-        </w:tc>
-        <w:tc>
-          <w:tcPr>
-            <w:tcW w:type="dxa" w:w="5811"/>
-          </w:tcPr>
-          <w:p>
-            <w:pPr>
-              <w:spacing w:before="120" w:after="120"/>
-              <w:jc w:val="center"/>
-            </w:pPr>
-            <w:r>
-              <w:rPr>
-                <w:rFonts w:ascii="Garamond" w:hAnsi="Garamond" w:cs="Garamond" w:eastAsia="Garamond"/>
-                <w:b w:val="0"/>
-                <w:i w:val="0"/>
-                <w:color w:val="222D2A"/>
-                <w:sz w:val="52"/>
-              </w:rPr>
-              <w:t>Donald Harte</w:t>
             </w:r>
           </w:p>
         </w:tc>
@@ -1034,7 +985,7 @@
                 <w:color w:val="222D2A"/>
                 <w:sz w:val="52"/>
               </w:rPr>
-              <w:t>Dónal Harte</w:t>
+              <w:t>Lizzie Harling</w:t>
             </w:r>
           </w:p>
         </w:tc>
@@ -1057,7 +1008,7 @@
                 <w:color w:val="222D2A"/>
                 <w:sz w:val="52"/>
               </w:rPr>
-              <w:t>Lizzie Harling</w:t>
+              <w:t>Mary Harte</w:t>
             </w:r>
           </w:p>
         </w:tc>
@@ -1065,7 +1016,46 @@
           <w:tcPr>
             <w:tcW w:type="dxa" w:w="5811"/>
           </w:tcPr>
-          <w:p/>
+          <w:p>
+            <w:pPr>
+              <w:spacing w:before="120" w:after="120"/>
+              <w:jc w:val="center"/>
+            </w:pPr>
+            <w:r>
+              <w:rPr>
+                <w:rFonts w:ascii="Garamond" w:hAnsi="Garamond" w:cs="Garamond" w:eastAsia="Garamond"/>
+                <w:b w:val="0"/>
+                <w:i w:val="0"/>
+                <w:color w:val="222D2A"/>
+                <w:sz w:val="52"/>
+              </w:rPr>
+              <w:t>Donald Harte</w:t>
+            </w:r>
+          </w:p>
+        </w:tc>
+      </w:tr>
+      <w:tr>
+        <w:tc>
+          <w:tcPr>
+            <w:tcW w:type="dxa" w:w="11622"/>
+            <w:gridSpan w:val="2"/>
+          </w:tcPr>
+          <w:p>
+            <w:pPr>
+              <w:spacing w:before="120" w:after="120"/>
+              <w:jc w:val="center"/>
+            </w:pPr>
+            <w:r>
+              <w:rPr>
+                <w:rFonts w:ascii="Garamond" w:hAnsi="Garamond" w:cs="Garamond" w:eastAsia="Garamond"/>
+                <w:b w:val="0"/>
+                <w:i w:val="0"/>
+                <w:color w:val="222D2A"/>
+                <w:sz w:val="52"/>
+              </w:rPr>
+              <w:t>Dónal Harte</w:t>
+            </w:r>
+          </w:p>
         </w:tc>
       </w:tr>
     </w:tbl>
@@ -1220,7 +1210,7 @@
                 <w:color w:val="222D2A"/>
                 <w:sz w:val="52"/>
               </w:rPr>
-              <w:t>Helen Lovatt</w:t>
+              <w:t>Chris Arnold</w:t>
             </w:r>
           </w:p>
         </w:tc>
@@ -1243,7 +1233,51 @@
                 <w:color w:val="222D2A"/>
                 <w:sz w:val="52"/>
               </w:rPr>
-              <w:t>Chris Arnold</w:t>
+              <w:t>Penelope</w:t>
+            </w:r>
+          </w:p>
+        </w:tc>
+        <w:tc>
+          <w:tcPr>
+            <w:tcW w:type="dxa" w:w="5811"/>
+          </w:tcPr>
+          <w:p>
+            <w:pPr>
+              <w:spacing w:before="120" w:after="120"/>
+              <w:jc w:val="center"/>
+            </w:pPr>
+            <w:r>
+              <w:rPr>
+                <w:rFonts w:ascii="Garamond" w:hAnsi="Garamond" w:cs="Garamond" w:eastAsia="Garamond"/>
+                <w:b w:val="0"/>
+                <w:i w:val="0"/>
+                <w:color w:val="222D2A"/>
+                <w:sz w:val="52"/>
+              </w:rPr>
+              <w:t>Bonnie</w:t>
+            </w:r>
+          </w:p>
+        </w:tc>
+      </w:tr>
+      <w:tr>
+        <w:tc>
+          <w:tcPr>
+            <w:tcW w:type="dxa" w:w="5811"/>
+          </w:tcPr>
+          <w:p>
+            <w:pPr>
+              <w:spacing w:before="120" w:after="120"/>
+              <w:jc w:val="center"/>
+            </w:pPr>
+            <w:r>
+              <w:rPr>
+                <w:rFonts w:ascii="Garamond" w:hAnsi="Garamond" w:cs="Garamond" w:eastAsia="Garamond"/>
+                <w:b w:val="0"/>
+                <w:i w:val="0"/>
+                <w:color w:val="222D2A"/>
+                <w:sz w:val="52"/>
+              </w:rPr>
+              <w:t>Helen Lovatt</w:t>
             </w:r>
           </w:p>
         </w:tc>
@@ -1287,51 +1321,7 @@
                 <w:color w:val="222D2A"/>
                 <w:sz w:val="52"/>
               </w:rPr>
-              <w:t>Penelope</w:t>
-            </w:r>
-          </w:p>
-        </w:tc>
-        <w:tc>
-          <w:tcPr>
-            <w:tcW w:type="dxa" w:w="5811"/>
-          </w:tcPr>
-          <w:p>
-            <w:pPr>
-              <w:spacing w:before="120" w:after="120"/>
-              <w:jc w:val="center"/>
-            </w:pPr>
-            <w:r>
-              <w:rPr>
-                <w:rFonts w:ascii="Garamond" w:hAnsi="Garamond" w:cs="Garamond" w:eastAsia="Garamond"/>
-                <w:b w:val="0"/>
-                <w:i w:val="0"/>
-                <w:color w:val="222D2A"/>
-                <w:sz w:val="52"/>
-              </w:rPr>
               <w:t>Hannah Lovatt-Thompson</w:t>
-            </w:r>
-          </w:p>
-        </w:tc>
-      </w:tr>
-      <w:tr>
-        <w:tc>
-          <w:tcPr>
-            <w:tcW w:type="dxa" w:w="5811"/>
-          </w:tcPr>
-          <w:p>
-            <w:pPr>
-              <w:spacing w:before="120" w:after="120"/>
-              <w:jc w:val="center"/>
-            </w:pPr>
-            <w:r>
-              <w:rPr>
-                <w:rFonts w:ascii="Garamond" w:hAnsi="Garamond" w:cs="Garamond" w:eastAsia="Garamond"/>
-                <w:b w:val="0"/>
-                <w:i w:val="0"/>
-                <w:color w:val="222D2A"/>
-                <w:sz w:val="52"/>
-              </w:rPr>
-              <w:t>Bonnie</w:t>
             </w:r>
           </w:p>
         </w:tc>
@@ -1353,6 +1343,30 @@
                 <w:sz w:val="52"/>
               </w:rPr>
               <w:t>Luke Lovatt-Thompson</w:t>
+            </w:r>
+          </w:p>
+        </w:tc>
+      </w:tr>
+      <w:tr>
+        <w:tc>
+          <w:tcPr>
+            <w:tcW w:type="dxa" w:w="11622"/>
+            <w:gridSpan w:val="2"/>
+          </w:tcPr>
+          <w:p>
+            <w:pPr>
+              <w:spacing w:before="120" w:after="120"/>
+              <w:jc w:val="center"/>
+            </w:pPr>
+            <w:r>
+              <w:rPr>
+                <w:rFonts w:ascii="Garamond" w:hAnsi="Garamond" w:cs="Garamond" w:eastAsia="Garamond"/>
+                <w:b w:val="0"/>
+                <w:i w:val="0"/>
+                <w:color w:val="222D2A"/>
+                <w:sz w:val="52"/>
+              </w:rPr>
+              <w:t>Nancy Lovatt-Thompson</w:t>
             </w:r>
           </w:p>
         </w:tc>
@@ -1509,51 +1523,7 @@
                 <w:color w:val="222D2A"/>
                 <w:sz w:val="52"/>
               </w:rPr>
-              <w:t>Diane George</w:t>
-            </w:r>
-          </w:p>
-        </w:tc>
-      </w:tr>
-      <w:tr>
-        <w:tc>
-          <w:tcPr>
-            <w:tcW w:type="dxa" w:w="5811"/>
-          </w:tcPr>
-          <w:p>
-            <w:pPr>
-              <w:spacing w:before="120" w:after="120"/>
-              <w:jc w:val="center"/>
-            </w:pPr>
-            <w:r>
-              <w:rPr>
-                <w:rFonts w:ascii="Garamond" w:hAnsi="Garamond" w:cs="Garamond" w:eastAsia="Garamond"/>
-                <w:b w:val="0"/>
-                <w:i w:val="0"/>
-                <w:color w:val="222D2A"/>
-                <w:sz w:val="52"/>
-              </w:rPr>
               <w:t>Jon Abbotts</w:t>
-            </w:r>
-          </w:p>
-        </w:tc>
-        <w:tc>
-          <w:tcPr>
-            <w:tcW w:type="dxa" w:w="5811"/>
-          </w:tcPr>
-          <w:p>
-            <w:pPr>
-              <w:spacing w:before="120" w:after="120"/>
-              <w:jc w:val="center"/>
-            </w:pPr>
-            <w:r>
-              <w:rPr>
-                <w:rFonts w:ascii="Garamond" w:hAnsi="Garamond" w:cs="Garamond" w:eastAsia="Garamond"/>
-                <w:b w:val="0"/>
-                <w:i w:val="0"/>
-                <w:color w:val="222D2A"/>
-                <w:sz w:val="52"/>
-              </w:rPr>
-              <w:t>Matthew George</w:t>
             </w:r>
           </w:p>
         </w:tc>
@@ -1597,7 +1567,7 @@
                 <w:color w:val="222D2A"/>
                 <w:sz w:val="52"/>
               </w:rPr>
-              <w:t>Graham Wright</w:t>
+              <w:t>Bob Parkinson</w:t>
             </w:r>
           </w:p>
         </w:tc>
@@ -1620,7 +1590,7 @@
                 <w:color w:val="222D2A"/>
                 <w:sz w:val="52"/>
               </w:rPr>
-              <w:t>Bob Parkinson</w:t>
+              <w:t>Diane George</w:t>
             </w:r>
           </w:p>
         </w:tc>
@@ -1628,7 +1598,46 @@
           <w:tcPr>
             <w:tcW w:type="dxa" w:w="5811"/>
           </w:tcPr>
-          <w:p/>
+          <w:p>
+            <w:pPr>
+              <w:spacing w:before="120" w:after="120"/>
+              <w:jc w:val="center"/>
+            </w:pPr>
+            <w:r>
+              <w:rPr>
+                <w:rFonts w:ascii="Garamond" w:hAnsi="Garamond" w:cs="Garamond" w:eastAsia="Garamond"/>
+                <w:b w:val="0"/>
+                <w:i w:val="0"/>
+                <w:color w:val="222D2A"/>
+                <w:sz w:val="52"/>
+              </w:rPr>
+              <w:t>Matthew George</w:t>
+            </w:r>
+          </w:p>
+        </w:tc>
+      </w:tr>
+      <w:tr>
+        <w:tc>
+          <w:tcPr>
+            <w:tcW w:type="dxa" w:w="11622"/>
+            <w:gridSpan w:val="2"/>
+          </w:tcPr>
+          <w:p>
+            <w:pPr>
+              <w:spacing w:before="120" w:after="120"/>
+              <w:jc w:val="center"/>
+            </w:pPr>
+            <w:r>
+              <w:rPr>
+                <w:rFonts w:ascii="Garamond" w:hAnsi="Garamond" w:cs="Garamond" w:eastAsia="Garamond"/>
+                <w:b w:val="0"/>
+                <w:i w:val="0"/>
+                <w:color w:val="222D2A"/>
+                <w:sz w:val="52"/>
+              </w:rPr>
+              <w:t>Graham Wright</w:t>
+            </w:r>
+          </w:p>
         </w:tc>
       </w:tr>
     </w:tbl>
@@ -1783,6 +1792,50 @@
                 <w:color w:val="222D2A"/>
                 <w:sz w:val="52"/>
               </w:rPr>
+              <w:t>Ben Maguire</w:t>
+            </w:r>
+          </w:p>
+        </w:tc>
+      </w:tr>
+      <w:tr>
+        <w:tc>
+          <w:tcPr>
+            <w:tcW w:type="dxa" w:w="5811"/>
+          </w:tcPr>
+          <w:p>
+            <w:pPr>
+              <w:spacing w:before="120" w:after="120"/>
+              <w:jc w:val="center"/>
+            </w:pPr>
+            <w:r>
+              <w:rPr>
+                <w:rFonts w:ascii="Garamond" w:hAnsi="Garamond" w:cs="Garamond" w:eastAsia="Garamond"/>
+                <w:b w:val="0"/>
+                <w:i w:val="0"/>
+                <w:color w:val="222D2A"/>
+                <w:sz w:val="52"/>
+              </w:rPr>
+              <w:t>Jerome</w:t>
+            </w:r>
+          </w:p>
+        </w:tc>
+        <w:tc>
+          <w:tcPr>
+            <w:tcW w:type="dxa" w:w="5811"/>
+          </w:tcPr>
+          <w:p>
+            <w:pPr>
+              <w:spacing w:before="120" w:after="120"/>
+              <w:jc w:val="center"/>
+            </w:pPr>
+            <w:r>
+              <w:rPr>
+                <w:rFonts w:ascii="Garamond" w:hAnsi="Garamond" w:cs="Garamond" w:eastAsia="Garamond"/>
+                <w:b w:val="0"/>
+                <w:i w:val="0"/>
+                <w:color w:val="222D2A"/>
+                <w:sz w:val="52"/>
+              </w:rPr>
               <w:t>Ruby</w:t>
             </w:r>
           </w:p>
@@ -1806,51 +1859,7 @@
                 <w:color w:val="222D2A"/>
                 <w:sz w:val="52"/>
               </w:rPr>
-              <w:t>Ben Maguire</w:t>
-            </w:r>
-          </w:p>
-        </w:tc>
-        <w:tc>
-          <w:tcPr>
-            <w:tcW w:type="dxa" w:w="5811"/>
-          </w:tcPr>
-          <w:p>
-            <w:pPr>
-              <w:spacing w:before="120" w:after="120"/>
-              <w:jc w:val="center"/>
-            </w:pPr>
-            <w:r>
-              <w:rPr>
-                <w:rFonts w:ascii="Garamond" w:hAnsi="Garamond" w:cs="Garamond" w:eastAsia="Garamond"/>
-                <w:b w:val="0"/>
-                <w:i w:val="0"/>
-                <w:color w:val="222D2A"/>
-                <w:sz w:val="52"/>
-              </w:rPr>
               <w:t>Raya Harte</w:t>
-            </w:r>
-          </w:p>
-        </w:tc>
-      </w:tr>
-      <w:tr>
-        <w:tc>
-          <w:tcPr>
-            <w:tcW w:type="dxa" w:w="5811"/>
-          </w:tcPr>
-          <w:p>
-            <w:pPr>
-              <w:spacing w:before="120" w:after="120"/>
-              <w:jc w:val="center"/>
-            </w:pPr>
-            <w:r>
-              <w:rPr>
-                <w:rFonts w:ascii="Garamond" w:hAnsi="Garamond" w:cs="Garamond" w:eastAsia="Garamond"/>
-                <w:b w:val="0"/>
-                <w:i w:val="0"/>
-                <w:color w:val="222D2A"/>
-                <w:sz w:val="52"/>
-              </w:rPr>
-              <w:t>Jerome</w:t>
             </w:r>
           </w:p>
         </w:tc>
@@ -2028,7 +2037,7 @@
                 <w:color w:val="222D2A"/>
                 <w:sz w:val="52"/>
               </w:rPr>
-              <w:t>Tim Bennett</w:t>
+              <w:t>Jackie Webb</w:t>
             </w:r>
           </w:p>
         </w:tc>
@@ -2072,51 +2081,7 @@
                 <w:color w:val="222D2A"/>
                 <w:sz w:val="52"/>
               </w:rPr>
-              <w:t>Tina Burke</w:t>
-            </w:r>
-          </w:p>
-        </w:tc>
-      </w:tr>
-      <w:tr>
-        <w:tc>
-          <w:tcPr>
-            <w:tcW w:type="dxa" w:w="5811"/>
-          </w:tcPr>
-          <w:p>
-            <w:pPr>
-              <w:spacing w:before="120" w:after="120"/>
-              <w:jc w:val="center"/>
-            </w:pPr>
-            <w:r>
-              <w:rPr>
-                <w:rFonts w:ascii="Garamond" w:hAnsi="Garamond" w:cs="Garamond" w:eastAsia="Garamond"/>
-                <w:b w:val="0"/>
-                <w:i w:val="0"/>
-                <w:color w:val="222D2A"/>
-                <w:sz w:val="52"/>
-              </w:rPr>
               <w:t>Trevor Earthling</w:t>
-            </w:r>
-          </w:p>
-        </w:tc>
-        <w:tc>
-          <w:tcPr>
-            <w:tcW w:type="dxa" w:w="5811"/>
-          </w:tcPr>
-          <w:p>
-            <w:pPr>
-              <w:spacing w:before="120" w:after="120"/>
-              <w:jc w:val="center"/>
-            </w:pPr>
-            <w:r>
-              <w:rPr>
-                <w:rFonts w:ascii="Garamond" w:hAnsi="Garamond" w:cs="Garamond" w:eastAsia="Garamond"/>
-                <w:b w:val="0"/>
-                <w:i w:val="0"/>
-                <w:color w:val="222D2A"/>
-                <w:sz w:val="52"/>
-              </w:rPr>
-              <w:t>Marina Ward</w:t>
             </w:r>
           </w:p>
         </w:tc>
@@ -2146,6 +2111,74 @@
         <w:tc>
           <w:tcPr>
             <w:tcW w:type="dxa" w:w="5811"/>
+          </w:tcPr>
+          <w:p>
+            <w:pPr>
+              <w:spacing w:before="120" w:after="120"/>
+              <w:jc w:val="center"/>
+            </w:pPr>
+            <w:r>
+              <w:rPr>
+                <w:rFonts w:ascii="Garamond" w:hAnsi="Garamond" w:cs="Garamond" w:eastAsia="Garamond"/>
+                <w:b w:val="0"/>
+                <w:i w:val="0"/>
+                <w:color w:val="222D2A"/>
+                <w:sz w:val="52"/>
+              </w:rPr>
+              <w:t>Tim Bennett</w:t>
+            </w:r>
+          </w:p>
+        </w:tc>
+      </w:tr>
+      <w:tr>
+        <w:tc>
+          <w:tcPr>
+            <w:tcW w:type="dxa" w:w="5811"/>
+          </w:tcPr>
+          <w:p>
+            <w:pPr>
+              <w:spacing w:before="120" w:after="120"/>
+              <w:jc w:val="center"/>
+            </w:pPr>
+            <w:r>
+              <w:rPr>
+                <w:rFonts w:ascii="Garamond" w:hAnsi="Garamond" w:cs="Garamond" w:eastAsia="Garamond"/>
+                <w:b w:val="0"/>
+                <w:i w:val="0"/>
+                <w:color w:val="222D2A"/>
+                <w:sz w:val="52"/>
+              </w:rPr>
+              <w:t>Tina Burke</w:t>
+            </w:r>
+          </w:p>
+        </w:tc>
+        <w:tc>
+          <w:tcPr>
+            <w:tcW w:type="dxa" w:w="5811"/>
+          </w:tcPr>
+          <w:p>
+            <w:pPr>
+              <w:spacing w:before="120" w:after="120"/>
+              <w:jc w:val="center"/>
+            </w:pPr>
+            <w:r>
+              <w:rPr>
+                <w:rFonts w:ascii="Garamond" w:hAnsi="Garamond" w:cs="Garamond" w:eastAsia="Garamond"/>
+                <w:b w:val="0"/>
+                <w:i w:val="0"/>
+                <w:color w:val="222D2A"/>
+                <w:sz w:val="52"/>
+              </w:rPr>
+              <w:t>Marina Ward</w:t>
+            </w:r>
+          </w:p>
+        </w:tc>
+      </w:tr>
+      <w:tr>
+        <w:tc>
+          <w:tcPr>
+            <w:tcW w:type="dxa" w:w="11622"/>
+            <w:gridSpan w:val="2"/>
           </w:tcPr>
           <w:p>
             <w:pPr>
@@ -2317,51 +2350,7 @@
                 <w:color w:val="222D2A"/>
                 <w:sz w:val="52"/>
               </w:rPr>
-              <w:t>Charlotte</w:t>
-            </w:r>
-          </w:p>
-        </w:tc>
-      </w:tr>
-      <w:tr>
-        <w:tc>
-          <w:tcPr>
-            <w:tcW w:type="dxa" w:w="5811"/>
-          </w:tcPr>
-          <w:p>
-            <w:pPr>
-              <w:spacing w:before="120" w:after="120"/>
-              <w:jc w:val="center"/>
-            </w:pPr>
-            <w:r>
-              <w:rPr>
-                <w:rFonts w:ascii="Garamond" w:hAnsi="Garamond" w:cs="Garamond" w:eastAsia="Garamond"/>
-                <w:b w:val="0"/>
-                <w:i w:val="0"/>
-                <w:color w:val="222D2A"/>
-                <w:sz w:val="52"/>
-              </w:rPr>
               <w:t>Daniel English</w:t>
-            </w:r>
-          </w:p>
-        </w:tc>
-        <w:tc>
-          <w:tcPr>
-            <w:tcW w:type="dxa" w:w="5811"/>
-          </w:tcPr>
-          <w:p>
-            <w:pPr>
-              <w:spacing w:before="120" w:after="120"/>
-              <w:jc w:val="center"/>
-            </w:pPr>
-            <w:r>
-              <w:rPr>
-                <w:rFonts w:ascii="Garamond" w:hAnsi="Garamond" w:cs="Garamond" w:eastAsia="Garamond"/>
-                <w:b w:val="0"/>
-                <w:i w:val="0"/>
-                <w:color w:val="222D2A"/>
-                <w:sz w:val="52"/>
-              </w:rPr>
-              <w:t>Claire Gould</w:t>
             </w:r>
           </w:p>
         </w:tc>
@@ -2405,7 +2394,7 @@
                 <w:color w:val="222D2A"/>
                 <w:sz w:val="52"/>
               </w:rPr>
-              <w:t>Hannah Girvan</w:t>
+              <w:t>Olivia</w:t>
             </w:r>
           </w:p>
         </w:tc>
@@ -2428,7 +2417,7 @@
                 <w:color w:val="222D2A"/>
                 <w:sz w:val="52"/>
               </w:rPr>
-              <w:t>Olivia</w:t>
+              <w:t>Charlotte</w:t>
             </w:r>
           </w:p>
         </w:tc>
@@ -2436,7 +2425,46 @@
           <w:tcPr>
             <w:tcW w:type="dxa" w:w="5811"/>
           </w:tcPr>
-          <w:p/>
+          <w:p>
+            <w:pPr>
+              <w:spacing w:before="120" w:after="120"/>
+              <w:jc w:val="center"/>
+            </w:pPr>
+            <w:r>
+              <w:rPr>
+                <w:rFonts w:ascii="Garamond" w:hAnsi="Garamond" w:cs="Garamond" w:eastAsia="Garamond"/>
+                <w:b w:val="0"/>
+                <w:i w:val="0"/>
+                <w:color w:val="222D2A"/>
+                <w:sz w:val="52"/>
+              </w:rPr>
+              <w:t>Claire Gould</w:t>
+            </w:r>
+          </w:p>
+        </w:tc>
+      </w:tr>
+      <w:tr>
+        <w:tc>
+          <w:tcPr>
+            <w:tcW w:type="dxa" w:w="11622"/>
+            <w:gridSpan w:val="2"/>
+          </w:tcPr>
+          <w:p>
+            <w:pPr>
+              <w:spacing w:before="120" w:after="120"/>
+              <w:jc w:val="center"/>
+            </w:pPr>
+            <w:r>
+              <w:rPr>
+                <w:rFonts w:ascii="Garamond" w:hAnsi="Garamond" w:cs="Garamond" w:eastAsia="Garamond"/>
+                <w:b w:val="0"/>
+                <w:i w:val="0"/>
+                <w:color w:val="222D2A"/>
+                <w:sz w:val="52"/>
+              </w:rPr>
+              <w:t>Hannah Girvan</w:t>
+            </w:r>
+          </w:p>
         </w:tc>
       </w:tr>
     </w:tbl>

--- a/print/table-cards.docx
+++ b/print/table-cards.docx
@@ -7,295 +7,6 @@
         <w:spacing w:before="0" w:after="120"/>
         <w:jc w:val="center"/>
       </w:pPr>
-      <w:r>
-        <w:rPr>
-          <w:rFonts w:ascii="Georgia" w:hAnsi="Georgia" w:cs="Georgia" w:eastAsia="Georgia"/>
-          <w:b w:val="0"/>
-          <w:i w:val="0"/>
-          <w:color w:val="2C5D63"/>
-          <w:sz w:val="22"/>
-          <w:spacing w:val="52"/>
-          <w:caps w:val="1"/>
-        </w:rPr>
-        <w:t>You are seated at</w:t>
-      </w:r>
-    </w:p>
-    <w:p>
-      <w:pPr>
-        <w:spacing w:before="0" w:after="200"/>
-        <w:jc w:val="center"/>
-      </w:pPr>
-      <w:r>
-        <w:rPr>
-          <w:rFonts w:ascii="Georgia" w:hAnsi="Georgia" w:cs="Georgia" w:eastAsia="Georgia"/>
-          <w:b/>
-          <w:i w:val="0"/>
-          <w:color w:val="222D2A"/>
-          <w:sz w:val="96"/>
-        </w:rPr>
-        <w:t>Acer</w:t>
-      </w:r>
-    </w:p>
-    <w:tbl>
-      <w:tblPr>
-        <w:tblW w:type="auto" w:w="0"/>
-        <w:jc w:val="center"/>
-        <w:tblLayout w:type="autofit"/>
-        <w:tblLook w:firstColumn="1" w:firstRow="1" w:lastColumn="0" w:lastRow="0" w:noHBand="0" w:noVBand="1" w:val="04A0"/>
-        <w:tblBorders>
-          <w:top w:val="none" w:sz="0" w:space="0"/>
-          <w:left w:val="none" w:sz="0" w:space="0"/>
-          <w:bottom w:val="none" w:sz="0" w:space="0"/>
-          <w:right w:val="none" w:sz="0" w:space="0"/>
-          <w:insideH w:val="none" w:sz="0" w:space="0"/>
-          <w:insideV w:val="none" w:sz="0" w:space="0"/>
-        </w:tblBorders>
-      </w:tblPr>
-      <w:tblGrid>
-        <w:gridCol w:w="5811"/>
-        <w:gridCol w:w="5811"/>
-      </w:tblGrid>
-      <w:tr>
-        <w:tc>
-          <w:tcPr>
-            <w:tcW w:type="dxa" w:w="5811"/>
-          </w:tcPr>
-          <w:p>
-            <w:pPr>
-              <w:spacing w:before="120" w:after="120"/>
-              <w:jc w:val="center"/>
-            </w:pPr>
-            <w:r>
-              <w:rPr>
-                <w:rFonts w:ascii="Garamond" w:hAnsi="Garamond" w:cs="Garamond" w:eastAsia="Garamond"/>
-                <w:b w:val="0"/>
-                <w:i w:val="0"/>
-                <w:color w:val="222D2A"/>
-                <w:sz w:val="52"/>
-              </w:rPr>
-              <w:t>Justin Harte</w:t>
-            </w:r>
-          </w:p>
-        </w:tc>
-        <w:tc>
-          <w:tcPr>
-            <w:tcW w:type="dxa" w:w="5811"/>
-          </w:tcPr>
-          <w:p>
-            <w:pPr>
-              <w:spacing w:before="120" w:after="120"/>
-              <w:jc w:val="center"/>
-            </w:pPr>
-            <w:r>
-              <w:rPr>
-                <w:rFonts w:ascii="Garamond" w:hAnsi="Garamond" w:cs="Garamond" w:eastAsia="Garamond"/>
-                <w:b w:val="0"/>
-                <w:i w:val="0"/>
-                <w:color w:val="222D2A"/>
-                <w:sz w:val="52"/>
-              </w:rPr>
-              <w:t>Nolene Harte</w:t>
-            </w:r>
-          </w:p>
-        </w:tc>
-      </w:tr>
-      <w:tr>
-        <w:tc>
-          <w:tcPr>
-            <w:tcW w:type="dxa" w:w="5811"/>
-          </w:tcPr>
-          <w:p>
-            <w:pPr>
-              <w:spacing w:before="120" w:after="120"/>
-              <w:jc w:val="center"/>
-            </w:pPr>
-            <w:r>
-              <w:rPr>
-                <w:rFonts w:ascii="Garamond" w:hAnsi="Garamond" w:cs="Garamond" w:eastAsia="Garamond"/>
-                <w:b w:val="0"/>
-                <w:i w:val="0"/>
-                <w:color w:val="222D2A"/>
-                <w:sz w:val="52"/>
-              </w:rPr>
-              <w:t>Darren Harte</w:t>
-            </w:r>
-          </w:p>
-        </w:tc>
-        <w:tc>
-          <w:tcPr>
-            <w:tcW w:type="dxa" w:w="5811"/>
-          </w:tcPr>
-          <w:p>
-            <w:pPr>
-              <w:spacing w:before="120" w:after="120"/>
-              <w:jc w:val="center"/>
-            </w:pPr>
-            <w:r>
-              <w:rPr>
-                <w:rFonts w:ascii="Garamond" w:hAnsi="Garamond" w:cs="Garamond" w:eastAsia="Garamond"/>
-                <w:b w:val="0"/>
-                <w:i w:val="0"/>
-                <w:color w:val="222D2A"/>
-                <w:sz w:val="52"/>
-              </w:rPr>
-              <w:t>Mark Harte</w:t>
-            </w:r>
-          </w:p>
-        </w:tc>
-      </w:tr>
-      <w:tr>
-        <w:tc>
-          <w:tcPr>
-            <w:tcW w:type="dxa" w:w="5811"/>
-          </w:tcPr>
-          <w:p>
-            <w:pPr>
-              <w:spacing w:before="120" w:after="120"/>
-              <w:jc w:val="center"/>
-            </w:pPr>
-            <w:r>
-              <w:rPr>
-                <w:rFonts w:ascii="Garamond" w:hAnsi="Garamond" w:cs="Garamond" w:eastAsia="Garamond"/>
-                <w:b w:val="0"/>
-                <w:i w:val="0"/>
-                <w:color w:val="222D2A"/>
-                <w:sz w:val="52"/>
-              </w:rPr>
-              <w:t>Elliott Hyndman</w:t>
-            </w:r>
-          </w:p>
-        </w:tc>
-        <w:tc>
-          <w:tcPr>
-            <w:tcW w:type="dxa" w:w="5811"/>
-          </w:tcPr>
-          <w:p>
-            <w:pPr>
-              <w:spacing w:before="120" w:after="120"/>
-              <w:jc w:val="center"/>
-            </w:pPr>
-            <w:r>
-              <w:rPr>
-                <w:rFonts w:ascii="Garamond" w:hAnsi="Garamond" w:cs="Garamond" w:eastAsia="Garamond"/>
-                <w:b w:val="0"/>
-                <w:i w:val="0"/>
-                <w:color w:val="222D2A"/>
-                <w:sz w:val="52"/>
-              </w:rPr>
-              <w:t>Britt Hyndman</w:t>
-            </w:r>
-          </w:p>
-        </w:tc>
-      </w:tr>
-      <w:tr>
-        <w:tc>
-          <w:tcPr>
-            <w:tcW w:type="dxa" w:w="5811"/>
-          </w:tcPr>
-          <w:p>
-            <w:pPr>
-              <w:spacing w:before="120" w:after="120"/>
-              <w:jc w:val="center"/>
-            </w:pPr>
-            <w:r>
-              <w:rPr>
-                <w:rFonts w:ascii="Garamond" w:hAnsi="Garamond" w:cs="Garamond" w:eastAsia="Garamond"/>
-                <w:b w:val="0"/>
-                <w:i w:val="0"/>
-                <w:color w:val="222D2A"/>
-                <w:sz w:val="52"/>
-              </w:rPr>
-              <w:t>River</w:t>
-            </w:r>
-          </w:p>
-        </w:tc>
-        <w:tc>
-          <w:tcPr>
-            <w:tcW w:type="dxa" w:w="5811"/>
-          </w:tcPr>
-          <w:p>
-            <w:pPr>
-              <w:spacing w:before="120" w:after="120"/>
-              <w:jc w:val="center"/>
-            </w:pPr>
-            <w:r>
-              <w:rPr>
-                <w:rFonts w:ascii="Garamond" w:hAnsi="Garamond" w:cs="Garamond" w:eastAsia="Garamond"/>
-                <w:b w:val="0"/>
-                <w:i w:val="0"/>
-                <w:color w:val="222D2A"/>
-                <w:sz w:val="52"/>
-              </w:rPr>
-              <w:t>Oakley</w:t>
-            </w:r>
-          </w:p>
-        </w:tc>
-      </w:tr>
-    </w:tbl>
-    <w:p>
-      <w:pPr>
-        <w:spacing w:before="200" w:after="40"/>
-        <w:jc w:val="center"/>
-      </w:pPr>
-      <w:r>
-        <w:drawing>
-          <wp:inline xmlns:a="http://schemas.openxmlformats.org/drawingml/2006/main" xmlns:pic="http://schemas.openxmlformats.org/drawingml/2006/picture">
-            <wp:extent cx="868680" cy="868680"/>
-            <wp:docPr id="1" name="Picture 1"/>
-            <wp:cNvGraphicFramePr>
-              <a:graphicFrameLocks noChangeAspect="1"/>
-            </wp:cNvGraphicFramePr>
-            <a:graphic>
-              <a:graphicData uri="http://schemas.openxmlformats.org/drawingml/2006/picture">
-                <pic:pic>
-                  <pic:nvPicPr>
-                    <pic:cNvPr id="0" name="image.png"/>
-                    <pic:cNvPicPr/>
-                  </pic:nvPicPr>
-                  <pic:blipFill>
-                    <a:blip r:embed="rId10"/>
-                    <a:stretch>
-                      <a:fillRect/>
-                    </a:stretch>
-                  </pic:blipFill>
-                  <pic:spPr>
-                    <a:xfrm>
-                      <a:off x="0" y="0"/>
-                      <a:ext cx="868680" cy="868680"/>
-                    </a:xfrm>
-                    <a:prstGeom prst="rect"/>
-                  </pic:spPr>
-                </pic:pic>
-              </a:graphicData>
-            </a:graphic>
-          </wp:inline>
-        </w:drawing>
-      </w:r>
-    </w:p>
-    <w:p>
-      <w:pPr>
-        <w:spacing w:before="0" w:after="0"/>
-        <w:jc w:val="center"/>
-      </w:pPr>
-      <w:r>
-        <w:rPr>
-          <w:rFonts w:ascii="Garamond" w:hAnsi="Garamond" w:cs="Garamond" w:eastAsia="Garamond"/>
-          <w:b w:val="0"/>
-          <w:i/>
-          <w:color w:val="2C5D63"/>
-          <w:sz w:val="17"/>
-        </w:rPr>
-        <w:t>Scan for the order of the day</w:t>
-      </w:r>
-    </w:p>
-    <w:p>
-      <w:pPr>
-        <w:spacing w:before="0" w:after="120"/>
-        <w:jc w:val="center"/>
-      </w:pPr>
-      <w:r>
-        <w:br w:type="page"/>
-      </w:r>
       <w:r>
         <w:rPr>
           <w:rFonts w:ascii="Georgia" w:hAnsi="Georgia" w:cs="Georgia" w:eastAsia="Georgia"/>
@@ -530,545 +241,7 @@
         <w:drawing>
           <wp:inline xmlns:a="http://schemas.openxmlformats.org/drawingml/2006/main" xmlns:pic="http://schemas.openxmlformats.org/drawingml/2006/picture">
             <wp:extent cx="868680" cy="868680"/>
-            <wp:docPr id="2" name="Picture 2"/>
-            <wp:cNvGraphicFramePr>
-              <a:graphicFrameLocks noChangeAspect="1"/>
-            </wp:cNvGraphicFramePr>
-            <a:graphic>
-              <a:graphicData uri="http://schemas.openxmlformats.org/drawingml/2006/picture">
-                <pic:pic>
-                  <pic:nvPicPr>
-                    <pic:cNvPr id="0" name="image.png"/>
-                    <pic:cNvPicPr/>
-                  </pic:nvPicPr>
-                  <pic:blipFill>
-                    <a:blip r:embed="rId10"/>
-                    <a:stretch>
-                      <a:fillRect/>
-                    </a:stretch>
-                  </pic:blipFill>
-                  <pic:spPr>
-                    <a:xfrm>
-                      <a:off x="0" y="0"/>
-                      <a:ext cx="868680" cy="868680"/>
-                    </a:xfrm>
-                    <a:prstGeom prst="rect"/>
-                  </pic:spPr>
-                </pic:pic>
-              </a:graphicData>
-            </a:graphic>
-          </wp:inline>
-        </w:drawing>
-      </w:r>
-    </w:p>
-    <w:p>
-      <w:pPr>
-        <w:spacing w:before="0" w:after="0"/>
-        <w:jc w:val="center"/>
-      </w:pPr>
-      <w:r>
-        <w:rPr>
-          <w:rFonts w:ascii="Garamond" w:hAnsi="Garamond" w:cs="Garamond" w:eastAsia="Garamond"/>
-          <w:b w:val="0"/>
-          <w:i/>
-          <w:color w:val="2C5D63"/>
-          <w:sz w:val="17"/>
-        </w:rPr>
-        <w:t>Scan for the order of the day</w:t>
-      </w:r>
-    </w:p>
-    <w:p>
-      <w:pPr>
-        <w:spacing w:before="0" w:after="120"/>
-        <w:jc w:val="center"/>
-      </w:pPr>
-      <w:r>
-        <w:br w:type="page"/>
-      </w:r>
-      <w:r>
-        <w:rPr>
-          <w:rFonts w:ascii="Georgia" w:hAnsi="Georgia" w:cs="Georgia" w:eastAsia="Georgia"/>
-          <w:b w:val="0"/>
-          <w:i w:val="0"/>
-          <w:color w:val="2C5D63"/>
-          <w:sz w:val="22"/>
-          <w:spacing w:val="52"/>
-          <w:caps w:val="1"/>
-        </w:rPr>
-        <w:t>You are seated at</w:t>
-      </w:r>
-    </w:p>
-    <w:p>
-      <w:pPr>
-        <w:spacing w:before="0" w:after="200"/>
-        <w:jc w:val="center"/>
-      </w:pPr>
-      <w:r>
-        <w:rPr>
-          <w:rFonts w:ascii="Georgia" w:hAnsi="Georgia" w:cs="Georgia" w:eastAsia="Georgia"/>
-          <w:b/>
-          <w:i w:val="0"/>
-          <w:color w:val="222D2A"/>
-          <w:sz w:val="96"/>
-        </w:rPr>
-        <w:t>Elm</w:t>
-      </w:r>
-    </w:p>
-    <w:tbl>
-      <w:tblPr>
-        <w:tblW w:type="auto" w:w="0"/>
-        <w:jc w:val="center"/>
-        <w:tblLayout w:type="autofit"/>
-        <w:tblLook w:firstColumn="1" w:firstRow="1" w:lastColumn="0" w:lastRow="0" w:noHBand="0" w:noVBand="1" w:val="04A0"/>
-        <w:tblBorders>
-          <w:top w:val="none" w:sz="0" w:space="0"/>
-          <w:left w:val="none" w:sz="0" w:space="0"/>
-          <w:bottom w:val="none" w:sz="0" w:space="0"/>
-          <w:right w:val="none" w:sz="0" w:space="0"/>
-          <w:insideH w:val="none" w:sz="0" w:space="0"/>
-          <w:insideV w:val="none" w:sz="0" w:space="0"/>
-        </w:tblBorders>
-      </w:tblPr>
-      <w:tblGrid>
-        <w:gridCol w:w="5811"/>
-        <w:gridCol w:w="5811"/>
-      </w:tblGrid>
-      <w:tr>
-        <w:tc>
-          <w:tcPr>
-            <w:tcW w:type="dxa" w:w="5811"/>
-          </w:tcPr>
-          <w:p>
-            <w:pPr>
-              <w:spacing w:before="120" w:after="120"/>
-              <w:jc w:val="center"/>
-            </w:pPr>
-            <w:r>
-              <w:rPr>
-                <w:rFonts w:ascii="Garamond" w:hAnsi="Garamond" w:cs="Garamond" w:eastAsia="Garamond"/>
-                <w:b w:val="0"/>
-                <w:i w:val="0"/>
-                <w:color w:val="222D2A"/>
-                <w:sz w:val="52"/>
-              </w:rPr>
-              <w:t>Robert Blackshaw</w:t>
-            </w:r>
-          </w:p>
-        </w:tc>
-        <w:tc>
-          <w:tcPr>
-            <w:tcW w:type="dxa" w:w="5811"/>
-          </w:tcPr>
-          <w:p>
-            <w:pPr>
-              <w:spacing w:before="120" w:after="120"/>
-              <w:jc w:val="center"/>
-            </w:pPr>
-            <w:r>
-              <w:rPr>
-                <w:rFonts w:ascii="Garamond" w:hAnsi="Garamond" w:cs="Garamond" w:eastAsia="Garamond"/>
-                <w:b w:val="0"/>
-                <w:i w:val="0"/>
-                <w:color w:val="222D2A"/>
-                <w:sz w:val="52"/>
-              </w:rPr>
-              <w:t>Marie Blackshaw</w:t>
-            </w:r>
-          </w:p>
-        </w:tc>
-      </w:tr>
-      <w:tr>
-        <w:tc>
-          <w:tcPr>
-            <w:tcW w:type="dxa" w:w="5811"/>
-          </w:tcPr>
-          <w:p>
-            <w:pPr>
-              <w:spacing w:before="120" w:after="120"/>
-              <w:jc w:val="center"/>
-            </w:pPr>
-            <w:r>
-              <w:rPr>
-                <w:rFonts w:ascii="Garamond" w:hAnsi="Garamond" w:cs="Garamond" w:eastAsia="Garamond"/>
-                <w:b w:val="0"/>
-                <w:i w:val="0"/>
-                <w:color w:val="222D2A"/>
-                <w:sz w:val="52"/>
-              </w:rPr>
-              <w:t>Guy Blackshaw</w:t>
-            </w:r>
-          </w:p>
-        </w:tc>
-        <w:tc>
-          <w:tcPr>
-            <w:tcW w:type="dxa" w:w="5811"/>
-          </w:tcPr>
-          <w:p>
-            <w:pPr>
-              <w:spacing w:before="120" w:after="120"/>
-              <w:jc w:val="center"/>
-            </w:pPr>
-            <w:r>
-              <w:rPr>
-                <w:rFonts w:ascii="Garamond" w:hAnsi="Garamond" w:cs="Garamond" w:eastAsia="Garamond"/>
-                <w:b w:val="0"/>
-                <w:i w:val="0"/>
-                <w:color w:val="222D2A"/>
-                <w:sz w:val="52"/>
-              </w:rPr>
-              <w:t>Lu Blackshaw</w:t>
-            </w:r>
-          </w:p>
-        </w:tc>
-      </w:tr>
-      <w:tr>
-        <w:tc>
-          <w:tcPr>
-            <w:tcW w:type="dxa" w:w="5811"/>
-          </w:tcPr>
-          <w:p>
-            <w:pPr>
-              <w:spacing w:before="120" w:after="120"/>
-              <w:jc w:val="center"/>
-            </w:pPr>
-            <w:r>
-              <w:rPr>
-                <w:rFonts w:ascii="Garamond" w:hAnsi="Garamond" w:cs="Garamond" w:eastAsia="Garamond"/>
-                <w:b w:val="0"/>
-                <w:i w:val="0"/>
-                <w:color w:val="222D2A"/>
-                <w:sz w:val="52"/>
-              </w:rPr>
-              <w:t>Oliver</w:t>
-            </w:r>
-          </w:p>
-        </w:tc>
-        <w:tc>
-          <w:tcPr>
-            <w:tcW w:type="dxa" w:w="5811"/>
-          </w:tcPr>
-          <w:p>
-            <w:pPr>
-              <w:spacing w:before="120" w:after="120"/>
-              <w:jc w:val="center"/>
-            </w:pPr>
-            <w:r>
-              <w:rPr>
-                <w:rFonts w:ascii="Garamond" w:hAnsi="Garamond" w:cs="Garamond" w:eastAsia="Garamond"/>
-                <w:b w:val="0"/>
-                <w:i w:val="0"/>
-                <w:color w:val="222D2A"/>
-                <w:sz w:val="52"/>
-              </w:rPr>
-              <w:t>Rhys</w:t>
-            </w:r>
-          </w:p>
-        </w:tc>
-      </w:tr>
-      <w:tr>
-        <w:tc>
-          <w:tcPr>
-            <w:tcW w:type="dxa" w:w="11622"/>
-            <w:gridSpan w:val="2"/>
-          </w:tcPr>
-          <w:p>
-            <w:pPr>
-              <w:spacing w:before="120" w:after="120"/>
-              <w:jc w:val="center"/>
-            </w:pPr>
-            <w:r>
-              <w:rPr>
-                <w:rFonts w:ascii="Garamond" w:hAnsi="Garamond" w:cs="Garamond" w:eastAsia="Garamond"/>
-                <w:b w:val="0"/>
-                <w:i w:val="0"/>
-                <w:color w:val="222D2A"/>
-                <w:sz w:val="52"/>
-              </w:rPr>
-              <w:t>Henry</w:t>
-            </w:r>
-          </w:p>
-        </w:tc>
-      </w:tr>
-    </w:tbl>
-    <w:p>
-      <w:pPr>
-        <w:spacing w:before="200" w:after="40"/>
-        <w:jc w:val="center"/>
-      </w:pPr>
-      <w:r>
-        <w:drawing>
-          <wp:inline xmlns:a="http://schemas.openxmlformats.org/drawingml/2006/main" xmlns:pic="http://schemas.openxmlformats.org/drawingml/2006/picture">
-            <wp:extent cx="868680" cy="868680"/>
-            <wp:docPr id="3" name="Picture 3"/>
-            <wp:cNvGraphicFramePr>
-              <a:graphicFrameLocks noChangeAspect="1"/>
-            </wp:cNvGraphicFramePr>
-            <a:graphic>
-              <a:graphicData uri="http://schemas.openxmlformats.org/drawingml/2006/picture">
-                <pic:pic>
-                  <pic:nvPicPr>
-                    <pic:cNvPr id="0" name="image.png"/>
-                    <pic:cNvPicPr/>
-                  </pic:nvPicPr>
-                  <pic:blipFill>
-                    <a:blip r:embed="rId10"/>
-                    <a:stretch>
-                      <a:fillRect/>
-                    </a:stretch>
-                  </pic:blipFill>
-                  <pic:spPr>
-                    <a:xfrm>
-                      <a:off x="0" y="0"/>
-                      <a:ext cx="868680" cy="868680"/>
-                    </a:xfrm>
-                    <a:prstGeom prst="rect"/>
-                  </pic:spPr>
-                </pic:pic>
-              </a:graphicData>
-            </a:graphic>
-          </wp:inline>
-        </w:drawing>
-      </w:r>
-    </w:p>
-    <w:p>
-      <w:pPr>
-        <w:spacing w:before="0" w:after="0"/>
-        <w:jc w:val="center"/>
-      </w:pPr>
-      <w:r>
-        <w:rPr>
-          <w:rFonts w:ascii="Garamond" w:hAnsi="Garamond" w:cs="Garamond" w:eastAsia="Garamond"/>
-          <w:b w:val="0"/>
-          <w:i/>
-          <w:color w:val="2C5D63"/>
-          <w:sz w:val="17"/>
-        </w:rPr>
-        <w:t>Scan for the order of the day</w:t>
-      </w:r>
-    </w:p>
-    <w:p>
-      <w:pPr>
-        <w:spacing w:before="0" w:after="120"/>
-        <w:jc w:val="center"/>
-      </w:pPr>
-      <w:r>
-        <w:br w:type="page"/>
-      </w:r>
-      <w:r>
-        <w:rPr>
-          <w:rFonts w:ascii="Georgia" w:hAnsi="Georgia" w:cs="Georgia" w:eastAsia="Georgia"/>
-          <w:b w:val="0"/>
-          <w:i w:val="0"/>
-          <w:color w:val="2C5D63"/>
-          <w:sz w:val="22"/>
-          <w:spacing w:val="52"/>
-          <w:caps w:val="1"/>
-        </w:rPr>
-        <w:t>You are seated at</w:t>
-      </w:r>
-    </w:p>
-    <w:p>
-      <w:pPr>
-        <w:spacing w:before="0" w:after="200"/>
-        <w:jc w:val="center"/>
-      </w:pPr>
-      <w:r>
-        <w:rPr>
-          <w:rFonts w:ascii="Georgia" w:hAnsi="Georgia" w:cs="Georgia" w:eastAsia="Georgia"/>
-          <w:b/>
-          <w:i w:val="0"/>
-          <w:color w:val="222D2A"/>
-          <w:sz w:val="96"/>
-        </w:rPr>
-        <w:t>Holly</w:t>
-      </w:r>
-    </w:p>
-    <w:tbl>
-      <w:tblPr>
-        <w:tblW w:type="auto" w:w="0"/>
-        <w:jc w:val="center"/>
-        <w:tblLayout w:type="autofit"/>
-        <w:tblLook w:firstColumn="1" w:firstRow="1" w:lastColumn="0" w:lastRow="0" w:noHBand="0" w:noVBand="1" w:val="04A0"/>
-        <w:tblBorders>
-          <w:top w:val="none" w:sz="0" w:space="0"/>
-          <w:left w:val="none" w:sz="0" w:space="0"/>
-          <w:bottom w:val="none" w:sz="0" w:space="0"/>
-          <w:right w:val="none" w:sz="0" w:space="0"/>
-          <w:insideH w:val="none" w:sz="0" w:space="0"/>
-          <w:insideV w:val="none" w:sz="0" w:space="0"/>
-        </w:tblBorders>
-      </w:tblPr>
-      <w:tblGrid>
-        <w:gridCol w:w="5811"/>
-        <w:gridCol w:w="5811"/>
-      </w:tblGrid>
-      <w:tr>
-        <w:tc>
-          <w:tcPr>
-            <w:tcW w:type="dxa" w:w="5811"/>
-          </w:tcPr>
-          <w:p>
-            <w:pPr>
-              <w:spacing w:before="120" w:after="120"/>
-              <w:jc w:val="center"/>
-            </w:pPr>
-            <w:r>
-              <w:rPr>
-                <w:rFonts w:ascii="Garamond" w:hAnsi="Garamond" w:cs="Garamond" w:eastAsia="Garamond"/>
-                <w:b w:val="0"/>
-                <w:i w:val="0"/>
-                <w:color w:val="222D2A"/>
-                <w:sz w:val="52"/>
-              </w:rPr>
-              <w:t>Ursula Carey</w:t>
-            </w:r>
-          </w:p>
-        </w:tc>
-        <w:tc>
-          <w:tcPr>
-            <w:tcW w:type="dxa" w:w="5811"/>
-          </w:tcPr>
-          <w:p>
-            <w:pPr>
-              <w:spacing w:before="120" w:after="120"/>
-              <w:jc w:val="center"/>
-            </w:pPr>
-            <w:r>
-              <w:rPr>
-                <w:rFonts w:ascii="Garamond" w:hAnsi="Garamond" w:cs="Garamond" w:eastAsia="Garamond"/>
-                <w:b w:val="0"/>
-                <w:i w:val="0"/>
-                <w:color w:val="222D2A"/>
-                <w:sz w:val="52"/>
-              </w:rPr>
-              <w:t>Martin Carey</w:t>
-            </w:r>
-          </w:p>
-        </w:tc>
-      </w:tr>
-      <w:tr>
-        <w:tc>
-          <w:tcPr>
-            <w:tcW w:type="dxa" w:w="5811"/>
-          </w:tcPr>
-          <w:p>
-            <w:pPr>
-              <w:spacing w:before="120" w:after="120"/>
-              <w:jc w:val="center"/>
-            </w:pPr>
-            <w:r>
-              <w:rPr>
-                <w:rFonts w:ascii="Garamond" w:hAnsi="Garamond" w:cs="Garamond" w:eastAsia="Garamond"/>
-                <w:b w:val="0"/>
-                <w:i w:val="0"/>
-                <w:color w:val="222D2A"/>
-                <w:sz w:val="52"/>
-              </w:rPr>
-              <w:t>Wayne Harling</w:t>
-            </w:r>
-          </w:p>
-        </w:tc>
-        <w:tc>
-          <w:tcPr>
-            <w:tcW w:type="dxa" w:w="5811"/>
-          </w:tcPr>
-          <w:p>
-            <w:pPr>
-              <w:spacing w:before="120" w:after="120"/>
-              <w:jc w:val="center"/>
-            </w:pPr>
-            <w:r>
-              <w:rPr>
-                <w:rFonts w:ascii="Garamond" w:hAnsi="Garamond" w:cs="Garamond" w:eastAsia="Garamond"/>
-                <w:b w:val="0"/>
-                <w:i w:val="0"/>
-                <w:color w:val="222D2A"/>
-                <w:sz w:val="52"/>
-              </w:rPr>
-              <w:t>Lizzie Harling</w:t>
-            </w:r>
-          </w:p>
-        </w:tc>
-      </w:tr>
-      <w:tr>
-        <w:tc>
-          <w:tcPr>
-            <w:tcW w:type="dxa" w:w="5811"/>
-          </w:tcPr>
-          <w:p>
-            <w:pPr>
-              <w:spacing w:before="120" w:after="120"/>
-              <w:jc w:val="center"/>
-            </w:pPr>
-            <w:r>
-              <w:rPr>
-                <w:rFonts w:ascii="Garamond" w:hAnsi="Garamond" w:cs="Garamond" w:eastAsia="Garamond"/>
-                <w:b w:val="0"/>
-                <w:i w:val="0"/>
-                <w:color w:val="222D2A"/>
-                <w:sz w:val="52"/>
-              </w:rPr>
-              <w:t>Mary Harte</w:t>
-            </w:r>
-          </w:p>
-        </w:tc>
-        <w:tc>
-          <w:tcPr>
-            <w:tcW w:type="dxa" w:w="5811"/>
-          </w:tcPr>
-          <w:p>
-            <w:pPr>
-              <w:spacing w:before="120" w:after="120"/>
-              <w:jc w:val="center"/>
-            </w:pPr>
-            <w:r>
-              <w:rPr>
-                <w:rFonts w:ascii="Garamond" w:hAnsi="Garamond" w:cs="Garamond" w:eastAsia="Garamond"/>
-                <w:b w:val="0"/>
-                <w:i w:val="0"/>
-                <w:color w:val="222D2A"/>
-                <w:sz w:val="52"/>
-              </w:rPr>
-              <w:t>Donald Harte</w:t>
-            </w:r>
-          </w:p>
-        </w:tc>
-      </w:tr>
-      <w:tr>
-        <w:tc>
-          <w:tcPr>
-            <w:tcW w:type="dxa" w:w="11622"/>
-            <w:gridSpan w:val="2"/>
-          </w:tcPr>
-          <w:p>
-            <w:pPr>
-              <w:spacing w:before="120" w:after="120"/>
-              <w:jc w:val="center"/>
-            </w:pPr>
-            <w:r>
-              <w:rPr>
-                <w:rFonts w:ascii="Garamond" w:hAnsi="Garamond" w:cs="Garamond" w:eastAsia="Garamond"/>
-                <w:b w:val="0"/>
-                <w:i w:val="0"/>
-                <w:color w:val="222D2A"/>
-                <w:sz w:val="52"/>
-              </w:rPr>
-              <w:t>Dónal Harte</w:t>
-            </w:r>
-          </w:p>
-        </w:tc>
-      </w:tr>
-    </w:tbl>
-    <w:p>
-      <w:pPr>
-        <w:spacing w:before="200" w:after="40"/>
-        <w:jc w:val="center"/>
-      </w:pPr>
-      <w:r>
-        <w:drawing>
-          <wp:inline xmlns:a="http://schemas.openxmlformats.org/drawingml/2006/main" xmlns:pic="http://schemas.openxmlformats.org/drawingml/2006/picture">
-            <wp:extent cx="868680" cy="868680"/>
-            <wp:docPr id="4" name="Picture 4"/>
+            <wp:docPr id="1" name="Picture 1"/>
             <wp:cNvGraphicFramePr>
               <a:graphicFrameLocks noChangeAspect="1"/>
             </wp:cNvGraphicFramePr>
@@ -1381,521 +554,7 @@
         <w:drawing>
           <wp:inline xmlns:a="http://schemas.openxmlformats.org/drawingml/2006/main" xmlns:pic="http://schemas.openxmlformats.org/drawingml/2006/picture">
             <wp:extent cx="868680" cy="868680"/>
-            <wp:docPr id="5" name="Picture 5"/>
-            <wp:cNvGraphicFramePr>
-              <a:graphicFrameLocks noChangeAspect="1"/>
-            </wp:cNvGraphicFramePr>
-            <a:graphic>
-              <a:graphicData uri="http://schemas.openxmlformats.org/drawingml/2006/picture">
-                <pic:pic>
-                  <pic:nvPicPr>
-                    <pic:cNvPr id="0" name="image.png"/>
-                    <pic:cNvPicPr/>
-                  </pic:nvPicPr>
-                  <pic:blipFill>
-                    <a:blip r:embed="rId10"/>
-                    <a:stretch>
-                      <a:fillRect/>
-                    </a:stretch>
-                  </pic:blipFill>
-                  <pic:spPr>
-                    <a:xfrm>
-                      <a:off x="0" y="0"/>
-                      <a:ext cx="868680" cy="868680"/>
-                    </a:xfrm>
-                    <a:prstGeom prst="rect"/>
-                  </pic:spPr>
-                </pic:pic>
-              </a:graphicData>
-            </a:graphic>
-          </wp:inline>
-        </w:drawing>
-      </w:r>
-    </w:p>
-    <w:p>
-      <w:pPr>
-        <w:spacing w:before="0" w:after="0"/>
-        <w:jc w:val="center"/>
-      </w:pPr>
-      <w:r>
-        <w:rPr>
-          <w:rFonts w:ascii="Garamond" w:hAnsi="Garamond" w:cs="Garamond" w:eastAsia="Garamond"/>
-          <w:b w:val="0"/>
-          <w:i/>
-          <w:color w:val="2C5D63"/>
-          <w:sz w:val="17"/>
-        </w:rPr>
-        <w:t>Scan for the order of the day</w:t>
-      </w:r>
-    </w:p>
-    <w:p>
-      <w:pPr>
-        <w:spacing w:before="0" w:after="120"/>
-        <w:jc w:val="center"/>
-      </w:pPr>
-      <w:r>
-        <w:br w:type="page"/>
-      </w:r>
-      <w:r>
-        <w:rPr>
-          <w:rFonts w:ascii="Georgia" w:hAnsi="Georgia" w:cs="Georgia" w:eastAsia="Georgia"/>
-          <w:b w:val="0"/>
-          <w:i w:val="0"/>
-          <w:color w:val="2C5D63"/>
-          <w:sz w:val="22"/>
-          <w:spacing w:val="52"/>
-          <w:caps w:val="1"/>
-        </w:rPr>
-        <w:t>You are seated at</w:t>
-      </w:r>
-    </w:p>
-    <w:p>
-      <w:pPr>
-        <w:spacing w:before="0" w:after="200"/>
-        <w:jc w:val="center"/>
-      </w:pPr>
-      <w:r>
-        <w:rPr>
-          <w:rFonts w:ascii="Georgia" w:hAnsi="Georgia" w:cs="Georgia" w:eastAsia="Georgia"/>
-          <w:b/>
-          <w:i w:val="0"/>
-          <w:color w:val="222D2A"/>
-          <w:sz w:val="96"/>
-        </w:rPr>
-        <w:t>Maple</w:t>
-      </w:r>
-    </w:p>
-    <w:tbl>
-      <w:tblPr>
-        <w:tblW w:type="auto" w:w="0"/>
-        <w:jc w:val="center"/>
-        <w:tblLayout w:type="autofit"/>
-        <w:tblLook w:firstColumn="1" w:firstRow="1" w:lastColumn="0" w:lastRow="0" w:noHBand="0" w:noVBand="1" w:val="04A0"/>
-        <w:tblBorders>
-          <w:top w:val="none" w:sz="0" w:space="0"/>
-          <w:left w:val="none" w:sz="0" w:space="0"/>
-          <w:bottom w:val="none" w:sz="0" w:space="0"/>
-          <w:right w:val="none" w:sz="0" w:space="0"/>
-          <w:insideH w:val="none" w:sz="0" w:space="0"/>
-          <w:insideV w:val="none" w:sz="0" w:space="0"/>
-        </w:tblBorders>
-      </w:tblPr>
-      <w:tblGrid>
-        <w:gridCol w:w="5811"/>
-        <w:gridCol w:w="5811"/>
-      </w:tblGrid>
-      <w:tr>
-        <w:tc>
-          <w:tcPr>
-            <w:tcW w:type="dxa" w:w="5811"/>
-          </w:tcPr>
-          <w:p>
-            <w:pPr>
-              <w:spacing w:before="120" w:after="120"/>
-              <w:jc w:val="center"/>
-            </w:pPr>
-            <w:r>
-              <w:rPr>
-                <w:rFonts w:ascii="Garamond" w:hAnsi="Garamond" w:cs="Garamond" w:eastAsia="Garamond"/>
-                <w:b w:val="0"/>
-                <w:i w:val="0"/>
-                <w:color w:val="222D2A"/>
-                <w:sz w:val="52"/>
-              </w:rPr>
-              <w:t>Vicky Blackshaw</w:t>
-            </w:r>
-          </w:p>
-        </w:tc>
-        <w:tc>
-          <w:tcPr>
-            <w:tcW w:type="dxa" w:w="5811"/>
-          </w:tcPr>
-          <w:p>
-            <w:pPr>
-              <w:spacing w:before="120" w:after="120"/>
-              <w:jc w:val="center"/>
-            </w:pPr>
-            <w:r>
-              <w:rPr>
-                <w:rFonts w:ascii="Garamond" w:hAnsi="Garamond" w:cs="Garamond" w:eastAsia="Garamond"/>
-                <w:b w:val="0"/>
-                <w:i w:val="0"/>
-                <w:color w:val="222D2A"/>
-                <w:sz w:val="52"/>
-              </w:rPr>
-              <w:t>Jon Abbotts</w:t>
-            </w:r>
-          </w:p>
-        </w:tc>
-      </w:tr>
-      <w:tr>
-        <w:tc>
-          <w:tcPr>
-            <w:tcW w:type="dxa" w:w="5811"/>
-          </w:tcPr>
-          <w:p>
-            <w:pPr>
-              <w:spacing w:before="120" w:after="120"/>
-              <w:jc w:val="center"/>
-            </w:pPr>
-            <w:r>
-              <w:rPr>
-                <w:rFonts w:ascii="Garamond" w:hAnsi="Garamond" w:cs="Garamond" w:eastAsia="Garamond"/>
-                <w:b w:val="0"/>
-                <w:i w:val="0"/>
-                <w:color w:val="222D2A"/>
-                <w:sz w:val="52"/>
-              </w:rPr>
-              <w:t>Jill Byrne</w:t>
-            </w:r>
-          </w:p>
-        </w:tc>
-        <w:tc>
-          <w:tcPr>
-            <w:tcW w:type="dxa" w:w="5811"/>
-          </w:tcPr>
-          <w:p>
-            <w:pPr>
-              <w:spacing w:before="120" w:after="120"/>
-              <w:jc w:val="center"/>
-            </w:pPr>
-            <w:r>
-              <w:rPr>
-                <w:rFonts w:ascii="Garamond" w:hAnsi="Garamond" w:cs="Garamond" w:eastAsia="Garamond"/>
-                <w:b w:val="0"/>
-                <w:i w:val="0"/>
-                <w:color w:val="222D2A"/>
-                <w:sz w:val="52"/>
-              </w:rPr>
-              <w:t>Bob Parkinson</w:t>
-            </w:r>
-          </w:p>
-        </w:tc>
-      </w:tr>
-      <w:tr>
-        <w:tc>
-          <w:tcPr>
-            <w:tcW w:type="dxa" w:w="5811"/>
-          </w:tcPr>
-          <w:p>
-            <w:pPr>
-              <w:spacing w:before="120" w:after="120"/>
-              <w:jc w:val="center"/>
-            </w:pPr>
-            <w:r>
-              <w:rPr>
-                <w:rFonts w:ascii="Garamond" w:hAnsi="Garamond" w:cs="Garamond" w:eastAsia="Garamond"/>
-                <w:b w:val="0"/>
-                <w:i w:val="0"/>
-                <w:color w:val="222D2A"/>
-                <w:sz w:val="52"/>
-              </w:rPr>
-              <w:t>Diane George</w:t>
-            </w:r>
-          </w:p>
-        </w:tc>
-        <w:tc>
-          <w:tcPr>
-            <w:tcW w:type="dxa" w:w="5811"/>
-          </w:tcPr>
-          <w:p>
-            <w:pPr>
-              <w:spacing w:before="120" w:after="120"/>
-              <w:jc w:val="center"/>
-            </w:pPr>
-            <w:r>
-              <w:rPr>
-                <w:rFonts w:ascii="Garamond" w:hAnsi="Garamond" w:cs="Garamond" w:eastAsia="Garamond"/>
-                <w:b w:val="0"/>
-                <w:i w:val="0"/>
-                <w:color w:val="222D2A"/>
-                <w:sz w:val="52"/>
-              </w:rPr>
-              <w:t>Matthew George</w:t>
-            </w:r>
-          </w:p>
-        </w:tc>
-      </w:tr>
-      <w:tr>
-        <w:tc>
-          <w:tcPr>
-            <w:tcW w:type="dxa" w:w="11622"/>
-            <w:gridSpan w:val="2"/>
-          </w:tcPr>
-          <w:p>
-            <w:pPr>
-              <w:spacing w:before="120" w:after="120"/>
-              <w:jc w:val="center"/>
-            </w:pPr>
-            <w:r>
-              <w:rPr>
-                <w:rFonts w:ascii="Garamond" w:hAnsi="Garamond" w:cs="Garamond" w:eastAsia="Garamond"/>
-                <w:b w:val="0"/>
-                <w:i w:val="0"/>
-                <w:color w:val="222D2A"/>
-                <w:sz w:val="52"/>
-              </w:rPr>
-              <w:t>Graham Wright</w:t>
-            </w:r>
-          </w:p>
-        </w:tc>
-      </w:tr>
-    </w:tbl>
-    <w:p>
-      <w:pPr>
-        <w:spacing w:before="200" w:after="40"/>
-        <w:jc w:val="center"/>
-      </w:pPr>
-      <w:r>
-        <w:drawing>
-          <wp:inline xmlns:a="http://schemas.openxmlformats.org/drawingml/2006/main" xmlns:pic="http://schemas.openxmlformats.org/drawingml/2006/picture">
-            <wp:extent cx="868680" cy="868680"/>
-            <wp:docPr id="6" name="Picture 6"/>
-            <wp:cNvGraphicFramePr>
-              <a:graphicFrameLocks noChangeAspect="1"/>
-            </wp:cNvGraphicFramePr>
-            <a:graphic>
-              <a:graphicData uri="http://schemas.openxmlformats.org/drawingml/2006/picture">
-                <pic:pic>
-                  <pic:nvPicPr>
-                    <pic:cNvPr id="0" name="image.png"/>
-                    <pic:cNvPicPr/>
-                  </pic:nvPicPr>
-                  <pic:blipFill>
-                    <a:blip r:embed="rId10"/>
-                    <a:stretch>
-                      <a:fillRect/>
-                    </a:stretch>
-                  </pic:blipFill>
-                  <pic:spPr>
-                    <a:xfrm>
-                      <a:off x="0" y="0"/>
-                      <a:ext cx="868680" cy="868680"/>
-                    </a:xfrm>
-                    <a:prstGeom prst="rect"/>
-                  </pic:spPr>
-                </pic:pic>
-              </a:graphicData>
-            </a:graphic>
-          </wp:inline>
-        </w:drawing>
-      </w:r>
-    </w:p>
-    <w:p>
-      <w:pPr>
-        <w:spacing w:before="0" w:after="0"/>
-        <w:jc w:val="center"/>
-      </w:pPr>
-      <w:r>
-        <w:rPr>
-          <w:rFonts w:ascii="Garamond" w:hAnsi="Garamond" w:cs="Garamond" w:eastAsia="Garamond"/>
-          <w:b w:val="0"/>
-          <w:i/>
-          <w:color w:val="2C5D63"/>
-          <w:sz w:val="17"/>
-        </w:rPr>
-        <w:t>Scan for the order of the day</w:t>
-      </w:r>
-    </w:p>
-    <w:p>
-      <w:pPr>
-        <w:spacing w:before="0" w:after="120"/>
-        <w:jc w:val="center"/>
-      </w:pPr>
-      <w:r>
-        <w:br w:type="page"/>
-      </w:r>
-      <w:r>
-        <w:rPr>
-          <w:rFonts w:ascii="Georgia" w:hAnsi="Georgia" w:cs="Georgia" w:eastAsia="Georgia"/>
-          <w:b w:val="0"/>
-          <w:i w:val="0"/>
-          <w:color w:val="2C5D63"/>
-          <w:sz w:val="22"/>
-          <w:spacing w:val="52"/>
-          <w:caps w:val="1"/>
-        </w:rPr>
-        <w:t>You are seated at</w:t>
-      </w:r>
-    </w:p>
-    <w:p>
-      <w:pPr>
-        <w:spacing w:before="0" w:after="200"/>
-        <w:jc w:val="center"/>
-      </w:pPr>
-      <w:r>
-        <w:rPr>
-          <w:rFonts w:ascii="Georgia" w:hAnsi="Georgia" w:cs="Georgia" w:eastAsia="Georgia"/>
-          <w:b/>
-          <w:i w:val="0"/>
-          <w:color w:val="222D2A"/>
-          <w:sz w:val="96"/>
-        </w:rPr>
-        <w:t>Oak</w:t>
-      </w:r>
-    </w:p>
-    <w:tbl>
-      <w:tblPr>
-        <w:tblW w:type="auto" w:w="0"/>
-        <w:jc w:val="center"/>
-        <w:tblLayout w:type="autofit"/>
-        <w:tblLook w:firstColumn="1" w:firstRow="1" w:lastColumn="0" w:lastRow="0" w:noHBand="0" w:noVBand="1" w:val="04A0"/>
-        <w:tblBorders>
-          <w:top w:val="none" w:sz="0" w:space="0"/>
-          <w:left w:val="none" w:sz="0" w:space="0"/>
-          <w:bottom w:val="none" w:sz="0" w:space="0"/>
-          <w:right w:val="none" w:sz="0" w:space="0"/>
-          <w:insideH w:val="none" w:sz="0" w:space="0"/>
-          <w:insideV w:val="none" w:sz="0" w:space="0"/>
-        </w:tblBorders>
-      </w:tblPr>
-      <w:tblGrid>
-        <w:gridCol w:w="5811"/>
-        <w:gridCol w:w="5811"/>
-      </w:tblGrid>
-      <w:tr>
-        <w:tc>
-          <w:tcPr>
-            <w:tcW w:type="dxa" w:w="5811"/>
-          </w:tcPr>
-          <w:p>
-            <w:pPr>
-              <w:spacing w:before="120" w:after="120"/>
-              <w:jc w:val="center"/>
-            </w:pPr>
-            <w:r>
-              <w:rPr>
-                <w:rFonts w:ascii="Garamond" w:hAnsi="Garamond" w:cs="Garamond" w:eastAsia="Garamond"/>
-                <w:b w:val="0"/>
-                <w:i w:val="0"/>
-                <w:color w:val="222D2A"/>
-                <w:sz w:val="52"/>
-              </w:rPr>
-              <w:t>Emma Harte</w:t>
-            </w:r>
-          </w:p>
-        </w:tc>
-        <w:tc>
-          <w:tcPr>
-            <w:tcW w:type="dxa" w:w="5811"/>
-          </w:tcPr>
-          <w:p>
-            <w:pPr>
-              <w:spacing w:before="120" w:after="120"/>
-              <w:jc w:val="center"/>
-            </w:pPr>
-            <w:r>
-              <w:rPr>
-                <w:rFonts w:ascii="Garamond" w:hAnsi="Garamond" w:cs="Garamond" w:eastAsia="Garamond"/>
-                <w:b w:val="0"/>
-                <w:i w:val="0"/>
-                <w:color w:val="222D2A"/>
-                <w:sz w:val="52"/>
-              </w:rPr>
-              <w:t>Ben Maguire</w:t>
-            </w:r>
-          </w:p>
-        </w:tc>
-      </w:tr>
-      <w:tr>
-        <w:tc>
-          <w:tcPr>
-            <w:tcW w:type="dxa" w:w="5811"/>
-          </w:tcPr>
-          <w:p>
-            <w:pPr>
-              <w:spacing w:before="120" w:after="120"/>
-              <w:jc w:val="center"/>
-            </w:pPr>
-            <w:r>
-              <w:rPr>
-                <w:rFonts w:ascii="Garamond" w:hAnsi="Garamond" w:cs="Garamond" w:eastAsia="Garamond"/>
-                <w:b w:val="0"/>
-                <w:i w:val="0"/>
-                <w:color w:val="222D2A"/>
-                <w:sz w:val="52"/>
-              </w:rPr>
-              <w:t>Jerome</w:t>
-            </w:r>
-          </w:p>
-        </w:tc>
-        <w:tc>
-          <w:tcPr>
-            <w:tcW w:type="dxa" w:w="5811"/>
-          </w:tcPr>
-          <w:p>
-            <w:pPr>
-              <w:spacing w:before="120" w:after="120"/>
-              <w:jc w:val="center"/>
-            </w:pPr>
-            <w:r>
-              <w:rPr>
-                <w:rFonts w:ascii="Garamond" w:hAnsi="Garamond" w:cs="Garamond" w:eastAsia="Garamond"/>
-                <w:b w:val="0"/>
-                <w:i w:val="0"/>
-                <w:color w:val="222D2A"/>
-                <w:sz w:val="52"/>
-              </w:rPr>
-              <w:t>Ruby</w:t>
-            </w:r>
-          </w:p>
-        </w:tc>
-      </w:tr>
-      <w:tr>
-        <w:tc>
-          <w:tcPr>
-            <w:tcW w:type="dxa" w:w="5811"/>
-          </w:tcPr>
-          <w:p>
-            <w:pPr>
-              <w:spacing w:before="120" w:after="120"/>
-              <w:jc w:val="center"/>
-            </w:pPr>
-            <w:r>
-              <w:rPr>
-                <w:rFonts w:ascii="Garamond" w:hAnsi="Garamond" w:cs="Garamond" w:eastAsia="Garamond"/>
-                <w:b w:val="0"/>
-                <w:i w:val="0"/>
-                <w:color w:val="222D2A"/>
-                <w:sz w:val="52"/>
-              </w:rPr>
-              <w:t>Raya Harte</w:t>
-            </w:r>
-          </w:p>
-        </w:tc>
-        <w:tc>
-          <w:tcPr>
-            <w:tcW w:type="dxa" w:w="5811"/>
-          </w:tcPr>
-          <w:p>
-            <w:pPr>
-              <w:spacing w:before="120" w:after="120"/>
-              <w:jc w:val="center"/>
-            </w:pPr>
-            <w:r>
-              <w:rPr>
-                <w:rFonts w:ascii="Garamond" w:hAnsi="Garamond" w:cs="Garamond" w:eastAsia="Garamond"/>
-                <w:b w:val="0"/>
-                <w:i w:val="0"/>
-                <w:color w:val="222D2A"/>
-                <w:sz w:val="52"/>
-              </w:rPr>
-              <w:t>Archie Burt</w:t>
-            </w:r>
-          </w:p>
-        </w:tc>
-      </w:tr>
-    </w:tbl>
-    <w:p>
-      <w:pPr>
-        <w:spacing w:before="200" w:after="40"/>
-        <w:jc w:val="center"/>
-      </w:pPr>
-      <w:r>
-        <w:drawing>
-          <wp:inline xmlns:a="http://schemas.openxmlformats.org/drawingml/2006/main" xmlns:pic="http://schemas.openxmlformats.org/drawingml/2006/picture">
-            <wp:extent cx="868680" cy="868680"/>
-            <wp:docPr id="7" name="Picture 7"/>
+            <wp:docPr id="2" name="Picture 2"/>
             <wp:cNvGraphicFramePr>
               <a:graphicFrameLocks noChangeAspect="1"/>
             </wp:cNvGraphicFramePr>
@@ -2208,276 +867,7 @@
         <w:drawing>
           <wp:inline xmlns:a="http://schemas.openxmlformats.org/drawingml/2006/main" xmlns:pic="http://schemas.openxmlformats.org/drawingml/2006/picture">
             <wp:extent cx="868680" cy="868680"/>
-            <wp:docPr id="8" name="Picture 8"/>
-            <wp:cNvGraphicFramePr>
-              <a:graphicFrameLocks noChangeAspect="1"/>
-            </wp:cNvGraphicFramePr>
-            <a:graphic>
-              <a:graphicData uri="http://schemas.openxmlformats.org/drawingml/2006/picture">
-                <pic:pic>
-                  <pic:nvPicPr>
-                    <pic:cNvPr id="0" name="image.png"/>
-                    <pic:cNvPicPr/>
-                  </pic:nvPicPr>
-                  <pic:blipFill>
-                    <a:blip r:embed="rId10"/>
-                    <a:stretch>
-                      <a:fillRect/>
-                    </a:stretch>
-                  </pic:blipFill>
-                  <pic:spPr>
-                    <a:xfrm>
-                      <a:off x="0" y="0"/>
-                      <a:ext cx="868680" cy="868680"/>
-                    </a:xfrm>
-                    <a:prstGeom prst="rect"/>
-                  </pic:spPr>
-                </pic:pic>
-              </a:graphicData>
-            </a:graphic>
-          </wp:inline>
-        </w:drawing>
-      </w:r>
-    </w:p>
-    <w:p>
-      <w:pPr>
-        <w:spacing w:before="0" w:after="0"/>
-        <w:jc w:val="center"/>
-      </w:pPr>
-      <w:r>
-        <w:rPr>
-          <w:rFonts w:ascii="Garamond" w:hAnsi="Garamond" w:cs="Garamond" w:eastAsia="Garamond"/>
-          <w:b w:val="0"/>
-          <w:i/>
-          <w:color w:val="2C5D63"/>
-          <w:sz w:val="17"/>
-        </w:rPr>
-        <w:t>Scan for the order of the day</w:t>
-      </w:r>
-    </w:p>
-    <w:p>
-      <w:pPr>
-        <w:spacing w:before="0" w:after="120"/>
-        <w:jc w:val="center"/>
-      </w:pPr>
-      <w:r>
-        <w:br w:type="page"/>
-      </w:r>
-      <w:r>
-        <w:rPr>
-          <w:rFonts w:ascii="Georgia" w:hAnsi="Georgia" w:cs="Georgia" w:eastAsia="Georgia"/>
-          <w:b w:val="0"/>
-          <w:i w:val="0"/>
-          <w:color w:val="2C5D63"/>
-          <w:sz w:val="22"/>
-          <w:spacing w:val="52"/>
-          <w:caps w:val="1"/>
-        </w:rPr>
-        <w:t>You are seated at</w:t>
-      </w:r>
-    </w:p>
-    <w:p>
-      <w:pPr>
-        <w:spacing w:before="0" w:after="200"/>
-        <w:jc w:val="center"/>
-      </w:pPr>
-      <w:r>
-        <w:rPr>
-          <w:rFonts w:ascii="Georgia" w:hAnsi="Georgia" w:cs="Georgia" w:eastAsia="Georgia"/>
-          <w:b/>
-          <w:i w:val="0"/>
-          <w:color w:val="222D2A"/>
-          <w:sz w:val="96"/>
-        </w:rPr>
-        <w:t>Willow</w:t>
-      </w:r>
-    </w:p>
-    <w:tbl>
-      <w:tblPr>
-        <w:tblW w:type="auto" w:w="0"/>
-        <w:jc w:val="center"/>
-        <w:tblLayout w:type="autofit"/>
-        <w:tblLook w:firstColumn="1" w:firstRow="1" w:lastColumn="0" w:lastRow="0" w:noHBand="0" w:noVBand="1" w:val="04A0"/>
-        <w:tblBorders>
-          <w:top w:val="none" w:sz="0" w:space="0"/>
-          <w:left w:val="none" w:sz="0" w:space="0"/>
-          <w:bottom w:val="none" w:sz="0" w:space="0"/>
-          <w:right w:val="none" w:sz="0" w:space="0"/>
-          <w:insideH w:val="none" w:sz="0" w:space="0"/>
-          <w:insideV w:val="none" w:sz="0" w:space="0"/>
-        </w:tblBorders>
-      </w:tblPr>
-      <w:tblGrid>
-        <w:gridCol w:w="5811"/>
-        <w:gridCol w:w="5811"/>
-      </w:tblGrid>
-      <w:tr>
-        <w:tc>
-          <w:tcPr>
-            <w:tcW w:type="dxa" w:w="5811"/>
-          </w:tcPr>
-          <w:p>
-            <w:pPr>
-              <w:spacing w:before="120" w:after="120"/>
-              <w:jc w:val="center"/>
-            </w:pPr>
-            <w:r>
-              <w:rPr>
-                <w:rFonts w:ascii="Garamond" w:hAnsi="Garamond" w:cs="Garamond" w:eastAsia="Garamond"/>
-                <w:b w:val="0"/>
-                <w:i w:val="0"/>
-                <w:color w:val="222D2A"/>
-                <w:sz w:val="52"/>
-              </w:rPr>
-              <w:t>Kristina Rowe</w:t>
-            </w:r>
-          </w:p>
-        </w:tc>
-        <w:tc>
-          <w:tcPr>
-            <w:tcW w:type="dxa" w:w="5811"/>
-          </w:tcPr>
-          <w:p>
-            <w:pPr>
-              <w:spacing w:before="120" w:after="120"/>
-              <w:jc w:val="center"/>
-            </w:pPr>
-            <w:r>
-              <w:rPr>
-                <w:rFonts w:ascii="Garamond" w:hAnsi="Garamond" w:cs="Garamond" w:eastAsia="Garamond"/>
-                <w:b w:val="0"/>
-                <w:i w:val="0"/>
-                <w:color w:val="222D2A"/>
-                <w:sz w:val="52"/>
-              </w:rPr>
-              <w:t>Daniel English</w:t>
-            </w:r>
-          </w:p>
-        </w:tc>
-      </w:tr>
-      <w:tr>
-        <w:tc>
-          <w:tcPr>
-            <w:tcW w:type="dxa" w:w="5811"/>
-          </w:tcPr>
-          <w:p>
-            <w:pPr>
-              <w:spacing w:before="120" w:after="120"/>
-              <w:jc w:val="center"/>
-            </w:pPr>
-            <w:r>
-              <w:rPr>
-                <w:rFonts w:ascii="Garamond" w:hAnsi="Garamond" w:cs="Garamond" w:eastAsia="Garamond"/>
-                <w:b w:val="0"/>
-                <w:i w:val="0"/>
-                <w:color w:val="222D2A"/>
-                <w:sz w:val="52"/>
-              </w:rPr>
-              <w:t>Jan Nicholson</w:t>
-            </w:r>
-          </w:p>
-        </w:tc>
-        <w:tc>
-          <w:tcPr>
-            <w:tcW w:type="dxa" w:w="5811"/>
-          </w:tcPr>
-          <w:p>
-            <w:pPr>
-              <w:spacing w:before="120" w:after="120"/>
-              <w:jc w:val="center"/>
-            </w:pPr>
-            <w:r>
-              <w:rPr>
-                <w:rFonts w:ascii="Garamond" w:hAnsi="Garamond" w:cs="Garamond" w:eastAsia="Garamond"/>
-                <w:b w:val="0"/>
-                <w:i w:val="0"/>
-                <w:color w:val="222D2A"/>
-                <w:sz w:val="52"/>
-              </w:rPr>
-              <w:t>Olivia</w:t>
-            </w:r>
-          </w:p>
-        </w:tc>
-      </w:tr>
-      <w:tr>
-        <w:tc>
-          <w:tcPr>
-            <w:tcW w:type="dxa" w:w="5811"/>
-          </w:tcPr>
-          <w:p>
-            <w:pPr>
-              <w:spacing w:before="120" w:after="120"/>
-              <w:jc w:val="center"/>
-            </w:pPr>
-            <w:r>
-              <w:rPr>
-                <w:rFonts w:ascii="Garamond" w:hAnsi="Garamond" w:cs="Garamond" w:eastAsia="Garamond"/>
-                <w:b w:val="0"/>
-                <w:i w:val="0"/>
-                <w:color w:val="222D2A"/>
-                <w:sz w:val="52"/>
-              </w:rPr>
-              <w:t>Charlotte</w:t>
-            </w:r>
-          </w:p>
-        </w:tc>
-        <w:tc>
-          <w:tcPr>
-            <w:tcW w:type="dxa" w:w="5811"/>
-          </w:tcPr>
-          <w:p>
-            <w:pPr>
-              <w:spacing w:before="120" w:after="120"/>
-              <w:jc w:val="center"/>
-            </w:pPr>
-            <w:r>
-              <w:rPr>
-                <w:rFonts w:ascii="Garamond" w:hAnsi="Garamond" w:cs="Garamond" w:eastAsia="Garamond"/>
-                <w:b w:val="0"/>
-                <w:i w:val="0"/>
-                <w:color w:val="222D2A"/>
-                <w:sz w:val="52"/>
-              </w:rPr>
-              <w:t>Claire Gould</w:t>
-            </w:r>
-          </w:p>
-        </w:tc>
-      </w:tr>
-      <w:tr>
-        <w:tc>
-          <w:tcPr>
-            <w:tcW w:type="dxa" w:w="11622"/>
-            <w:gridSpan w:val="2"/>
-          </w:tcPr>
-          <w:p>
-            <w:pPr>
-              <w:spacing w:before="120" w:after="120"/>
-              <w:jc w:val="center"/>
-            </w:pPr>
-            <w:r>
-              <w:rPr>
-                <w:rFonts w:ascii="Garamond" w:hAnsi="Garamond" w:cs="Garamond" w:eastAsia="Garamond"/>
-                <w:b w:val="0"/>
-                <w:i w:val="0"/>
-                <w:color w:val="222D2A"/>
-                <w:sz w:val="52"/>
-              </w:rPr>
-              <w:t>Hannah Girvan</w:t>
-            </w:r>
-          </w:p>
-        </w:tc>
-      </w:tr>
-    </w:tbl>
-    <w:p>
-      <w:pPr>
-        <w:spacing w:before="200" w:after="40"/>
-        <w:jc w:val="center"/>
-      </w:pPr>
-      <w:r>
-        <w:drawing>
-          <wp:inline xmlns:a="http://schemas.openxmlformats.org/drawingml/2006/main" xmlns:pic="http://schemas.openxmlformats.org/drawingml/2006/picture">
-            <wp:extent cx="868680" cy="868680"/>
-            <wp:docPr id="9" name="Picture 9"/>
+            <wp:docPr id="3" name="Picture 3"/>
             <wp:cNvGraphicFramePr>
               <a:graphicFrameLocks noChangeAspect="1"/>
             </wp:cNvGraphicFramePr>
